--- a/Help/RichTextEditor.docx
+++ b/Help/RichTextEditor.docx
@@ -1,6 +1,6 @@
 
 <file path=word/document.xml><?xml version="1.0" encoding="utf-8"?>
-<w:document xmlns:wpc="http://schemas.microsoft.com/office/word/2010/wordprocessingCanvas" xmlns:cx="http://schemas.microsoft.com/office/drawing/2014/chartex" xmlns:cx1="http://schemas.microsoft.com/office/drawing/2015/9/8/chartex" xmlns:cx2="http://schemas.microsoft.com/office/drawing/2015/10/21/chartex" xmlns:cx3="http://schemas.microsoft.com/office/drawing/2016/5/9/chartex" xmlns:cx4="http://schemas.microsoft.com/office/drawing/2016/5/10/chartex" xmlns:cx5="http://schemas.microsoft.com/office/drawing/2016/5/11/chartex" xmlns:cx6="http://schemas.microsoft.com/office/drawing/2016/5/12/chartex" xmlns:cx7="http://schemas.microsoft.com/office/drawing/2016/5/13/chartex" xmlns:cx8="http://schemas.microsoft.com/office/drawing/2016/5/14/chartex" xmlns:mc="http://schemas.openxmlformats.org/markup-compatibility/2006" xmlns:aink="http://schemas.microsoft.com/office/drawing/2016/ink" xmlns:am3d="http://schemas.microsoft.com/office/drawing/2017/model3d" xmlns:o="urn:schemas-microsoft-com:office:office" xmlns:oel="http://schemas.microsoft.com/office/2019/extlst" xmlns:r="http://schemas.openxmlformats.org/officeDocument/2006/relationships" xmlns:m="http://schemas.openxmlformats.org/officeDocument/2006/math" xmlns:v="urn:schemas-microsoft-com:vml" xmlns:wp14="http://schemas.microsoft.com/office/word/2010/wordprocessingDrawing" xmlns:wp="http://schemas.openxmlformats.org/drawingml/2006/wordprocessingDrawing" xmlns:w10="urn:schemas-microsoft-com:office:word" xmlns:w="http://schemas.openxmlformats.org/wordprocessingml/2006/main" xmlns:w14="http://schemas.microsoft.com/office/word/2010/wordml" xmlns:w15="http://schemas.microsoft.com/office/word/2012/wordml" xmlns:w16cex="http://schemas.microsoft.com/office/word/2018/wordml/cex" xmlns:w16cid="http://schemas.microsoft.com/office/word/2016/wordml/cid" xmlns:w16="http://schemas.microsoft.com/office/word/2018/wordml" xmlns:w16sdtdh="http://schemas.microsoft.com/office/word/2020/wordml/sdtdatahash" xmlns:w16se="http://schemas.microsoft.com/office/word/2015/wordml/symex" xmlns:wpg="http://schemas.microsoft.com/office/word/2010/wordprocessingGroup" xmlns:wpi="http://schemas.microsoft.com/office/word/2010/wordprocessingInk" xmlns:wne="http://schemas.microsoft.com/office/word/2006/wordml" xmlns:wps="http://schemas.microsoft.com/office/word/2010/wordprocessingShape" mc:Ignorable="w14 w15 w16se w16cid w16 w16cex w16sdtdh wp14">
+<w:document xmlns:wpc="http://schemas.microsoft.com/office/word/2010/wordprocessingCanvas" xmlns:cx="http://schemas.microsoft.com/office/drawing/2014/chartex" xmlns:cx1="http://schemas.microsoft.com/office/drawing/2015/9/8/chartex" xmlns:cx2="http://schemas.microsoft.com/office/drawing/2015/10/21/chartex" xmlns:cx3="http://schemas.microsoft.com/office/drawing/2016/5/9/chartex" xmlns:cx4="http://schemas.microsoft.com/office/drawing/2016/5/10/chartex" xmlns:cx5="http://schemas.microsoft.com/office/drawing/2016/5/11/chartex" xmlns:cx6="http://schemas.microsoft.com/office/drawing/2016/5/12/chartex" xmlns:cx7="http://schemas.microsoft.com/office/drawing/2016/5/13/chartex" xmlns:cx8="http://schemas.microsoft.com/office/drawing/2016/5/14/chartex" xmlns:mc="http://schemas.openxmlformats.org/markup-compatibility/2006" xmlns:aink="http://schemas.microsoft.com/office/drawing/2016/ink" xmlns:am3d="http://schemas.microsoft.com/office/drawing/2017/model3d" xmlns:o="urn:schemas-microsoft-com:office:office" xmlns:oel="http://schemas.microsoft.com/office/2019/extlst" xmlns:r="http://schemas.openxmlformats.org/officeDocument/2006/relationships" xmlns:m="http://schemas.openxmlformats.org/officeDocument/2006/math" xmlns:v="urn:schemas-microsoft-com:vml" xmlns:wp14="http://schemas.microsoft.com/office/word/2010/wordprocessingDrawing" xmlns:wp="http://schemas.openxmlformats.org/drawingml/2006/wordprocessingDrawing" xmlns:w10="urn:schemas-microsoft-com:office:word" xmlns:w="http://schemas.openxmlformats.org/wordprocessingml/2006/main" xmlns:w14="http://schemas.microsoft.com/office/word/2010/wordml" xmlns:w15="http://schemas.microsoft.com/office/word/2012/wordml" xmlns:w16cex="http://schemas.microsoft.com/office/word/2018/wordml/cex" xmlns:w16cid="http://schemas.microsoft.com/office/word/2016/wordml/cid" xmlns:w16="http://schemas.microsoft.com/office/word/2018/wordml" xmlns:w16du="http://schemas.microsoft.com/office/word/2023/wordml/word16du" xmlns:w16sdtdh="http://schemas.microsoft.com/office/word/2020/wordml/sdtdatahash" xmlns:w16sdtfl="http://schemas.microsoft.com/office/word/2024/wordml/sdtformatlock" xmlns:w16se="http://schemas.microsoft.com/office/word/2015/wordml/symex" xmlns:wpg="http://schemas.microsoft.com/office/word/2010/wordprocessingGroup" xmlns:wpi="http://schemas.microsoft.com/office/word/2010/wordprocessingInk" xmlns:wne="http://schemas.microsoft.com/office/word/2006/wordml" xmlns:wps="http://schemas.microsoft.com/office/word/2010/wordprocessingShape" mc:Ignorable="w14 w15 w16se w16cid w16 w16cex w16sdtdh w16sdtfl w16du wp14">
   <w:body>
     <w:p>
       <w:pPr>
@@ -11,8 +11,10 @@
           <w:sz w:val="56"/>
           <w:szCs w:val="56"/>
           <w:u w:color="000000"/>
-        </w:rPr>
-      </w:pPr>
+          <w:lang w:val="en-US"/>
+        </w:rPr>
+      </w:pPr>
+      <w:proofErr w:type="spellStart"/>
       <w:r>
         <w:rPr>
           <w:rFonts w:ascii="Calibri Light" w:hAnsi="Calibri Light"/>
@@ -20,9 +22,11 @@
           <w:sz w:val="56"/>
           <w:szCs w:val="56"/>
           <w:u w:color="000000"/>
+          <w:lang w:val="en-US"/>
         </w:rPr>
         <w:t>RichTextEditor</w:t>
       </w:r>
+      <w:proofErr w:type="spellEnd"/>
     </w:p>
     <w:p>
       <w:pPr>
@@ -263,6 +267,7 @@
         <w:rPr>
           <w:rFonts w:ascii="Calibri Light" w:eastAsia="Calibri Light" w:hAnsi="Calibri Light" w:cs="Calibri Light"/>
           <w:u w:color="000000"/>
+          <w:lang w:val="en-US"/>
         </w:rPr>
       </w:pPr>
       <w:r>
@@ -320,6 +325,7 @@
           <w:sz w:val="16"/>
           <w:szCs w:val="16"/>
           <w:u w:color="000000"/>
+          <w:lang w:val="en-US"/>
         </w:rPr>
       </w:pPr>
       <w:proofErr w:type="gramStart"/>
@@ -344,8 +350,35 @@
           <w:sz w:val="16"/>
           <w:szCs w:val="16"/>
           <w:u w:color="000000"/>
-        </w:rPr>
-        <w:t> cWebRichTextEditor--&gt;</w:t>
+          <w:lang w:val="en-US"/>
+        </w:rPr>
+        <w:t> </w:t>
+      </w:r>
+      <w:proofErr w:type="spellStart"/>
+      <w:r>
+        <w:rPr>
+          <w:rFonts w:ascii="Consolas" w:eastAsia="Consolas" w:hAnsi="Consolas" w:cs="Consolas"/>
+          <w:b/>
+          <w:bCs/>
+          <w:sz w:val="16"/>
+          <w:szCs w:val="16"/>
+          <w:u w:color="000000"/>
+          <w:lang w:val="en-US"/>
+        </w:rPr>
+        <w:t>cWebRichTextEditor</w:t>
+      </w:r>
+      <w:proofErr w:type="spellEnd"/>
+      <w:r>
+        <w:rPr>
+          <w:rFonts w:ascii="Consolas" w:eastAsia="Consolas" w:hAnsi="Consolas" w:cs="Consolas"/>
+          <w:b/>
+          <w:bCs/>
+          <w:sz w:val="16"/>
+          <w:szCs w:val="16"/>
+          <w:u w:color="000000"/>
+          <w:lang w:val="en-US"/>
+        </w:rPr>
+        <w:t>--&gt;</w:t>
       </w:r>
     </w:p>
     <w:p>
@@ -358,18 +391,20 @@
           <w:sz w:val="16"/>
           <w:szCs w:val="16"/>
           <w:u w:color="000000"/>
-        </w:rPr>
-      </w:pPr>
-      <w:r>
-        <w:rPr>
-          <w:rFonts w:ascii="Consolas" w:eastAsia="Consolas" w:hAnsi="Consolas" w:cs="Consolas"/>
-          <w:b/>
-          <w:bCs/>
-          <w:sz w:val="16"/>
-          <w:szCs w:val="16"/>
-          <w:u w:color="000000"/>
-        </w:rPr>
-        <w:t>&lt;link </w:t>
+          <w:lang w:val="en-US"/>
+        </w:rPr>
+      </w:pPr>
+      <w:r>
+        <w:rPr>
+          <w:rFonts w:ascii="Consolas" w:eastAsia="Consolas" w:hAnsi="Consolas" w:cs="Consolas"/>
+          <w:b/>
+          <w:bCs/>
+          <w:sz w:val="16"/>
+          <w:szCs w:val="16"/>
+          <w:u w:color="000000"/>
+          <w:lang w:val="en-US"/>
+        </w:rPr>
+        <w:t xml:space="preserve">&lt;link </w:t>
       </w:r>
       <w:proofErr w:type="spellStart"/>
       <w:r>
@@ -447,18 +482,7 @@
           <w:u w:color="000000"/>
           <w:lang w:val="en-US"/>
         </w:rPr>
-        <w:t>/quill.snow.css"</w:t>
-      </w:r>
-      <w:r>
-        <w:rPr>
-          <w:rFonts w:ascii="Consolas" w:eastAsia="Consolas" w:hAnsi="Consolas" w:cs="Consolas"/>
-          <w:b/>
-          <w:bCs/>
-          <w:sz w:val="16"/>
-          <w:szCs w:val="16"/>
-          <w:u w:color="000000"/>
-        </w:rPr>
-        <w:t> </w:t>
+        <w:t xml:space="preserve">/quill.snow.css" </w:t>
       </w:r>
       <w:proofErr w:type="spellStart"/>
       <w:r>
@@ -484,30 +508,7 @@
           <w:u w:color="000000"/>
           <w:lang w:val="en-US"/>
         </w:rPr>
-        <w:t>="stylesheet"</w:t>
-      </w:r>
-      <w:r>
-        <w:rPr>
-          <w:rFonts w:ascii="Consolas" w:eastAsia="Consolas" w:hAnsi="Consolas" w:cs="Consolas"/>
-          <w:b/>
-          <w:bCs/>
-          <w:sz w:val="16"/>
-          <w:szCs w:val="16"/>
-          <w:u w:color="000000"/>
-        </w:rPr>
-        <w:t> </w:t>
-      </w:r>
-      <w:r>
-        <w:rPr>
-          <w:rFonts w:ascii="Consolas" w:eastAsia="Consolas" w:hAnsi="Consolas" w:cs="Consolas"/>
-          <w:b/>
-          <w:bCs/>
-          <w:sz w:val="16"/>
-          <w:szCs w:val="16"/>
-          <w:u w:color="000000"/>
-          <w:lang w:val="en-US"/>
-        </w:rPr>
-        <w:t>type="text/</w:t>
+        <w:t>="stylesheet" type="text/</w:t>
       </w:r>
       <w:proofErr w:type="spellStart"/>
       <w:r>
@@ -533,18 +534,7 @@
           <w:u w:color="000000"/>
           <w:lang w:val="en-US"/>
         </w:rPr>
-        <w:t>"</w:t>
-      </w:r>
-      <w:r>
-        <w:rPr>
-          <w:rFonts w:ascii="Consolas" w:eastAsia="Consolas" w:hAnsi="Consolas" w:cs="Consolas"/>
-          <w:b/>
-          <w:bCs/>
-          <w:sz w:val="16"/>
-          <w:szCs w:val="16"/>
-          <w:u w:color="000000"/>
-        </w:rPr>
-        <w:t> /&gt;</w:t>
+        <w:t>" /&gt;</w:t>
       </w:r>
     </w:p>
     <w:p>
@@ -557,18 +547,98 @@
           <w:sz w:val="16"/>
           <w:szCs w:val="16"/>
           <w:u w:color="000000"/>
-        </w:rPr>
-      </w:pPr>
-      <w:r>
-        <w:rPr>
-          <w:rFonts w:ascii="Consolas" w:eastAsia="Consolas" w:hAnsi="Consolas" w:cs="Consolas"/>
-          <w:b/>
-          <w:bCs/>
-          <w:sz w:val="16"/>
-          <w:szCs w:val="16"/>
-          <w:u w:color="000000"/>
-        </w:rPr>
-        <w:t>&lt;link href="RichTextEditor/quilljs/modules/syntax/styles/vs.css" </w:t>
+          <w:lang w:val="en-US"/>
+        </w:rPr>
+      </w:pPr>
+      <w:r>
+        <w:rPr>
+          <w:rFonts w:ascii="Consolas" w:eastAsia="Consolas" w:hAnsi="Consolas" w:cs="Consolas"/>
+          <w:b/>
+          <w:bCs/>
+          <w:sz w:val="16"/>
+          <w:szCs w:val="16"/>
+          <w:u w:color="000000"/>
+          <w:lang w:val="en-US"/>
+        </w:rPr>
+        <w:t xml:space="preserve">&lt;link </w:t>
+      </w:r>
+      <w:proofErr w:type="spellStart"/>
+      <w:r>
+        <w:rPr>
+          <w:rFonts w:ascii="Consolas" w:eastAsia="Consolas" w:hAnsi="Consolas" w:cs="Consolas"/>
+          <w:b/>
+          <w:bCs/>
+          <w:sz w:val="16"/>
+          <w:szCs w:val="16"/>
+          <w:u w:color="000000"/>
+          <w:lang w:val="en-US"/>
+        </w:rPr>
+        <w:t>href</w:t>
+      </w:r>
+      <w:proofErr w:type="spellEnd"/>
+      <w:r>
+        <w:rPr>
+          <w:rFonts w:ascii="Consolas" w:eastAsia="Consolas" w:hAnsi="Consolas" w:cs="Consolas"/>
+          <w:b/>
+          <w:bCs/>
+          <w:sz w:val="16"/>
+          <w:szCs w:val="16"/>
+          <w:u w:color="000000"/>
+          <w:lang w:val="en-US"/>
+        </w:rPr>
+        <w:t>="</w:t>
+      </w:r>
+      <w:proofErr w:type="spellStart"/>
+      <w:r>
+        <w:rPr>
+          <w:rFonts w:ascii="Consolas" w:eastAsia="Consolas" w:hAnsi="Consolas" w:cs="Consolas"/>
+          <w:b/>
+          <w:bCs/>
+          <w:sz w:val="16"/>
+          <w:szCs w:val="16"/>
+          <w:u w:color="000000"/>
+          <w:lang w:val="en-US"/>
+        </w:rPr>
+        <w:t>RichTextEditor</w:t>
+      </w:r>
+      <w:proofErr w:type="spellEnd"/>
+      <w:r>
+        <w:rPr>
+          <w:rFonts w:ascii="Consolas" w:eastAsia="Consolas" w:hAnsi="Consolas" w:cs="Consolas"/>
+          <w:b/>
+          <w:bCs/>
+          <w:sz w:val="16"/>
+          <w:szCs w:val="16"/>
+          <w:u w:color="000000"/>
+          <w:lang w:val="en-US"/>
+        </w:rPr>
+        <w:t>/</w:t>
+      </w:r>
+      <w:proofErr w:type="spellStart"/>
+      <w:r>
+        <w:rPr>
+          <w:rFonts w:ascii="Consolas" w:eastAsia="Consolas" w:hAnsi="Consolas" w:cs="Consolas"/>
+          <w:b/>
+          <w:bCs/>
+          <w:sz w:val="16"/>
+          <w:szCs w:val="16"/>
+          <w:u w:color="000000"/>
+          <w:lang w:val="en-US"/>
+        </w:rPr>
+        <w:t>quilljs</w:t>
+      </w:r>
+      <w:proofErr w:type="spellEnd"/>
+      <w:r>
+        <w:rPr>
+          <w:rFonts w:ascii="Consolas" w:eastAsia="Consolas" w:hAnsi="Consolas" w:cs="Consolas"/>
+          <w:b/>
+          <w:bCs/>
+          <w:sz w:val="16"/>
+          <w:szCs w:val="16"/>
+          <w:u w:color="000000"/>
+          <w:lang w:val="en-US"/>
+        </w:rPr>
+        <w:t xml:space="preserve">/modules/syntax/styles/vs.css" </w:t>
       </w:r>
       <w:proofErr w:type="spellStart"/>
       <w:r>
@@ -594,7 +664,33 @@
           <w:u w:color="000000"/>
           <w:lang w:val="en-US"/>
         </w:rPr>
-        <w:t>="stylesheet"&gt;</w:t>
+        <w:t>="stylesheet" type="text/</w:t>
+      </w:r>
+      <w:proofErr w:type="spellStart"/>
+      <w:r>
+        <w:rPr>
+          <w:rFonts w:ascii="Consolas" w:eastAsia="Consolas" w:hAnsi="Consolas" w:cs="Consolas"/>
+          <w:b/>
+          <w:bCs/>
+          <w:sz w:val="16"/>
+          <w:szCs w:val="16"/>
+          <w:u w:color="000000"/>
+          <w:lang w:val="en-US"/>
+        </w:rPr>
+        <w:t>css</w:t>
+      </w:r>
+      <w:proofErr w:type="spellEnd"/>
+      <w:r>
+        <w:rPr>
+          <w:rFonts w:ascii="Consolas" w:eastAsia="Consolas" w:hAnsi="Consolas" w:cs="Consolas"/>
+          <w:b/>
+          <w:bCs/>
+          <w:sz w:val="16"/>
+          <w:szCs w:val="16"/>
+          <w:u w:color="000000"/>
+          <w:lang w:val="en-US"/>
+        </w:rPr>
+        <w:t>" /&gt;</w:t>
       </w:r>
     </w:p>
     <w:p>
@@ -607,56 +703,150 @@
           <w:sz w:val="16"/>
           <w:szCs w:val="16"/>
           <w:u w:color="000000"/>
-        </w:rPr>
-      </w:pPr>
-      <w:r>
-        <w:rPr>
-          <w:rFonts w:ascii="Consolas" w:eastAsia="Consolas" w:hAnsi="Consolas" w:cs="Consolas"/>
-          <w:b/>
-          <w:bCs/>
-          <w:sz w:val="16"/>
-          <w:szCs w:val="16"/>
-          <w:u w:color="000000"/>
-          <w:lang w:val="fr-FR"/>
-        </w:rPr>
-        <w:t>&lt;</w:t>
-      </w:r>
-      <w:proofErr w:type="gramStart"/>
-      <w:r>
-        <w:rPr>
-          <w:rFonts w:ascii="Consolas" w:eastAsia="Consolas" w:hAnsi="Consolas" w:cs="Consolas"/>
-          <w:b/>
-          <w:bCs/>
-          <w:sz w:val="16"/>
-          <w:szCs w:val="16"/>
-          <w:u w:color="000000"/>
-          <w:lang w:val="fr-FR"/>
-        </w:rPr>
-        <w:t>script</w:t>
-      </w:r>
-      <w:proofErr w:type="gramEnd"/>
-      <w:r>
-        <w:rPr>
-          <w:rFonts w:ascii="Consolas" w:eastAsia="Consolas" w:hAnsi="Consolas" w:cs="Consolas"/>
-          <w:b/>
-          <w:bCs/>
-          <w:sz w:val="16"/>
-          <w:szCs w:val="16"/>
-          <w:u w:color="000000"/>
-        </w:rPr>
-        <w:t> </w:t>
-      </w:r>
-      <w:r>
-        <w:rPr>
-          <w:rFonts w:ascii="Consolas" w:eastAsia="Consolas" w:hAnsi="Consolas" w:cs="Consolas"/>
-          <w:b/>
-          <w:bCs/>
-          <w:sz w:val="16"/>
-          <w:szCs w:val="16"/>
-          <w:u w:color="000000"/>
-          <w:lang w:val="en-US"/>
-        </w:rPr>
-        <w:t>src="RichTextEditor/quilljs/modules/syntax/highlight.pack.js"&gt;&lt;/script&gt;</w:t>
+          <w:lang w:val="en-US"/>
+        </w:rPr>
+      </w:pPr>
+      <w:r>
+        <w:rPr>
+          <w:rFonts w:ascii="Consolas" w:eastAsia="Consolas" w:hAnsi="Consolas" w:cs="Consolas"/>
+          <w:b/>
+          <w:bCs/>
+          <w:sz w:val="16"/>
+          <w:szCs w:val="16"/>
+          <w:u w:color="000000"/>
+          <w:lang w:val="en-US"/>
+        </w:rPr>
+        <w:t xml:space="preserve">&lt;link </w:t>
+      </w:r>
+      <w:proofErr w:type="spellStart"/>
+      <w:r>
+        <w:rPr>
+          <w:rFonts w:ascii="Consolas" w:eastAsia="Consolas" w:hAnsi="Consolas" w:cs="Consolas"/>
+          <w:b/>
+          <w:bCs/>
+          <w:sz w:val="16"/>
+          <w:szCs w:val="16"/>
+          <w:u w:color="000000"/>
+          <w:lang w:val="en-US"/>
+        </w:rPr>
+        <w:t>href</w:t>
+      </w:r>
+      <w:proofErr w:type="spellEnd"/>
+      <w:r>
+        <w:rPr>
+          <w:rFonts w:ascii="Consolas" w:eastAsia="Consolas" w:hAnsi="Consolas" w:cs="Consolas"/>
+          <w:b/>
+          <w:bCs/>
+          <w:sz w:val="16"/>
+          <w:szCs w:val="16"/>
+          <w:u w:color="000000"/>
+          <w:lang w:val="en-US"/>
+        </w:rPr>
+        <w:t>="</w:t>
+      </w:r>
+      <w:proofErr w:type="spellStart"/>
+      <w:r>
+        <w:rPr>
+          <w:rFonts w:ascii="Consolas" w:eastAsia="Consolas" w:hAnsi="Consolas" w:cs="Consolas"/>
+          <w:b/>
+          <w:bCs/>
+          <w:sz w:val="16"/>
+          <w:szCs w:val="16"/>
+          <w:u w:color="000000"/>
+          <w:lang w:val="en-US"/>
+        </w:rPr>
+        <w:t>RichTextEditor</w:t>
+      </w:r>
+      <w:proofErr w:type="spellEnd"/>
+      <w:r>
+        <w:rPr>
+          <w:rFonts w:ascii="Consolas" w:eastAsia="Consolas" w:hAnsi="Consolas" w:cs="Consolas"/>
+          <w:b/>
+          <w:bCs/>
+          <w:sz w:val="16"/>
+          <w:szCs w:val="16"/>
+          <w:u w:color="000000"/>
+          <w:lang w:val="en-US"/>
+        </w:rPr>
+        <w:t>/</w:t>
+      </w:r>
+      <w:proofErr w:type="spellStart"/>
+      <w:r>
+        <w:rPr>
+          <w:rFonts w:ascii="Consolas" w:eastAsia="Consolas" w:hAnsi="Consolas" w:cs="Consolas"/>
+          <w:b/>
+          <w:bCs/>
+          <w:sz w:val="16"/>
+          <w:szCs w:val="16"/>
+          <w:u w:color="000000"/>
+          <w:lang w:val="en-US"/>
+        </w:rPr>
+        <w:t>quilljs</w:t>
+      </w:r>
+      <w:proofErr w:type="spellEnd"/>
+      <w:r>
+        <w:rPr>
+          <w:rFonts w:ascii="Consolas" w:eastAsia="Consolas" w:hAnsi="Consolas" w:cs="Consolas"/>
+          <w:b/>
+          <w:bCs/>
+          <w:sz w:val="16"/>
+          <w:szCs w:val="16"/>
+          <w:u w:color="000000"/>
+          <w:lang w:val="en-US"/>
+        </w:rPr>
+        <w:t xml:space="preserve">/modules/table-widget/hover.css" </w:t>
+      </w:r>
+      <w:proofErr w:type="spellStart"/>
+      <w:r>
+        <w:rPr>
+          <w:rFonts w:ascii="Consolas" w:eastAsia="Consolas" w:hAnsi="Consolas" w:cs="Consolas"/>
+          <w:b/>
+          <w:bCs/>
+          <w:sz w:val="16"/>
+          <w:szCs w:val="16"/>
+          <w:u w:color="000000"/>
+          <w:lang w:val="en-US"/>
+        </w:rPr>
+        <w:t>rel</w:t>
+      </w:r>
+      <w:proofErr w:type="spellEnd"/>
+      <w:r>
+        <w:rPr>
+          <w:rFonts w:ascii="Consolas" w:eastAsia="Consolas" w:hAnsi="Consolas" w:cs="Consolas"/>
+          <w:b/>
+          <w:bCs/>
+          <w:sz w:val="16"/>
+          <w:szCs w:val="16"/>
+          <w:u w:color="000000"/>
+          <w:lang w:val="en-US"/>
+        </w:rPr>
+        <w:t>="stylesheet" type="text/</w:t>
+      </w:r>
+      <w:proofErr w:type="spellStart"/>
+      <w:r>
+        <w:rPr>
+          <w:rFonts w:ascii="Consolas" w:eastAsia="Consolas" w:hAnsi="Consolas" w:cs="Consolas"/>
+          <w:b/>
+          <w:bCs/>
+          <w:sz w:val="16"/>
+          <w:szCs w:val="16"/>
+          <w:u w:color="000000"/>
+          <w:lang w:val="en-US"/>
+        </w:rPr>
+        <w:t>css</w:t>
+      </w:r>
+      <w:proofErr w:type="spellEnd"/>
+      <w:r>
+        <w:rPr>
+          <w:rFonts w:ascii="Consolas" w:eastAsia="Consolas" w:hAnsi="Consolas" w:cs="Consolas"/>
+          <w:b/>
+          <w:bCs/>
+          <w:sz w:val="16"/>
+          <w:szCs w:val="16"/>
+          <w:u w:color="000000"/>
+          <w:lang w:val="en-US"/>
+        </w:rPr>
+        <w:t>" /&gt;</w:t>
       </w:r>
     </w:p>
     <w:p>
@@ -669,44 +859,150 @@
           <w:sz w:val="16"/>
           <w:szCs w:val="16"/>
           <w:u w:color="000000"/>
-        </w:rPr>
-      </w:pPr>
-      <w:r>
-        <w:rPr>
-          <w:rFonts w:ascii="Consolas" w:eastAsia="Consolas" w:hAnsi="Consolas" w:cs="Consolas"/>
-          <w:b/>
-          <w:bCs/>
-          <w:sz w:val="16"/>
-          <w:szCs w:val="16"/>
-          <w:u w:color="000000"/>
-          <w:lang w:val="fr-FR"/>
-        </w:rPr>
-        <w:t>&lt;</w:t>
-      </w:r>
-      <w:proofErr w:type="gramStart"/>
-      <w:r>
-        <w:rPr>
-          <w:rFonts w:ascii="Consolas" w:eastAsia="Consolas" w:hAnsi="Consolas" w:cs="Consolas"/>
-          <w:b/>
-          <w:bCs/>
-          <w:sz w:val="16"/>
-          <w:szCs w:val="16"/>
-          <w:u w:color="000000"/>
-          <w:lang w:val="fr-FR"/>
-        </w:rPr>
-        <w:t>script</w:t>
-      </w:r>
-      <w:proofErr w:type="gramEnd"/>
-      <w:r>
-        <w:rPr>
-          <w:rFonts w:ascii="Consolas" w:eastAsia="Consolas" w:hAnsi="Consolas" w:cs="Consolas"/>
-          <w:b/>
-          <w:bCs/>
-          <w:sz w:val="16"/>
-          <w:szCs w:val="16"/>
-          <w:u w:color="000000"/>
-        </w:rPr>
-        <w:t> src="RichTextEditor/quilljs/quill.min.js"&gt;&lt;/script&gt;</w:t>
+          <w:lang w:val="en-US"/>
+        </w:rPr>
+      </w:pPr>
+      <w:r>
+        <w:rPr>
+          <w:rFonts w:ascii="Consolas" w:eastAsia="Consolas" w:hAnsi="Consolas" w:cs="Consolas"/>
+          <w:b/>
+          <w:bCs/>
+          <w:sz w:val="16"/>
+          <w:szCs w:val="16"/>
+          <w:u w:color="000000"/>
+          <w:lang w:val="en-US"/>
+        </w:rPr>
+        <w:t xml:space="preserve">&lt;link </w:t>
+      </w:r>
+      <w:proofErr w:type="spellStart"/>
+      <w:r>
+        <w:rPr>
+          <w:rFonts w:ascii="Consolas" w:eastAsia="Consolas" w:hAnsi="Consolas" w:cs="Consolas"/>
+          <w:b/>
+          <w:bCs/>
+          <w:sz w:val="16"/>
+          <w:szCs w:val="16"/>
+          <w:u w:color="000000"/>
+          <w:lang w:val="en-US"/>
+        </w:rPr>
+        <w:t>href</w:t>
+      </w:r>
+      <w:proofErr w:type="spellEnd"/>
+      <w:r>
+        <w:rPr>
+          <w:rFonts w:ascii="Consolas" w:eastAsia="Consolas" w:hAnsi="Consolas" w:cs="Consolas"/>
+          <w:b/>
+          <w:bCs/>
+          <w:sz w:val="16"/>
+          <w:szCs w:val="16"/>
+          <w:u w:color="000000"/>
+          <w:lang w:val="en-US"/>
+        </w:rPr>
+        <w:t>="</w:t>
+      </w:r>
+      <w:proofErr w:type="spellStart"/>
+      <w:r>
+        <w:rPr>
+          <w:rFonts w:ascii="Consolas" w:eastAsia="Consolas" w:hAnsi="Consolas" w:cs="Consolas"/>
+          <w:b/>
+          <w:bCs/>
+          <w:sz w:val="16"/>
+          <w:szCs w:val="16"/>
+          <w:u w:color="000000"/>
+          <w:lang w:val="en-US"/>
+        </w:rPr>
+        <w:t>RichTextEditor</w:t>
+      </w:r>
+      <w:proofErr w:type="spellEnd"/>
+      <w:r>
+        <w:rPr>
+          <w:rFonts w:ascii="Consolas" w:eastAsia="Consolas" w:hAnsi="Consolas" w:cs="Consolas"/>
+          <w:b/>
+          <w:bCs/>
+          <w:sz w:val="16"/>
+          <w:szCs w:val="16"/>
+          <w:u w:color="000000"/>
+          <w:lang w:val="en-US"/>
+        </w:rPr>
+        <w:t>/</w:t>
+      </w:r>
+      <w:proofErr w:type="spellStart"/>
+      <w:r>
+        <w:rPr>
+          <w:rFonts w:ascii="Consolas" w:eastAsia="Consolas" w:hAnsi="Consolas" w:cs="Consolas"/>
+          <w:b/>
+          <w:bCs/>
+          <w:sz w:val="16"/>
+          <w:szCs w:val="16"/>
+          <w:u w:color="000000"/>
+          <w:lang w:val="en-US"/>
+        </w:rPr>
+        <w:t>quilljs</w:t>
+      </w:r>
+      <w:proofErr w:type="spellEnd"/>
+      <w:r>
+        <w:rPr>
+          <w:rFonts w:ascii="Consolas" w:eastAsia="Consolas" w:hAnsi="Consolas" w:cs="Consolas"/>
+          <w:b/>
+          <w:bCs/>
+          <w:sz w:val="16"/>
+          <w:szCs w:val="16"/>
+          <w:u w:color="000000"/>
+          <w:lang w:val="en-US"/>
+        </w:rPr>
+        <w:t xml:space="preserve">/modules/table-widget/widget.css" </w:t>
+      </w:r>
+      <w:proofErr w:type="spellStart"/>
+      <w:r>
+        <w:rPr>
+          <w:rFonts w:ascii="Consolas" w:eastAsia="Consolas" w:hAnsi="Consolas" w:cs="Consolas"/>
+          <w:b/>
+          <w:bCs/>
+          <w:sz w:val="16"/>
+          <w:szCs w:val="16"/>
+          <w:u w:color="000000"/>
+          <w:lang w:val="en-US"/>
+        </w:rPr>
+        <w:t>rel</w:t>
+      </w:r>
+      <w:proofErr w:type="spellEnd"/>
+      <w:r>
+        <w:rPr>
+          <w:rFonts w:ascii="Consolas" w:eastAsia="Consolas" w:hAnsi="Consolas" w:cs="Consolas"/>
+          <w:b/>
+          <w:bCs/>
+          <w:sz w:val="16"/>
+          <w:szCs w:val="16"/>
+          <w:u w:color="000000"/>
+          <w:lang w:val="en-US"/>
+        </w:rPr>
+        <w:t>="stylesheet" type="text/</w:t>
+      </w:r>
+      <w:proofErr w:type="spellStart"/>
+      <w:r>
+        <w:rPr>
+          <w:rFonts w:ascii="Consolas" w:eastAsia="Consolas" w:hAnsi="Consolas" w:cs="Consolas"/>
+          <w:b/>
+          <w:bCs/>
+          <w:sz w:val="16"/>
+          <w:szCs w:val="16"/>
+          <w:u w:color="000000"/>
+          <w:lang w:val="en-US"/>
+        </w:rPr>
+        <w:t>css</w:t>
+      </w:r>
+      <w:proofErr w:type="spellEnd"/>
+      <w:r>
+        <w:rPr>
+          <w:rFonts w:ascii="Consolas" w:eastAsia="Consolas" w:hAnsi="Consolas" w:cs="Consolas"/>
+          <w:b/>
+          <w:bCs/>
+          <w:sz w:val="16"/>
+          <w:szCs w:val="16"/>
+          <w:u w:color="000000"/>
+          <w:lang w:val="en-US"/>
+        </w:rPr>
+        <w:t>" /&gt;</w:t>
       </w:r>
     </w:p>
     <w:p>
@@ -719,55 +1015,150 @@
           <w:sz w:val="16"/>
           <w:szCs w:val="16"/>
           <w:u w:color="000000"/>
-        </w:rPr>
-      </w:pPr>
-      <w:r>
-        <w:rPr>
-          <w:rFonts w:ascii="Consolas" w:eastAsia="Consolas" w:hAnsi="Consolas" w:cs="Consolas"/>
-          <w:b/>
-          <w:bCs/>
-          <w:sz w:val="16"/>
-          <w:szCs w:val="16"/>
-          <w:u w:color="000000"/>
-          <w:lang w:val="fr-FR"/>
-        </w:rPr>
-        <w:t>&lt;</w:t>
-      </w:r>
-      <w:proofErr w:type="gramStart"/>
-      <w:r>
-        <w:rPr>
-          <w:rFonts w:ascii="Consolas" w:eastAsia="Consolas" w:hAnsi="Consolas" w:cs="Consolas"/>
-          <w:b/>
-          <w:bCs/>
-          <w:sz w:val="16"/>
-          <w:szCs w:val="16"/>
-          <w:u w:color="000000"/>
-          <w:lang w:val="fr-FR"/>
-        </w:rPr>
-        <w:t>script</w:t>
-      </w:r>
-      <w:proofErr w:type="gramEnd"/>
-      <w:r>
-        <w:rPr>
-          <w:rFonts w:ascii="Consolas" w:eastAsia="Consolas" w:hAnsi="Consolas" w:cs="Consolas"/>
-          <w:b/>
-          <w:bCs/>
-          <w:sz w:val="16"/>
-          <w:szCs w:val="16"/>
-          <w:u w:color="000000"/>
-        </w:rPr>
-        <w:t> src="RichTextEditor/quilljs/modules/image-resize.min.js"&gt;&lt;/script&gt;</w:t>
-      </w:r>
-      <w:r>
-        <w:rPr>
-          <w:rFonts w:ascii="Consolas" w:eastAsia="Consolas" w:hAnsi="Consolas" w:cs="Consolas"/>
-          <w:b/>
-          <w:bCs/>
-          <w:sz w:val="16"/>
-          <w:szCs w:val="16"/>
-          <w:u w:color="000000"/>
-        </w:rPr>
-        <w:t xml:space="preserve"> // optional if not enabled.</w:t>
+          <w:lang w:val="en-US"/>
+        </w:rPr>
+      </w:pPr>
+      <w:r>
+        <w:rPr>
+          <w:rFonts w:ascii="Consolas" w:eastAsia="Consolas" w:hAnsi="Consolas" w:cs="Consolas"/>
+          <w:b/>
+          <w:bCs/>
+          <w:sz w:val="16"/>
+          <w:szCs w:val="16"/>
+          <w:u w:color="000000"/>
+          <w:lang w:val="en-US"/>
+        </w:rPr>
+        <w:t xml:space="preserve">&lt;link </w:t>
+      </w:r>
+      <w:proofErr w:type="spellStart"/>
+      <w:r>
+        <w:rPr>
+          <w:rFonts w:ascii="Consolas" w:eastAsia="Consolas" w:hAnsi="Consolas" w:cs="Consolas"/>
+          <w:b/>
+          <w:bCs/>
+          <w:sz w:val="16"/>
+          <w:szCs w:val="16"/>
+          <w:u w:color="000000"/>
+          <w:lang w:val="en-US"/>
+        </w:rPr>
+        <w:t>href</w:t>
+      </w:r>
+      <w:proofErr w:type="spellEnd"/>
+      <w:r>
+        <w:rPr>
+          <w:rFonts w:ascii="Consolas" w:eastAsia="Consolas" w:hAnsi="Consolas" w:cs="Consolas"/>
+          <w:b/>
+          <w:bCs/>
+          <w:sz w:val="16"/>
+          <w:szCs w:val="16"/>
+          <w:u w:color="000000"/>
+          <w:lang w:val="en-US"/>
+        </w:rPr>
+        <w:t>="</w:t>
+      </w:r>
+      <w:proofErr w:type="spellStart"/>
+      <w:r>
+        <w:rPr>
+          <w:rFonts w:ascii="Consolas" w:eastAsia="Consolas" w:hAnsi="Consolas" w:cs="Consolas"/>
+          <w:b/>
+          <w:bCs/>
+          <w:sz w:val="16"/>
+          <w:szCs w:val="16"/>
+          <w:u w:color="000000"/>
+          <w:lang w:val="en-US"/>
+        </w:rPr>
+        <w:t>RichTextEditor</w:t>
+      </w:r>
+      <w:proofErr w:type="spellEnd"/>
+      <w:r>
+        <w:rPr>
+          <w:rFonts w:ascii="Consolas" w:eastAsia="Consolas" w:hAnsi="Consolas" w:cs="Consolas"/>
+          <w:b/>
+          <w:bCs/>
+          <w:sz w:val="16"/>
+          <w:szCs w:val="16"/>
+          <w:u w:color="000000"/>
+          <w:lang w:val="en-US"/>
+        </w:rPr>
+        <w:t>/</w:t>
+      </w:r>
+      <w:proofErr w:type="spellStart"/>
+      <w:r>
+        <w:rPr>
+          <w:rFonts w:ascii="Consolas" w:eastAsia="Consolas" w:hAnsi="Consolas" w:cs="Consolas"/>
+          <w:b/>
+          <w:bCs/>
+          <w:sz w:val="16"/>
+          <w:szCs w:val="16"/>
+          <w:u w:color="000000"/>
+          <w:lang w:val="en-US"/>
+        </w:rPr>
+        <w:t>quilljs</w:t>
+      </w:r>
+      <w:proofErr w:type="spellEnd"/>
+      <w:r>
+        <w:rPr>
+          <w:rFonts w:ascii="Consolas" w:eastAsia="Consolas" w:hAnsi="Consolas" w:cs="Consolas"/>
+          <w:b/>
+          <w:bCs/>
+          <w:sz w:val="16"/>
+          <w:szCs w:val="16"/>
+          <w:u w:color="000000"/>
+          <w:lang w:val="en-US"/>
+        </w:rPr>
+        <w:t xml:space="preserve">/modules/resize.css" </w:t>
+      </w:r>
+      <w:proofErr w:type="spellStart"/>
+      <w:r>
+        <w:rPr>
+          <w:rFonts w:ascii="Consolas" w:eastAsia="Consolas" w:hAnsi="Consolas" w:cs="Consolas"/>
+          <w:b/>
+          <w:bCs/>
+          <w:sz w:val="16"/>
+          <w:szCs w:val="16"/>
+          <w:u w:color="000000"/>
+          <w:lang w:val="en-US"/>
+        </w:rPr>
+        <w:t>rel</w:t>
+      </w:r>
+      <w:proofErr w:type="spellEnd"/>
+      <w:r>
+        <w:rPr>
+          <w:rFonts w:ascii="Consolas" w:eastAsia="Consolas" w:hAnsi="Consolas" w:cs="Consolas"/>
+          <w:b/>
+          <w:bCs/>
+          <w:sz w:val="16"/>
+          <w:szCs w:val="16"/>
+          <w:u w:color="000000"/>
+          <w:lang w:val="en-US"/>
+        </w:rPr>
+        <w:t>="stylesheet" type="text/</w:t>
+      </w:r>
+      <w:proofErr w:type="spellStart"/>
+      <w:r>
+        <w:rPr>
+          <w:rFonts w:ascii="Consolas" w:eastAsia="Consolas" w:hAnsi="Consolas" w:cs="Consolas"/>
+          <w:b/>
+          <w:bCs/>
+          <w:sz w:val="16"/>
+          <w:szCs w:val="16"/>
+          <w:u w:color="000000"/>
+          <w:lang w:val="en-US"/>
+        </w:rPr>
+        <w:t>css</w:t>
+      </w:r>
+      <w:proofErr w:type="spellEnd"/>
+      <w:r>
+        <w:rPr>
+          <w:rFonts w:ascii="Consolas" w:eastAsia="Consolas" w:hAnsi="Consolas" w:cs="Consolas"/>
+          <w:b/>
+          <w:bCs/>
+          <w:sz w:val="16"/>
+          <w:szCs w:val="16"/>
+          <w:u w:color="000000"/>
+          <w:lang w:val="en-US"/>
+        </w:rPr>
+        <w:t>" /&gt;</w:t>
       </w:r>
     </w:p>
     <w:p>
@@ -780,96 +1171,20 @@
           <w:sz w:val="16"/>
           <w:szCs w:val="16"/>
           <w:u w:color="000000"/>
-        </w:rPr>
-      </w:pPr>
-      <w:r>
-        <w:rPr>
-          <w:rFonts w:ascii="Consolas" w:eastAsia="Consolas" w:hAnsi="Consolas" w:cs="Consolas"/>
-          <w:b/>
-          <w:bCs/>
-          <w:sz w:val="16"/>
-          <w:szCs w:val="16"/>
-          <w:u w:color="000000"/>
-          <w:lang w:val="fr-FR"/>
-        </w:rPr>
-        <w:t>&lt;</w:t>
-      </w:r>
-      <w:proofErr w:type="gramStart"/>
-      <w:r>
-        <w:rPr>
-          <w:rFonts w:ascii="Consolas" w:eastAsia="Consolas" w:hAnsi="Consolas" w:cs="Consolas"/>
-          <w:b/>
-          <w:bCs/>
-          <w:sz w:val="16"/>
-          <w:szCs w:val="16"/>
-          <w:u w:color="000000"/>
-          <w:lang w:val="fr-FR"/>
-        </w:rPr>
-        <w:t>script</w:t>
-      </w:r>
-      <w:proofErr w:type="gramEnd"/>
-      <w:r>
-        <w:rPr>
-          <w:rFonts w:ascii="Consolas" w:eastAsia="Consolas" w:hAnsi="Consolas" w:cs="Consolas"/>
-          <w:b/>
-          <w:bCs/>
-          <w:sz w:val="16"/>
-          <w:szCs w:val="16"/>
-          <w:u w:color="000000"/>
-        </w:rPr>
-        <w:t> </w:t>
-      </w:r>
-      <w:proofErr w:type="spellStart"/>
-      <w:r>
-        <w:rPr>
-          <w:rFonts w:ascii="Consolas" w:eastAsia="Consolas" w:hAnsi="Consolas" w:cs="Consolas"/>
-          <w:b/>
-          <w:bCs/>
-          <w:sz w:val="16"/>
-          <w:szCs w:val="16"/>
-          <w:u w:color="000000"/>
-          <w:lang w:val="en-US"/>
-        </w:rPr>
-        <w:t>src</w:t>
-      </w:r>
-      <w:proofErr w:type="spellEnd"/>
-      <w:r>
-        <w:rPr>
-          <w:rFonts w:ascii="Consolas" w:eastAsia="Consolas" w:hAnsi="Consolas" w:cs="Consolas"/>
-          <w:b/>
-          <w:bCs/>
-          <w:sz w:val="16"/>
-          <w:szCs w:val="16"/>
-          <w:u w:color="000000"/>
-          <w:lang w:val="en-US"/>
-        </w:rPr>
-        <w:t>="</w:t>
-      </w:r>
-      <w:proofErr w:type="spellStart"/>
-      <w:r>
-        <w:rPr>
-          <w:rFonts w:ascii="Consolas" w:eastAsia="Consolas" w:hAnsi="Consolas" w:cs="Consolas"/>
-          <w:b/>
-          <w:bCs/>
-          <w:sz w:val="16"/>
-          <w:szCs w:val="16"/>
-          <w:u w:color="000000"/>
-          <w:lang w:val="en-US"/>
-        </w:rPr>
-        <w:t>RichTextEditor</w:t>
-      </w:r>
-      <w:proofErr w:type="spellEnd"/>
-      <w:r>
-        <w:rPr>
-          <w:rFonts w:ascii="Consolas" w:eastAsia="Consolas" w:hAnsi="Consolas" w:cs="Consolas"/>
-          <w:b/>
-          <w:bCs/>
-          <w:sz w:val="16"/>
-          <w:szCs w:val="16"/>
-          <w:u w:color="000000"/>
-          <w:lang w:val="en-US"/>
-        </w:rPr>
-        <w:t>/cWebRichTextEditor.js"&gt;&lt;/script&gt;</w:t>
+          <w:lang w:val="en-US"/>
+        </w:rPr>
+      </w:pPr>
+      <w:r>
+        <w:rPr>
+          <w:rFonts w:ascii="Consolas" w:eastAsia="Consolas" w:hAnsi="Consolas" w:cs="Consolas"/>
+          <w:b/>
+          <w:bCs/>
+          <w:sz w:val="16"/>
+          <w:szCs w:val="16"/>
+          <w:u w:color="000000"/>
+          <w:lang w:val="en-US"/>
+        </w:rPr>
+        <w:t>&lt;script src="RichTextEditor/quilljs/modules/syntax/highlight.pack.js"&gt;&lt;/script&gt;</w:t>
       </w:r>
     </w:p>
     <w:p>
@@ -882,44 +1197,20 @@
           <w:sz w:val="16"/>
           <w:szCs w:val="16"/>
           <w:u w:color="000000"/>
-        </w:rPr>
-      </w:pPr>
-      <w:r>
-        <w:rPr>
-          <w:rFonts w:ascii="Consolas" w:eastAsia="Consolas" w:hAnsi="Consolas" w:cs="Consolas"/>
-          <w:b/>
-          <w:bCs/>
-          <w:sz w:val="16"/>
-          <w:szCs w:val="16"/>
-          <w:u w:color="000000"/>
-          <w:lang w:val="fr-FR"/>
-        </w:rPr>
-        <w:t>&lt;</w:t>
-      </w:r>
-      <w:proofErr w:type="gramStart"/>
-      <w:r>
-        <w:rPr>
-          <w:rFonts w:ascii="Consolas" w:eastAsia="Consolas" w:hAnsi="Consolas" w:cs="Consolas"/>
-          <w:b/>
-          <w:bCs/>
-          <w:sz w:val="16"/>
-          <w:szCs w:val="16"/>
-          <w:u w:color="000000"/>
-          <w:lang w:val="fr-FR"/>
-        </w:rPr>
-        <w:t>script</w:t>
-      </w:r>
-      <w:proofErr w:type="gramEnd"/>
-      <w:r>
-        <w:rPr>
-          <w:rFonts w:ascii="Consolas" w:eastAsia="Consolas" w:hAnsi="Consolas" w:cs="Consolas"/>
-          <w:b/>
-          <w:bCs/>
-          <w:sz w:val="16"/>
-          <w:szCs w:val="16"/>
-          <w:u w:color="000000"/>
-        </w:rPr>
-        <w:t> </w:t>
+          <w:lang w:val="en-US"/>
+        </w:rPr>
+      </w:pPr>
+      <w:r>
+        <w:rPr>
+          <w:rFonts w:ascii="Consolas" w:eastAsia="Consolas" w:hAnsi="Consolas" w:cs="Consolas"/>
+          <w:b/>
+          <w:bCs/>
+          <w:sz w:val="16"/>
+          <w:szCs w:val="16"/>
+          <w:u w:color="000000"/>
+          <w:lang w:val="en-US"/>
+        </w:rPr>
+        <w:t xml:space="preserve">&lt;script </w:t>
       </w:r>
       <w:proofErr w:type="spellStart"/>
       <w:r>
@@ -971,29 +1262,275 @@
           <w:u w:color="000000"/>
           <w:lang w:val="en-US"/>
         </w:rPr>
-        <w:t>/cWebRichTextViewer.js"&gt;&lt;/script&gt;</w:t>
+        <w:t>/</w:t>
+      </w:r>
+      <w:proofErr w:type="spellStart"/>
+      <w:r>
+        <w:rPr>
+          <w:rFonts w:ascii="Consolas" w:eastAsia="Consolas" w:hAnsi="Consolas" w:cs="Consolas"/>
+          <w:b/>
+          <w:bCs/>
+          <w:sz w:val="16"/>
+          <w:szCs w:val="16"/>
+          <w:u w:color="000000"/>
+          <w:lang w:val="en-US"/>
+        </w:rPr>
+        <w:t>quilljs</w:t>
+      </w:r>
+      <w:proofErr w:type="spellEnd"/>
+      <w:r>
+        <w:rPr>
+          <w:rFonts w:ascii="Consolas" w:eastAsia="Consolas" w:hAnsi="Consolas" w:cs="Consolas"/>
+          <w:b/>
+          <w:bCs/>
+          <w:sz w:val="16"/>
+          <w:szCs w:val="16"/>
+          <w:u w:color="000000"/>
+          <w:lang w:val="en-US"/>
+        </w:rPr>
+        <w:t>/quill.min.js"&gt;&lt;/script&gt;</w:t>
       </w:r>
     </w:p>
     <w:p>
       <w:pPr>
         <w:pStyle w:val="Body"/>
         <w:rPr>
-          <w:rFonts w:ascii="Calibri Light" w:eastAsia="Calibri Light" w:hAnsi="Calibri Light" w:cs="Calibri Light"/>
-          <w:u w:color="000000"/>
-          <w:lang w:val="en-US"/>
-        </w:rPr>
-      </w:pPr>
-      <w:r>
-        <w:rPr>
-          <w:rFonts w:ascii="Calibri Light" w:hAnsi="Calibri Light"/>
-          <w:u w:color="000000"/>
-          <w:lang w:val="en-US"/>
-        </w:rPr>
-        <w:t>And you are set dependency wise.</w:t>
+          <w:rFonts w:ascii="Consolas" w:eastAsia="Consolas" w:hAnsi="Consolas" w:cs="Consolas"/>
+          <w:b/>
+          <w:bCs/>
+          <w:sz w:val="16"/>
+          <w:szCs w:val="16"/>
+          <w:u w:color="000000"/>
+          <w:lang w:val="en-US"/>
+        </w:rPr>
+      </w:pPr>
+      <w:r>
+        <w:rPr>
+          <w:rFonts w:ascii="Consolas" w:eastAsia="Consolas" w:hAnsi="Consolas" w:cs="Consolas"/>
+          <w:b/>
+          <w:bCs/>
+          <w:sz w:val="16"/>
+          <w:szCs w:val="16"/>
+          <w:u w:color="000000"/>
+          <w:lang w:val="en-US"/>
+        </w:rPr>
+        <w:t>&lt;script src="RichTextEditor/quilljs/modules/table-widget/index.js"&gt;&lt;/script&gt;</w:t>
       </w:r>
     </w:p>
     <w:p>
       <w:pPr>
+        <w:pStyle w:val="Body"/>
+        <w:rPr>
+          <w:rFonts w:ascii="Consolas" w:eastAsia="Consolas" w:hAnsi="Consolas" w:cs="Consolas"/>
+          <w:b/>
+          <w:bCs/>
+          <w:sz w:val="16"/>
+          <w:szCs w:val="16"/>
+          <w:u w:color="000000"/>
+          <w:lang w:val="en-US"/>
+        </w:rPr>
+      </w:pPr>
+      <w:r>
+        <w:rPr>
+          <w:rFonts w:ascii="Consolas" w:eastAsia="Consolas" w:hAnsi="Consolas" w:cs="Consolas"/>
+          <w:b/>
+          <w:bCs/>
+          <w:sz w:val="16"/>
+          <w:szCs w:val="16"/>
+          <w:u w:color="000000"/>
+          <w:lang w:val="en-US"/>
+        </w:rPr>
+        <w:t>&lt;script src="RichTextEditor/quilljs/modules/image-resize.min.js"&gt;&lt;/script&gt;</w:t>
+      </w:r>
+      <w:r>
+        <w:rPr>
+          <w:rFonts w:ascii="Consolas" w:eastAsia="Consolas" w:hAnsi="Consolas" w:cs="Consolas"/>
+          <w:b/>
+          <w:bCs/>
+          <w:sz w:val="16"/>
+          <w:szCs w:val="16"/>
+          <w:u w:color="000000"/>
+          <w:lang w:val="en-US"/>
+        </w:rPr>
+        <w:t>CaN</w:t>
+      </w:r>
+    </w:p>
+    <w:p>
+      <w:pPr>
+        <w:pStyle w:val="Body"/>
+        <w:rPr>
+          <w:rFonts w:ascii="Consolas" w:eastAsia="Consolas" w:hAnsi="Consolas" w:cs="Consolas"/>
+          <w:b/>
+          <w:bCs/>
+          <w:sz w:val="16"/>
+          <w:szCs w:val="16"/>
+          <w:u w:color="000000"/>
+          <w:lang w:val="en-US"/>
+        </w:rPr>
+      </w:pPr>
+      <w:r>
+        <w:rPr>
+          <w:rFonts w:ascii="Consolas" w:eastAsia="Consolas" w:hAnsi="Consolas" w:cs="Consolas"/>
+          <w:b/>
+          <w:bCs/>
+          <w:sz w:val="16"/>
+          <w:szCs w:val="16"/>
+          <w:u w:color="000000"/>
+          <w:lang w:val="en-US"/>
+        </w:rPr>
+        <w:t xml:space="preserve">&lt;script </w:t>
+      </w:r>
+      <w:proofErr w:type="spellStart"/>
+      <w:r>
+        <w:rPr>
+          <w:rFonts w:ascii="Consolas" w:eastAsia="Consolas" w:hAnsi="Consolas" w:cs="Consolas"/>
+          <w:b/>
+          <w:bCs/>
+          <w:sz w:val="16"/>
+          <w:szCs w:val="16"/>
+          <w:u w:color="000000"/>
+          <w:lang w:val="en-US"/>
+        </w:rPr>
+        <w:t>src</w:t>
+      </w:r>
+      <w:proofErr w:type="spellEnd"/>
+      <w:r>
+        <w:rPr>
+          <w:rFonts w:ascii="Consolas" w:eastAsia="Consolas" w:hAnsi="Consolas" w:cs="Consolas"/>
+          <w:b/>
+          <w:bCs/>
+          <w:sz w:val="16"/>
+          <w:szCs w:val="16"/>
+          <w:u w:color="000000"/>
+          <w:lang w:val="en-US"/>
+        </w:rPr>
+        <w:t>="</w:t>
+      </w:r>
+      <w:proofErr w:type="spellStart"/>
+      <w:r>
+        <w:rPr>
+          <w:rFonts w:ascii="Consolas" w:eastAsia="Consolas" w:hAnsi="Consolas" w:cs="Consolas"/>
+          <w:b/>
+          <w:bCs/>
+          <w:sz w:val="16"/>
+          <w:szCs w:val="16"/>
+          <w:u w:color="000000"/>
+          <w:lang w:val="en-US"/>
+        </w:rPr>
+        <w:t>RichTextEditor</w:t>
+      </w:r>
+      <w:proofErr w:type="spellEnd"/>
+      <w:r>
+        <w:rPr>
+          <w:rFonts w:ascii="Consolas" w:eastAsia="Consolas" w:hAnsi="Consolas" w:cs="Consolas"/>
+          <w:b/>
+          <w:bCs/>
+          <w:sz w:val="16"/>
+          <w:szCs w:val="16"/>
+          <w:u w:color="000000"/>
+          <w:lang w:val="en-US"/>
+        </w:rPr>
+        <w:t>/cWebRichTextEditor.js"&gt;&lt;/script&gt;</w:t>
+      </w:r>
+    </w:p>
+    <w:p>
+      <w:pPr>
+        <w:pStyle w:val="Body"/>
+        <w:rPr>
+          <w:rFonts w:ascii="Consolas" w:eastAsia="Consolas" w:hAnsi="Consolas" w:cs="Consolas"/>
+          <w:b/>
+          <w:bCs/>
+          <w:sz w:val="16"/>
+          <w:szCs w:val="16"/>
+          <w:u w:color="000000"/>
+          <w:lang w:val="en-US"/>
+        </w:rPr>
+      </w:pPr>
+      <w:r>
+        <w:rPr>
+          <w:rFonts w:ascii="Consolas" w:eastAsia="Consolas" w:hAnsi="Consolas" w:cs="Consolas"/>
+          <w:b/>
+          <w:bCs/>
+          <w:sz w:val="16"/>
+          <w:szCs w:val="16"/>
+          <w:u w:color="000000"/>
+          <w:lang w:val="en-US"/>
+        </w:rPr>
+        <w:t xml:space="preserve">&lt;script </w:t>
+      </w:r>
+      <w:proofErr w:type="spellStart"/>
+      <w:r>
+        <w:rPr>
+          <w:rFonts w:ascii="Consolas" w:eastAsia="Consolas" w:hAnsi="Consolas" w:cs="Consolas"/>
+          <w:b/>
+          <w:bCs/>
+          <w:sz w:val="16"/>
+          <w:szCs w:val="16"/>
+          <w:u w:color="000000"/>
+          <w:lang w:val="en-US"/>
+        </w:rPr>
+        <w:t>src</w:t>
+      </w:r>
+      <w:proofErr w:type="spellEnd"/>
+      <w:r>
+        <w:rPr>
+          <w:rFonts w:ascii="Consolas" w:eastAsia="Consolas" w:hAnsi="Consolas" w:cs="Consolas"/>
+          <w:b/>
+          <w:bCs/>
+          <w:sz w:val="16"/>
+          <w:szCs w:val="16"/>
+          <w:u w:color="000000"/>
+          <w:lang w:val="en-US"/>
+        </w:rPr>
+        <w:t>="</w:t>
+      </w:r>
+      <w:proofErr w:type="spellStart"/>
+      <w:r>
+        <w:rPr>
+          <w:rFonts w:ascii="Consolas" w:eastAsia="Consolas" w:hAnsi="Consolas" w:cs="Consolas"/>
+          <w:b/>
+          <w:bCs/>
+          <w:sz w:val="16"/>
+          <w:szCs w:val="16"/>
+          <w:u w:color="000000"/>
+          <w:lang w:val="en-US"/>
+        </w:rPr>
+        <w:t>RichTextEditor</w:t>
+      </w:r>
+      <w:proofErr w:type="spellEnd"/>
+      <w:r>
+        <w:rPr>
+          <w:rFonts w:ascii="Consolas" w:eastAsia="Consolas" w:hAnsi="Consolas" w:cs="Consolas"/>
+          <w:b/>
+          <w:bCs/>
+          <w:sz w:val="16"/>
+          <w:szCs w:val="16"/>
+          <w:u w:color="000000"/>
+          <w:lang w:val="en-US"/>
+        </w:rPr>
+        <w:t>/cWebRichTextViewer.js"&gt;&lt;/script&gt;</w:t>
+      </w:r>
+    </w:p>
+    <w:p>
+      <w:pPr>
+        <w:pStyle w:val="Body"/>
+        <w:rPr>
+          <w:rFonts w:ascii="Calibri Light" w:eastAsia="Calibri Light" w:hAnsi="Calibri Light" w:cs="Calibri Light"/>
+          <w:u w:color="000000"/>
+          <w:lang w:val="en-US"/>
+        </w:rPr>
+      </w:pPr>
+      <w:r>
+        <w:rPr>
+          <w:rFonts w:ascii="Calibri Light" w:hAnsi="Calibri Light"/>
+          <w:u w:color="000000"/>
+          <w:lang w:val="en-US"/>
+        </w:rPr>
+        <w:t>And you are set dependency wise.</w:t>
+      </w:r>
+    </w:p>
+    <w:p>
+      <w:pPr>
         <w:pStyle w:val="Heading1"/>
         <w:rPr>
           <w:rFonts w:eastAsia="Helvetica" w:cs="Helvetica"/>
@@ -1015,6 +1552,7 @@
         <w:rPr>
           <w:rFonts w:ascii="Calibri Light" w:eastAsia="Calibri Light" w:hAnsi="Calibri Light" w:cs="Calibri Light"/>
           <w:u w:color="000000"/>
+          <w:lang w:val="en-US"/>
         </w:rPr>
       </w:pPr>
       <w:r>
@@ -1171,6 +1709,7 @@
           <w:u w:color="000000"/>
           <w:lang w:val="en-US"/>
         </w:rPr>
+        <w:lastRenderedPageBreak/>
         <w:t>pbUseHTMLEncoding</w:t>
       </w:r>
       <w:proofErr w:type="spellEnd"/>
@@ -1224,15 +1763,27 @@
           <w:bCs/>
         </w:rPr>
       </w:pPr>
+      <w:proofErr w:type="spellStart"/>
       <w:r>
         <w:rPr>
           <w:rFonts w:ascii="Helvetica" w:hAnsi="Helvetica"/>
           <w:b/>
           <w:bCs/>
           <w:u w:color="000000"/>
-        </w:rPr>
-        <w:lastRenderedPageBreak/>
-        <w:t xml:space="preserve">pbFroalaTransformer: </w:t>
+          <w:lang w:val="en-US"/>
+        </w:rPr>
+        <w:t>pbFroalaTransformer</w:t>
+      </w:r>
+      <w:proofErr w:type="spellEnd"/>
+      <w:r>
+        <w:rPr>
+          <w:rFonts w:ascii="Helvetica" w:hAnsi="Helvetica"/>
+          <w:b/>
+          <w:bCs/>
+          <w:u w:color="000000"/>
+          <w:lang w:val="en-US"/>
+        </w:rPr>
+        <w:t xml:space="preserve">: </w:t>
       </w:r>
       <w:r>
         <w:rPr>
@@ -1258,25 +1809,7 @@
           <w:u w:color="000000"/>
           <w:lang w:val="en-US"/>
         </w:rPr>
-        <w:t xml:space="preserve"> content? If this property is turned on a compatibility mode is enabled. The next time the content is saved it will have been converted. (</w:t>
-      </w:r>
-      <w:proofErr w:type="gramStart"/>
-      <w:r>
-        <w:rPr>
-          <w:rFonts w:ascii="Calibri Light" w:hAnsi="Calibri Light"/>
-          <w:u w:color="000000"/>
-          <w:lang w:val="en-US"/>
-        </w:rPr>
-        <w:t>default</w:t>
-      </w:r>
-      <w:proofErr w:type="gramEnd"/>
-      <w:r>
-        <w:rPr>
-          <w:rFonts w:ascii="Calibri Light" w:hAnsi="Calibri Light"/>
-          <w:u w:color="000000"/>
-          <w:lang w:val="en-US"/>
-        </w:rPr>
-        <w:t>: false)</w:t>
+        <w:t xml:space="preserve"> content? If this property is turned on a compatibility mode is enabled. The next time the content is saved it will have been converted. (default: false)</w:t>
       </w:r>
     </w:p>
     <w:p>
@@ -1293,19 +1826,33 @@
           <w:lang w:val="en-US"/>
         </w:rPr>
       </w:pPr>
+      <w:proofErr w:type="spellStart"/>
       <w:r>
         <w:rPr>
           <w:rFonts w:ascii="Helvetica" w:hAnsi="Helvetica"/>
           <w:b/>
           <w:bCs/>
           <w:u w:color="000000"/>
-        </w:rPr>
-        <w:t>pbInlineImages:</w:t>
-      </w:r>
+          <w:lang w:val="en-US"/>
+        </w:rPr>
+        <w:t>pbInlineImages</w:t>
+      </w:r>
+      <w:proofErr w:type="spellEnd"/>
       <w:r>
         <w:rPr>
           <w:rFonts w:ascii="Helvetica" w:hAnsi="Helvetica"/>
-          <w:u w:color="000000"/>
+          <w:b/>
+          <w:bCs/>
+          <w:u w:color="000000"/>
+          <w:lang w:val="en-US"/>
+        </w:rPr>
+        <w:t>:</w:t>
+      </w:r>
+      <w:r>
+        <w:rPr>
+          <w:rFonts w:ascii="Helvetica" w:hAnsi="Helvetica"/>
+          <w:u w:color="000000"/>
+          <w:lang w:val="en-US"/>
         </w:rPr>
         <w:t xml:space="preserve"> </w:t>
       </w:r>
@@ -1522,6 +2069,7 @@
           <w:b/>
           <w:bCs/>
           <w:u w:color="000000"/>
+          <w:lang w:val="en-US"/>
         </w:rPr>
       </w:pPr>
       <w:proofErr w:type="spellStart"/>
@@ -1573,6 +2121,7 @@
           <w:b/>
           <w:bCs/>
           <w:u w:color="000000"/>
+          <w:lang w:val="en-US"/>
         </w:rPr>
       </w:pPr>
       <w:r>
@@ -1628,27 +2177,7 @@
           <w:u w:color="000000"/>
           <w:lang w:val="en-NL"/>
         </w:rPr>
-        <w:t>(</w:t>
-      </w:r>
-      <w:r>
-        <w:rPr>
-          <w:rFonts w:ascii="Helvetica" w:eastAsia="Helvetica" w:hAnsi="Helvetica" w:cs="Helvetica"/>
-          <w:b/>
-          <w:bCs/>
-          <w:u w:color="000000"/>
-          <w:lang w:val="en-NL"/>
-        </w:rPr>
-        <w:t>S</w:t>
-      </w:r>
-      <w:r>
-        <w:rPr>
-          <w:rFonts w:ascii="Helvetica" w:eastAsia="Helvetica" w:hAnsi="Helvetica" w:cs="Helvetica"/>
-          <w:b/>
-          <w:bCs/>
-          <w:u w:color="000000"/>
-          <w:lang w:val="en-NL"/>
-        </w:rPr>
-        <w:t xml:space="preserve">et) </w:t>
+        <w:t xml:space="preserve">(Set) </w:t>
       </w:r>
       <w:r>
         <w:rPr>
@@ -1698,23 +2227,127 @@
     <w:p>
       <w:pPr>
         <w:pStyle w:val="Body"/>
-        <w:ind w:left="720"/>
+        <w:numPr>
+          <w:ilvl w:val="0"/>
+          <w:numId w:val="6"/>
+        </w:numPr>
         <w:rPr>
           <w:rFonts w:ascii="Helvetica" w:eastAsia="Helvetica" w:hAnsi="Helvetica" w:cs="Helvetica"/>
-          <w:b/>
-          <w:bCs/>
-          <w:u w:color="000000"/>
-        </w:rPr>
-      </w:pPr>
+          <w:u w:color="000000"/>
+          <w:lang w:val="en-US"/>
+        </w:rPr>
+      </w:pPr>
+      <w:proofErr w:type="spellStart"/>
+      <w:r>
+        <w:rPr>
+          <w:rFonts w:ascii="Helvetica" w:eastAsia="Helvetica" w:hAnsi="Helvetica" w:cs="Helvetica"/>
+          <w:b/>
+          <w:bCs/>
+          <w:u w:color="000000"/>
+          <w:lang w:val="en-US"/>
+        </w:rPr>
+        <w:t>pbAllowTables</w:t>
+      </w:r>
+      <w:proofErr w:type="spellEnd"/>
+      <w:r>
+        <w:rPr>
+          <w:rFonts w:ascii="Helvetica" w:eastAsia="Helvetica" w:hAnsi="Helvetica" w:cs="Helvetica"/>
+          <w:u w:color="000000"/>
+          <w:lang w:val="en-US"/>
+        </w:rPr>
+        <w:t>: Enables table editing support. (default: false)</w:t>
+      </w:r>
     </w:p>
     <w:p>
       <w:pPr>
         <w:pStyle w:val="Body"/>
+        <w:numPr>
+          <w:ilvl w:val="0"/>
+          <w:numId w:val="6"/>
+        </w:numPr>
         <w:rPr>
           <w:rFonts w:ascii="Helvetica" w:eastAsia="Helvetica" w:hAnsi="Helvetica" w:cs="Helvetica"/>
-          <w:b/>
-          <w:bCs/>
-          <w:u w:color="000000"/>
+          <w:u w:color="000000"/>
+          <w:lang w:val="en-US"/>
+        </w:rPr>
+      </w:pPr>
+      <w:proofErr w:type="spellStart"/>
+      <w:r>
+        <w:rPr>
+          <w:rFonts w:ascii="Helvetica" w:eastAsia="Helvetica" w:hAnsi="Helvetica" w:cs="Helvetica"/>
+          <w:b/>
+          <w:bCs/>
+          <w:u w:color="000000"/>
+          <w:lang w:val="en-US"/>
+        </w:rPr>
+        <w:t>piTableColumns</w:t>
+      </w:r>
+      <w:proofErr w:type="spellEnd"/>
+      <w:r>
+        <w:rPr>
+          <w:rFonts w:ascii="Helvetica" w:eastAsia="Helvetica" w:hAnsi="Helvetica" w:cs="Helvetica"/>
+          <w:u w:color="000000"/>
+          <w:lang w:val="en-US"/>
+        </w:rPr>
+        <w:t>: Configures the number of columns shown by the table picker. (default: 5)</w:t>
+      </w:r>
+    </w:p>
+    <w:p>
+      <w:pPr>
+        <w:pStyle w:val="Body"/>
+        <w:numPr>
+          <w:ilvl w:val="0"/>
+          <w:numId w:val="6"/>
+        </w:numPr>
+        <w:rPr>
+          <w:rFonts w:ascii="Helvetica" w:eastAsia="Helvetica" w:hAnsi="Helvetica" w:cs="Helvetica"/>
+          <w:u w:color="000000"/>
+          <w:lang w:val="en-US"/>
+        </w:rPr>
+      </w:pPr>
+      <w:proofErr w:type="spellStart"/>
+      <w:r>
+        <w:rPr>
+          <w:rFonts w:ascii="Helvetica" w:eastAsia="Helvetica" w:hAnsi="Helvetica" w:cs="Helvetica"/>
+          <w:b/>
+          <w:bCs/>
+          <w:u w:color="000000"/>
+          <w:lang w:val="en-US"/>
+        </w:rPr>
+        <w:t>piTableRows</w:t>
+      </w:r>
+      <w:proofErr w:type="spellEnd"/>
+      <w:r>
+        <w:rPr>
+          <w:rFonts w:ascii="Helvetica" w:eastAsia="Helvetica" w:hAnsi="Helvetica" w:cs="Helvetica"/>
+          <w:u w:color="000000"/>
+          <w:lang w:val="en-US"/>
+        </w:rPr>
+        <w:t>: Configures the number of rows shown by the table picker. (default: 6)</w:t>
+      </w:r>
+    </w:p>
+    <w:p>
+      <w:pPr>
+        <w:pStyle w:val="Body"/>
+        <w:ind w:left="720"/>
+        <w:rPr>
+          <w:rFonts w:ascii="Helvetica" w:eastAsia="Helvetica" w:hAnsi="Helvetica" w:cs="Helvetica"/>
+          <w:b/>
+          <w:bCs/>
+          <w:u w:color="000000"/>
+          <w:lang w:val="en-US"/>
+        </w:rPr>
+      </w:pPr>
+    </w:p>
+    <w:p>
+      <w:pPr>
+        <w:pStyle w:val="Body"/>
+        <w:rPr>
+          <w:rFonts w:ascii="Helvetica" w:eastAsia="Helvetica" w:hAnsi="Helvetica" w:cs="Helvetica"/>
+          <w:b/>
+          <w:bCs/>
+          <w:u w:color="000000"/>
+          <w:lang w:val="en-US"/>
         </w:rPr>
       </w:pPr>
       <w:r>
@@ -1777,13 +2410,22 @@
           <w:numId w:val="8"/>
         </w:numPr>
         <w:rPr>
+          <w:rFonts w:ascii="Calibri Light" w:hAnsi="Calibri Light"/>
+          <w:lang w:val="en-US"/>
+        </w:rPr>
+      </w:pPr>
+      <w:proofErr w:type="spellStart"/>
+      <w:r>
+        <w:rPr>
           <w:rFonts w:ascii="Helvetica" w:hAnsi="Helvetica"/>
           <w:b/>
           <w:bCs/>
-          <w:lang w:val="en-US"/>
-        </w:rPr>
-      </w:pPr>
-      <w:proofErr w:type="spellStart"/>
+          <w:u w:color="000000"/>
+          <w:lang w:val="en-US"/>
+        </w:rPr>
+        <w:t>psDirectoryName</w:t>
+      </w:r>
+      <w:proofErr w:type="spellEnd"/>
       <w:r>
         <w:rPr>
           <w:rFonts w:ascii="Helvetica" w:hAnsi="Helvetica"/>
@@ -1792,17 +2434,6 @@
           <w:u w:color="000000"/>
           <w:lang w:val="en-US"/>
         </w:rPr>
-        <w:t>psFileExtension</w:t>
-      </w:r>
-      <w:proofErr w:type="spellEnd"/>
-      <w:r>
-        <w:rPr>
-          <w:rFonts w:ascii="Helvetica" w:hAnsi="Helvetica"/>
-          <w:b/>
-          <w:bCs/>
-          <w:u w:color="000000"/>
-          <w:lang w:val="en-US"/>
-        </w:rPr>
         <w:t xml:space="preserve">: </w:t>
       </w:r>
       <w:r>
@@ -1811,7 +2442,7 @@
           <w:u w:color="000000"/>
           <w:lang w:val="en-US"/>
         </w:rPr>
-        <w:t xml:space="preserve">The extension that is placed at the end of the uploaded files. Should the files be downloaded any Windows Picture Viewer will use the headers of the file and thus not care about the extension as long as it is an image format (for opening). (default: </w:t>
+        <w:t xml:space="preserve">The name of the directory in the Data folder where the images will be saved. If the directory does not exist it will be created. (default: </w:t>
       </w:r>
       <w:r>
         <w:rPr>
@@ -1827,7 +2458,7 @@
           <w:rFonts w:ascii="Calibri Light" w:hAnsi="Calibri Light"/>
           <w:u w:color="000000"/>
         </w:rPr>
-        <w:t>.png</w:t>
+        <w:t>cWebRichTextEditor</w:t>
       </w:r>
       <w:r>
         <w:rPr>
@@ -1844,6 +2475,22 @@
           <w:u w:color="000000"/>
         </w:rPr>
         <w:t>)</w:t>
+      </w:r>
+    </w:p>
+    <w:p>
+      <w:pPr>
+        <w:pStyle w:val="Body"/>
+        <w:rPr>
+          <w:rFonts w:ascii="Calibri Light" w:hAnsi="Calibri Light"/>
+          <w:lang w:val="en-US"/>
+        </w:rPr>
+      </w:pPr>
+      <w:r>
+        <w:rPr>
+          <w:rFonts w:ascii="Calibri Light" w:hAnsi="Calibri Light"/>
+          <w:lang w:val="en-US"/>
+        </w:rPr>
+        <w:t>The following upload properties are available for the editor.</w:t>
       </w:r>
     </w:p>
     <w:p>
@@ -1851,7 +2498,7 @@
         <w:pStyle w:val="Body"/>
         <w:numPr>
           <w:ilvl w:val="0"/>
-          <w:numId w:val="8"/>
+          <w:numId w:val="10"/>
         </w:numPr>
         <w:rPr>
           <w:rFonts w:ascii="Calibri Light" w:hAnsi="Calibri Light"/>
@@ -1861,64 +2508,175 @@
       <w:proofErr w:type="spellStart"/>
       <w:r>
         <w:rPr>
-          <w:rFonts w:ascii="Helvetica" w:hAnsi="Helvetica"/>
-          <w:b/>
-          <w:bCs/>
-          <w:u w:color="000000"/>
-          <w:lang w:val="en-US"/>
-        </w:rPr>
-        <w:t>psDirectoryName</w:t>
-      </w:r>
-      <w:proofErr w:type="spellEnd"/>
-      <w:r>
-        <w:rPr>
-          <w:rFonts w:ascii="Helvetica" w:hAnsi="Helvetica"/>
-          <w:b/>
-          <w:bCs/>
-          <w:u w:color="000000"/>
-          <w:lang w:val="en-US"/>
-        </w:rPr>
-        <w:t xml:space="preserve">: </w:t>
-      </w:r>
-      <w:r>
-        <w:rPr>
-          <w:rFonts w:ascii="Calibri Light" w:hAnsi="Calibri Light"/>
-          <w:u w:color="000000"/>
-          <w:lang w:val="en-US"/>
-        </w:rPr>
-        <w:t xml:space="preserve">The name of the directory in the Data folder where the images will be saved. If the directory does not exist it will be created. (default: </w:t>
-      </w:r>
-      <w:r>
-        <w:rPr>
-          <w:rFonts w:ascii="Calibri Light" w:hAnsi="Calibri Light"/>
-          <w:u w:color="000000"/>
-          <w:rtl/>
-          <w:cs/>
-        </w:rPr>
-        <w:t>‘</w:t>
-      </w:r>
-      <w:r>
-        <w:rPr>
-          <w:rFonts w:ascii="Calibri Light" w:hAnsi="Calibri Light"/>
-          <w:u w:color="000000"/>
-        </w:rPr>
-        <w:t>cWebRichTextEditor</w:t>
-      </w:r>
-      <w:r>
-        <w:rPr>
-          <w:rFonts w:ascii="Calibri Light" w:hAnsi="Calibri Light"/>
-          <w:u w:color="000000"/>
-          <w:rtl/>
-          <w:cs/>
-        </w:rPr>
-        <w:t>’</w:t>
-      </w:r>
-      <w:r>
-        <w:rPr>
-          <w:rFonts w:ascii="Calibri Light" w:hAnsi="Calibri Light"/>
-          <w:u w:color="000000"/>
-        </w:rPr>
-        <w:t>)</w:t>
+          <w:rFonts w:ascii="Calibri Light" w:hAnsi="Calibri Light"/>
+          <w:b/>
+          <w:bCs/>
+          <w:lang w:val="en-US"/>
+        </w:rPr>
+        <w:t>psUploadDir</w:t>
+      </w:r>
+      <w:proofErr w:type="spellEnd"/>
+      <w:r>
+        <w:rPr>
+          <w:rFonts w:ascii="Calibri Light" w:hAnsi="Calibri Light"/>
+          <w:lang w:val="en-US"/>
+        </w:rPr>
+        <w:t>: Upload directory used by image handling.</w:t>
+      </w:r>
+    </w:p>
+    <w:p>
+      <w:pPr>
+        <w:pStyle w:val="Body"/>
+        <w:numPr>
+          <w:ilvl w:val="0"/>
+          <w:numId w:val="10"/>
+        </w:numPr>
+        <w:rPr>
+          <w:rFonts w:ascii="Calibri Light" w:hAnsi="Calibri Light"/>
+          <w:lang w:val="en-US"/>
+        </w:rPr>
+      </w:pPr>
+      <w:proofErr w:type="spellStart"/>
+      <w:r>
+        <w:rPr>
+          <w:rFonts w:ascii="Calibri Light" w:hAnsi="Calibri Light"/>
+          <w:b/>
+          <w:bCs/>
+          <w:lang w:val="en-US"/>
+        </w:rPr>
+        <w:t>psTemporaryDir</w:t>
+      </w:r>
+      <w:proofErr w:type="spellEnd"/>
+      <w:r>
+        <w:rPr>
+          <w:rFonts w:ascii="Calibri Light" w:hAnsi="Calibri Light"/>
+          <w:lang w:val="en-US"/>
+        </w:rPr>
+        <w:t>: Temporary upload directory used before commit.</w:t>
+      </w:r>
+    </w:p>
+    <w:p>
+      <w:pPr>
+        <w:pStyle w:val="Body"/>
+        <w:numPr>
+          <w:ilvl w:val="0"/>
+          <w:numId w:val="10"/>
+        </w:numPr>
+        <w:rPr>
+          <w:rFonts w:ascii="Calibri Light" w:hAnsi="Calibri Light"/>
+          <w:lang w:val="en-US"/>
+        </w:rPr>
+      </w:pPr>
+      <w:proofErr w:type="spellStart"/>
+      <w:r>
+        <w:rPr>
+          <w:rFonts w:ascii="Calibri Light" w:hAnsi="Calibri Light"/>
+          <w:b/>
+          <w:bCs/>
+          <w:lang w:val="en-US"/>
+        </w:rPr>
+        <w:t>pbTemporaryDir</w:t>
+      </w:r>
+      <w:proofErr w:type="spellEnd"/>
+      <w:r>
+        <w:rPr>
+          <w:rFonts w:ascii="Calibri Light" w:hAnsi="Calibri Light"/>
+          <w:lang w:val="en-US"/>
+        </w:rPr>
+        <w:t>: Enables use of a temporary upload directory. (default: true)</w:t>
+      </w:r>
+    </w:p>
+    <w:p>
+      <w:pPr>
+        <w:pStyle w:val="Body"/>
+        <w:numPr>
+          <w:ilvl w:val="0"/>
+          <w:numId w:val="10"/>
+        </w:numPr>
+        <w:rPr>
+          <w:rFonts w:ascii="Calibri Light" w:hAnsi="Calibri Light"/>
+          <w:lang w:val="en-US"/>
+        </w:rPr>
+      </w:pPr>
+      <w:proofErr w:type="spellStart"/>
+      <w:r>
+        <w:rPr>
+          <w:rFonts w:ascii="Calibri Light" w:hAnsi="Calibri Light"/>
+          <w:b/>
+          <w:bCs/>
+          <w:lang w:val="en-US"/>
+        </w:rPr>
+        <w:t>pullMaxFileSize</w:t>
+      </w:r>
+      <w:proofErr w:type="spellEnd"/>
+      <w:r>
+        <w:rPr>
+          <w:rFonts w:ascii="Calibri Light" w:hAnsi="Calibri Light"/>
+          <w:lang w:val="en-US"/>
+        </w:rPr>
+        <w:t>: Maximum server-side upload size. (default: 5242880 bytes)</w:t>
+      </w:r>
+    </w:p>
+    <w:p>
+      <w:pPr>
+        <w:pStyle w:val="Body"/>
+        <w:numPr>
+          <w:ilvl w:val="0"/>
+          <w:numId w:val="10"/>
+        </w:numPr>
+        <w:rPr>
+          <w:rFonts w:ascii="Calibri Light" w:hAnsi="Calibri Light"/>
+          <w:lang w:val="en-US"/>
+        </w:rPr>
+      </w:pPr>
+      <w:proofErr w:type="spellStart"/>
+      <w:r>
+        <w:rPr>
+          <w:rFonts w:ascii="Calibri Light" w:hAnsi="Calibri Light"/>
+          <w:b/>
+          <w:bCs/>
+          <w:lang w:val="en-US"/>
+        </w:rPr>
+        <w:t>pullMaxFileNameLength</w:t>
+      </w:r>
+      <w:proofErr w:type="spellEnd"/>
+      <w:r>
+        <w:rPr>
+          <w:rFonts w:ascii="Calibri Light" w:hAnsi="Calibri Light"/>
+          <w:lang w:val="en-US"/>
+        </w:rPr>
+        <w:t>: Maximum file name length. (default: 4096)</w:t>
+      </w:r>
+    </w:p>
+    <w:p>
+      <w:pPr>
+        <w:pStyle w:val="Body"/>
+        <w:numPr>
+          <w:ilvl w:val="0"/>
+          <w:numId w:val="10"/>
+        </w:numPr>
+        <w:rPr>
+          <w:rFonts w:ascii="Calibri Light" w:hAnsi="Calibri Light"/>
+          <w:lang w:val="en-US"/>
+        </w:rPr>
+      </w:pPr>
+      <w:proofErr w:type="spellStart"/>
+      <w:r>
+        <w:rPr>
+          <w:rFonts w:ascii="Calibri Light" w:hAnsi="Calibri Light"/>
+          <w:b/>
+          <w:bCs/>
+          <w:lang w:val="en-US"/>
+        </w:rPr>
+        <w:t>pbAutoCommit</w:t>
+      </w:r>
+      <w:proofErr w:type="spellEnd"/>
+      <w:r>
+        <w:rPr>
+          <w:rFonts w:ascii="Calibri Light" w:hAnsi="Calibri Light"/>
+          <w:lang w:val="en-US"/>
+        </w:rPr>
+        <w:t>: Commits uploads immediately when enabled. (default: false)</w:t>
       </w:r>
     </w:p>
     <w:p>
@@ -2192,78 +2950,72 @@
           <w:numId w:val="9"/>
         </w:numPr>
         <w:rPr>
-          <w:rFonts w:ascii="Calibri Light" w:hAnsi="Calibri Light"/>
-          <w:u w:color="000000"/>
-          <w:lang w:val="en-US"/>
-        </w:rPr>
-      </w:pPr>
-      <w:r>
-        <w:rPr>
-          <w:rFonts w:ascii="Helvetica" w:hAnsi="Helvetica"/>
-          <w:b/>
-          <w:bCs/>
-          <w:u w:color="000000"/>
-          <w:lang w:val="en-US"/>
-        </w:rPr>
-        <w:t xml:space="preserve">(Ps) </w:t>
-      </w:r>
-      <w:proofErr w:type="spellStart"/>
-      <w:r>
-        <w:rPr>
-          <w:rFonts w:ascii="Helvetica" w:hAnsi="Helvetica"/>
-          <w:b/>
-          <w:bCs/>
-          <w:u w:color="000000"/>
-          <w:lang w:val="en-US"/>
-        </w:rPr>
-        <w:t>SaveImages</w:t>
-      </w:r>
-      <w:proofErr w:type="spellEnd"/>
-      <w:r>
-        <w:rPr>
-          <w:rFonts w:ascii="Helvetica" w:hAnsi="Helvetica"/>
-          <w:b/>
-          <w:bCs/>
-          <w:u w:color="000000"/>
-          <w:lang w:val="en-US"/>
-        </w:rPr>
-        <w:t xml:space="preserve"> () -&gt; Void:</w:t>
-      </w:r>
-      <w:r>
-        <w:rPr>
-          <w:rFonts w:ascii="Calibri Light" w:hAnsi="Calibri Light"/>
-          <w:u w:color="000000"/>
-          <w:lang w:val="en-US"/>
-        </w:rPr>
-        <w:t xml:space="preserve"> Results in the client’s image stack being cleared all image operations will be pushed to the server. </w:t>
-      </w:r>
-      <w:r>
-        <w:rPr>
-          <w:rFonts w:ascii="Calibri Light" w:hAnsi="Calibri Light"/>
-          <w:u w:color="000000"/>
-          <w:lang w:val="en-US"/>
-        </w:rPr>
-        <w:t xml:space="preserve">This involves sending all image data that was allowed by the </w:t>
-      </w:r>
-      <w:proofErr w:type="spellStart"/>
-      <w:r>
-        <w:rPr>
-          <w:rFonts w:ascii="Helvetica" w:hAnsi="Helvetica"/>
-          <w:b/>
-          <w:bCs/>
-          <w:u w:color="000000"/>
-          <w:lang w:val="en-US"/>
-        </w:rPr>
-        <w:t>OnNewRegisteredImage</w:t>
-      </w:r>
-      <w:proofErr w:type="spellEnd"/>
-      <w:r>
-        <w:rPr>
-          <w:rFonts w:ascii="Calibri Light" w:hAnsi="Calibri Light"/>
-          <w:u w:color="000000"/>
-          <w:lang w:val="en-US"/>
-        </w:rPr>
-        <w:t xml:space="preserve"> event.</w:t>
+          <w:rFonts w:ascii="Helvetica" w:hAnsi="Helvetica" w:cs="Helvetica"/>
+          <w:u w:color="000000"/>
+          <w:lang w:val="en-US"/>
+        </w:rPr>
+      </w:pPr>
+      <w:r>
+        <w:rPr>
+          <w:rFonts w:ascii="Helvetica" w:hAnsi="Helvetica" w:cs="Helvetica"/>
+          <w:b/>
+          <w:bCs/>
+          <w:u w:color="000000"/>
+          <w:lang w:val="en-US"/>
+        </w:rPr>
+        <w:t>(</w:t>
+      </w:r>
+      <w:proofErr w:type="spellStart"/>
+      <w:r>
+        <w:rPr>
+          <w:rFonts w:ascii="Helvetica" w:hAnsi="Helvetica" w:cs="Helvetica"/>
+          <w:b/>
+          <w:bCs/>
+          <w:u w:color="000000"/>
+          <w:lang w:val="en-US"/>
+        </w:rPr>
+        <w:t>Fn</w:t>
+      </w:r>
+      <w:proofErr w:type="spellEnd"/>
+      <w:r>
+        <w:rPr>
+          <w:rFonts w:ascii="Helvetica" w:hAnsi="Helvetica" w:cs="Helvetica"/>
+          <w:b/>
+          <w:bCs/>
+          <w:u w:color="000000"/>
+          <w:lang w:val="en-US"/>
+        </w:rPr>
+        <w:t xml:space="preserve">) </w:t>
+      </w:r>
+      <w:proofErr w:type="spellStart"/>
+      <w:r>
+        <w:rPr>
+          <w:rFonts w:ascii="Helvetica" w:hAnsi="Helvetica" w:cs="Helvetica"/>
+          <w:b/>
+          <w:bCs/>
+          <w:u w:color="000000"/>
+          <w:lang w:val="en-US"/>
+        </w:rPr>
+        <w:t>HasChanged</w:t>
+      </w:r>
+      <w:proofErr w:type="spellEnd"/>
+      <w:r>
+        <w:rPr>
+          <w:rFonts w:ascii="Helvetica" w:hAnsi="Helvetica" w:cs="Helvetica"/>
+          <w:b/>
+          <w:bCs/>
+          <w:u w:color="000000"/>
+          <w:lang w:val="en-US"/>
+        </w:rPr>
+        <w:t xml:space="preserve"> () -&gt; Boolean:</w:t>
+      </w:r>
+      <w:r>
+        <w:rPr>
+          <w:rFonts w:ascii="Helvetica" w:hAnsi="Helvetica" w:cs="Helvetica"/>
+          <w:u w:color="000000"/>
+          <w:lang w:val="en-US"/>
+        </w:rPr>
+        <w:t xml:space="preserve"> Returns whether the editor content has changed.</w:t>
       </w:r>
     </w:p>
     <w:p>
@@ -2274,24 +3026,36 @@
           <w:numId w:val="9"/>
         </w:numPr>
         <w:rPr>
-          <w:rFonts w:ascii="Calibri Light" w:hAnsi="Calibri Light"/>
-          <w:u w:color="000000"/>
-          <w:lang w:val="en-US"/>
-        </w:rPr>
-      </w:pPr>
-      <w:r>
-        <w:rPr>
-          <w:rFonts w:ascii="Helvetica" w:hAnsi="Helvetica"/>
-          <w:b/>
-          <w:bCs/>
-          <w:u w:color="000000"/>
-          <w:lang w:val="en-US"/>
-        </w:rPr>
-        <w:t>(Ps</w:t>
-      </w:r>
-      <w:r>
-        <w:rPr>
-          <w:rFonts w:ascii="Helvetica" w:hAnsi="Helvetica"/>
+          <w:rFonts w:ascii="Helvetica" w:hAnsi="Helvetica" w:cs="Helvetica"/>
+          <w:u w:color="000000"/>
+          <w:lang w:val="en-US"/>
+        </w:rPr>
+      </w:pPr>
+      <w:r>
+        <w:rPr>
+          <w:rFonts w:ascii="Helvetica" w:hAnsi="Helvetica" w:cs="Helvetica"/>
+          <w:b/>
+          <w:bCs/>
+          <w:u w:color="000000"/>
+          <w:lang w:val="en-US"/>
+        </w:rPr>
+        <w:t>(</w:t>
+      </w:r>
+      <w:proofErr w:type="spellStart"/>
+      <w:r>
+        <w:rPr>
+          <w:rFonts w:ascii="Helvetica" w:hAnsi="Helvetica" w:cs="Helvetica"/>
+          <w:b/>
+          <w:bCs/>
+          <w:u w:color="000000"/>
+          <w:lang w:val="en-US"/>
+        </w:rPr>
+        <w:t>Fn</w:t>
+      </w:r>
+      <w:proofErr w:type="spellEnd"/>
+      <w:r>
+        <w:rPr>
+          <w:rFonts w:ascii="Helvetica" w:hAnsi="Helvetica" w:cs="Helvetica"/>
           <w:b/>
           <w:bCs/>
           <w:u w:color="000000"/>
@@ -2302,138 +3066,32 @@
       <w:proofErr w:type="spellStart"/>
       <w:r>
         <w:rPr>
-          <w:rFonts w:ascii="Helvetica" w:hAnsi="Helvetica"/>
-          <w:b/>
-          <w:bCs/>
-          <w:u w:color="000000"/>
-          <w:lang w:val="en-US"/>
-        </w:rPr>
-        <w:t>DeleteImages</w:t>
-      </w:r>
-      <w:proofErr w:type="spellEnd"/>
-      <w:r>
-        <w:rPr>
-          <w:rFonts w:ascii="Helvetica" w:hAnsi="Helvetica"/>
-          <w:b/>
-          <w:bCs/>
-          <w:u w:color="000000"/>
-          <w:lang w:val="en-US"/>
-        </w:rPr>
-        <w:t xml:space="preserve"> (</w:t>
-      </w:r>
-      <w:proofErr w:type="spellStart"/>
-      <w:proofErr w:type="gramStart"/>
-      <w:r>
-        <w:rPr>
-          <w:rFonts w:ascii="Helvetica" w:hAnsi="Helvetica"/>
-          <w:b/>
-          <w:bCs/>
-          <w:u w:color="000000"/>
-          <w:lang w:val="en-US"/>
-        </w:rPr>
-        <w:t>sHtml</w:t>
-      </w:r>
-      <w:proofErr w:type="spellEnd"/>
-      <w:r>
-        <w:rPr>
-          <w:rFonts w:ascii="Helvetica" w:hAnsi="Helvetica"/>
-          <w:b/>
-          <w:bCs/>
-          <w:u w:color="000000"/>
-          <w:lang w:val="en-US"/>
-        </w:rPr>
-        <w:t xml:space="preserve"> :</w:t>
-      </w:r>
-      <w:proofErr w:type="gramEnd"/>
-      <w:r>
-        <w:rPr>
-          <w:rFonts w:ascii="Helvetica" w:hAnsi="Helvetica"/>
-          <w:b/>
-          <w:bCs/>
-          <w:u w:color="000000"/>
-          <w:lang w:val="en-US"/>
-        </w:rPr>
-        <w:t xml:space="preserve"> String</w:t>
-      </w:r>
-      <w:r>
-        <w:rPr>
-          <w:rFonts w:ascii="Helvetica" w:hAnsi="Helvetica"/>
-          <w:b/>
-          <w:bCs/>
-          <w:u w:color="000000"/>
-          <w:lang w:val="en-US"/>
-        </w:rPr>
-        <w:t>) -&gt; Void:</w:t>
-      </w:r>
-      <w:r>
-        <w:rPr>
-          <w:rFonts w:ascii="Calibri Light" w:hAnsi="Calibri Light"/>
-          <w:u w:color="000000"/>
-          <w:lang w:val="en-US"/>
-        </w:rPr>
-        <w:t xml:space="preserve"> </w:t>
-      </w:r>
-      <w:r>
-        <w:rPr>
-          <w:rFonts w:ascii="Calibri Light" w:hAnsi="Calibri Light"/>
-          <w:u w:color="000000"/>
-          <w:lang w:val="en-US"/>
-        </w:rPr>
-        <w:t xml:space="preserve">Results in the images found the current </w:t>
-      </w:r>
-      <w:proofErr w:type="spellStart"/>
-      <w:r>
-        <w:rPr>
-          <w:rFonts w:ascii="Calibri Light" w:hAnsi="Calibri Light"/>
-          <w:u w:color="000000"/>
-          <w:lang w:val="en-US"/>
-        </w:rPr>
-        <w:t>psValue</w:t>
-      </w:r>
-      <w:proofErr w:type="spellEnd"/>
-      <w:r>
-        <w:rPr>
-          <w:rFonts w:ascii="Calibri Light" w:hAnsi="Calibri Light"/>
-          <w:u w:color="000000"/>
-          <w:lang w:val="en-US"/>
-        </w:rPr>
-        <w:t xml:space="preserve"> or passed </w:t>
-      </w:r>
-      <w:proofErr w:type="spellStart"/>
-      <w:r>
-        <w:rPr>
-          <w:rFonts w:ascii="Calibri Light" w:hAnsi="Calibri Light"/>
-          <w:u w:color="000000"/>
-          <w:lang w:val="en-US"/>
-        </w:rPr>
-        <w:t>sHtml</w:t>
-      </w:r>
-      <w:proofErr w:type="spellEnd"/>
-      <w:r>
-        <w:rPr>
-          <w:rFonts w:ascii="Calibri Light" w:hAnsi="Calibri Light"/>
-          <w:u w:color="000000"/>
-          <w:lang w:val="en-US"/>
-        </w:rPr>
-        <w:t xml:space="preserve"> to be deleted this should be called before a </w:t>
-      </w:r>
-      <w:proofErr w:type="spellStart"/>
-      <w:r>
-        <w:rPr>
-          <w:rFonts w:ascii="Calibri Light" w:hAnsi="Calibri Light"/>
-          <w:u w:color="000000"/>
-          <w:lang w:val="en-US"/>
-        </w:rPr>
-        <w:t>Request_Delete</w:t>
-      </w:r>
-      <w:proofErr w:type="spellEnd"/>
-      <w:r>
-        <w:rPr>
-          <w:rFonts w:ascii="Calibri Light" w:hAnsi="Calibri Light"/>
-          <w:u w:color="000000"/>
-          <w:lang w:val="en-US"/>
-        </w:rPr>
-        <w:t>.</w:t>
+          <w:rFonts w:ascii="Helvetica" w:hAnsi="Helvetica" w:cs="Helvetica"/>
+          <w:b/>
+          <w:bCs/>
+          <w:u w:color="000000"/>
+          <w:lang w:val="en-US"/>
+        </w:rPr>
+        <w:t>SelStart</w:t>
+      </w:r>
+      <w:proofErr w:type="spellEnd"/>
+      <w:r>
+        <w:rPr>
+          <w:rFonts w:ascii="Helvetica" w:hAnsi="Helvetica" w:cs="Helvetica"/>
+          <w:b/>
+          <w:bCs/>
+          <w:u w:color="000000"/>
+          <w:lang w:val="en-US"/>
+        </w:rPr>
+        <w:t xml:space="preserve"> () -&gt; Integer: </w:t>
+      </w:r>
+      <w:r>
+        <w:rPr>
+          <w:rFonts w:ascii="Helvetica" w:hAnsi="Helvetica" w:cs="Helvetica"/>
+          <w:u w:color="000000"/>
+          <w:lang w:val="en-US"/>
+        </w:rPr>
+        <w:t>Returns the beginning position of the current selection.</w:t>
       </w:r>
     </w:p>
     <w:p>
@@ -2444,84 +3102,72 @@
           <w:numId w:val="9"/>
         </w:numPr>
         <w:rPr>
-          <w:rFonts w:ascii="Calibri Light" w:hAnsi="Calibri Light"/>
-          <w:u w:color="000000"/>
-          <w:lang w:val="en-US"/>
-        </w:rPr>
-      </w:pPr>
-      <w:r>
-        <w:rPr>
-          <w:rFonts w:ascii="Helvetica" w:hAnsi="Helvetica"/>
-          <w:b/>
-          <w:bCs/>
-          <w:u w:color="000000"/>
-          <w:lang w:val="en-US"/>
-        </w:rPr>
-        <w:t xml:space="preserve">(Ps) </w:t>
-      </w:r>
-      <w:r>
-        <w:rPr>
-          <w:rFonts w:ascii="Helvetica" w:hAnsi="Helvetica"/>
-          <w:b/>
-          <w:bCs/>
-          <w:u w:color="000000"/>
-          <w:lang w:val="en-US"/>
-        </w:rPr>
-        <w:t>Clear</w:t>
-      </w:r>
-      <w:r>
-        <w:rPr>
-          <w:rFonts w:ascii="Helvetica" w:hAnsi="Helvetica"/>
-          <w:b/>
-          <w:bCs/>
-          <w:u w:color="000000"/>
-          <w:lang w:val="en-US"/>
-        </w:rPr>
-        <w:t xml:space="preserve"> () -&gt; Void: </w:t>
-      </w:r>
-      <w:r>
-        <w:rPr>
-          <w:rFonts w:ascii="Calibri Light" w:hAnsi="Calibri Light"/>
-          <w:u w:color="000000"/>
-          <w:lang w:val="en-US"/>
-        </w:rPr>
-        <w:t>Clears the editor, clearing the history (</w:t>
-      </w:r>
-      <w:proofErr w:type="gramStart"/>
-      <w:r>
-        <w:rPr>
-          <w:rFonts w:ascii="Calibri Light" w:hAnsi="Calibri Light"/>
-          <w:u w:color="000000"/>
-          <w:lang w:val="en-US"/>
-        </w:rPr>
-        <w:t>e.g.</w:t>
-      </w:r>
-      <w:proofErr w:type="gramEnd"/>
-      <w:r>
-        <w:rPr>
-          <w:rFonts w:ascii="Calibri Light" w:hAnsi="Calibri Light"/>
-          <w:u w:color="000000"/>
-          <w:lang w:val="en-US"/>
-        </w:rPr>
-        <w:t xml:space="preserve"> </w:t>
-      </w:r>
-      <w:proofErr w:type="spellStart"/>
-      <w:r>
-        <w:rPr>
-          <w:rFonts w:ascii="Calibri Light" w:hAnsi="Calibri Light"/>
-          <w:u w:color="000000"/>
-          <w:lang w:val="en-US"/>
-        </w:rPr>
-        <w:t>cntrl</w:t>
-      </w:r>
-      <w:proofErr w:type="spellEnd"/>
-      <w:r>
-        <w:rPr>
-          <w:rFonts w:ascii="Calibri Light" w:hAnsi="Calibri Light"/>
-          <w:u w:color="000000"/>
-          <w:lang w:val="en-US"/>
-        </w:rPr>
-        <w:t>-z), clearing the image stack discarding all operations.</w:t>
+          <w:rFonts w:ascii="Helvetica" w:hAnsi="Helvetica" w:cs="Helvetica"/>
+          <w:u w:color="000000"/>
+          <w:lang w:val="en-US"/>
+        </w:rPr>
+      </w:pPr>
+      <w:r>
+        <w:rPr>
+          <w:rFonts w:ascii="Helvetica" w:hAnsi="Helvetica" w:cs="Helvetica"/>
+          <w:b/>
+          <w:bCs/>
+          <w:u w:color="000000"/>
+          <w:lang w:val="en-US"/>
+        </w:rPr>
+        <w:t>(</w:t>
+      </w:r>
+      <w:proofErr w:type="spellStart"/>
+      <w:r>
+        <w:rPr>
+          <w:rFonts w:ascii="Helvetica" w:hAnsi="Helvetica" w:cs="Helvetica"/>
+          <w:b/>
+          <w:bCs/>
+          <w:u w:color="000000"/>
+          <w:lang w:val="en-US"/>
+        </w:rPr>
+        <w:t>Fn</w:t>
+      </w:r>
+      <w:proofErr w:type="spellEnd"/>
+      <w:r>
+        <w:rPr>
+          <w:rFonts w:ascii="Helvetica" w:hAnsi="Helvetica" w:cs="Helvetica"/>
+          <w:b/>
+          <w:bCs/>
+          <w:u w:color="000000"/>
+          <w:lang w:val="en-US"/>
+        </w:rPr>
+        <w:t xml:space="preserve">) </w:t>
+      </w:r>
+      <w:proofErr w:type="spellStart"/>
+      <w:r>
+        <w:rPr>
+          <w:rFonts w:ascii="Helvetica" w:hAnsi="Helvetica" w:cs="Helvetica"/>
+          <w:b/>
+          <w:bCs/>
+          <w:u w:color="000000"/>
+          <w:lang w:val="en-US"/>
+        </w:rPr>
+        <w:t>SelEnd</w:t>
+      </w:r>
+      <w:proofErr w:type="spellEnd"/>
+      <w:r>
+        <w:rPr>
+          <w:rFonts w:ascii="Helvetica" w:hAnsi="Helvetica" w:cs="Helvetica"/>
+          <w:b/>
+          <w:bCs/>
+          <w:u w:color="000000"/>
+          <w:lang w:val="en-US"/>
+        </w:rPr>
+        <w:t xml:space="preserve"> () -&gt; Integer:</w:t>
+      </w:r>
+      <w:r>
+        <w:rPr>
+          <w:rFonts w:ascii="Helvetica" w:hAnsi="Helvetica" w:cs="Helvetica"/>
+          <w:u w:color="000000"/>
+          <w:lang w:val="en-US"/>
+        </w:rPr>
+        <w:t xml:space="preserve"> Returns the ending position of the current selection.</w:t>
       </w:r>
     </w:p>
     <w:p>
@@ -2532,60 +3178,50 @@
           <w:numId w:val="9"/>
         </w:numPr>
         <w:rPr>
-          <w:rFonts w:ascii="Calibri Light" w:hAnsi="Calibri Light"/>
-          <w:u w:color="000000"/>
-          <w:lang w:val="en-US"/>
-        </w:rPr>
-      </w:pPr>
-      <w:r>
-        <w:rPr>
-          <w:rFonts w:ascii="Helvetica" w:hAnsi="Helvetica"/>
-          <w:b/>
-          <w:bCs/>
-          <w:u w:color="000000"/>
-          <w:lang w:val="en-US"/>
-        </w:rPr>
-        <w:t xml:space="preserve">(Ps) </w:t>
-      </w:r>
-      <w:proofErr w:type="spellStart"/>
-      <w:r>
-        <w:rPr>
-          <w:rFonts w:ascii="Helvetica" w:hAnsi="Helvetica"/>
-          <w:b/>
-          <w:bCs/>
-          <w:u w:color="000000"/>
-          <w:lang w:val="en-US"/>
-        </w:rPr>
-        <w:t>ClearImageChanges</w:t>
-      </w:r>
-      <w:proofErr w:type="spellEnd"/>
-      <w:r>
-        <w:rPr>
-          <w:rFonts w:ascii="Helvetica" w:hAnsi="Helvetica"/>
-          <w:b/>
-          <w:bCs/>
-          <w:u w:color="000000"/>
-          <w:lang w:val="en-US"/>
-        </w:rPr>
-        <w:t xml:space="preserve"> </w:t>
-      </w:r>
-      <w:r>
-        <w:rPr>
-          <w:rFonts w:ascii="Helvetica" w:hAnsi="Helvetica"/>
-          <w:b/>
-          <w:bCs/>
-          <w:u w:color="000000"/>
-          <w:lang w:val="en-US"/>
-        </w:rPr>
-        <w:t xml:space="preserve">() -&gt; Void: </w:t>
-      </w:r>
-      <w:r>
-        <w:rPr>
-          <w:rFonts w:ascii="Calibri Light" w:hAnsi="Calibri Light"/>
-          <w:u w:color="000000"/>
-          <w:lang w:val="en-US"/>
-        </w:rPr>
-        <w:t>Clears clearing the image stack discarding all operations.</w:t>
+          <w:rFonts w:ascii="Helvetica" w:hAnsi="Helvetica" w:cs="Helvetica"/>
+          <w:u w:color="000000"/>
+          <w:lang w:val="en-US"/>
+        </w:rPr>
+      </w:pPr>
+      <w:r>
+        <w:rPr>
+          <w:rFonts w:ascii="Helvetica" w:hAnsi="Helvetica" w:cs="Helvetica"/>
+          <w:b/>
+          <w:bCs/>
+          <w:u w:color="000000"/>
+          <w:lang w:val="en-US"/>
+        </w:rPr>
+        <w:t>(</w:t>
+      </w:r>
+      <w:proofErr w:type="spellStart"/>
+      <w:r>
+        <w:rPr>
+          <w:rFonts w:ascii="Helvetica" w:hAnsi="Helvetica" w:cs="Helvetica"/>
+          <w:b/>
+          <w:bCs/>
+          <w:u w:color="000000"/>
+          <w:lang w:val="en-US"/>
+        </w:rPr>
+        <w:t>Fn</w:t>
+      </w:r>
+      <w:proofErr w:type="spellEnd"/>
+      <w:r>
+        <w:rPr>
+          <w:rFonts w:ascii="Helvetica" w:hAnsi="Helvetica" w:cs="Helvetica"/>
+          <w:b/>
+          <w:bCs/>
+          <w:u w:color="000000"/>
+          <w:lang w:val="en-US"/>
+        </w:rPr>
+        <w:t>) Selection () -&gt; String:</w:t>
+      </w:r>
+      <w:r>
+        <w:rPr>
+          <w:rFonts w:ascii="Helvetica" w:hAnsi="Helvetica" w:cs="Helvetica"/>
+          <w:u w:color="000000"/>
+          <w:lang w:val="en-US"/>
+        </w:rPr>
+        <w:t xml:space="preserve"> Returns the currently selected text.</w:t>
       </w:r>
     </w:p>
     <w:p>
@@ -2596,14 +3232,14 @@
           <w:numId w:val="9"/>
         </w:numPr>
         <w:rPr>
-          <w:rFonts w:ascii="Calibri Light" w:hAnsi="Calibri Light"/>
-          <w:u w:color="000000"/>
-          <w:lang w:val="en-US"/>
-        </w:rPr>
-      </w:pPr>
-      <w:r>
-        <w:rPr>
-          <w:rFonts w:ascii="Helvetica" w:hAnsi="Helvetica"/>
+          <w:rFonts w:ascii="Helvetica" w:hAnsi="Helvetica" w:cs="Helvetica"/>
+          <w:u w:color="000000"/>
+          <w:lang w:val="en-US"/>
+        </w:rPr>
+      </w:pPr>
+      <w:r>
+        <w:rPr>
+          <w:rFonts w:ascii="Helvetica" w:hAnsi="Helvetica" w:cs="Helvetica"/>
           <w:b/>
           <w:bCs/>
           <w:u w:color="000000"/>
@@ -2614,106 +3250,100 @@
       <w:proofErr w:type="spellStart"/>
       <w:r>
         <w:rPr>
-          <w:rFonts w:ascii="Helvetica" w:hAnsi="Helvetica"/>
-          <w:b/>
-          <w:bCs/>
-          <w:u w:color="000000"/>
-          <w:lang w:val="en-US"/>
-        </w:rPr>
-        <w:t>ClearHistory</w:t>
-      </w:r>
-      <w:proofErr w:type="spellEnd"/>
-      <w:r>
-        <w:rPr>
-          <w:rFonts w:ascii="Helvetica" w:hAnsi="Helvetica"/>
-          <w:b/>
-          <w:bCs/>
-          <w:u w:color="000000"/>
-          <w:lang w:val="en-US"/>
-        </w:rPr>
-        <w:t xml:space="preserve"> </w:t>
-      </w:r>
-      <w:r>
-        <w:rPr>
-          <w:rFonts w:ascii="Helvetica" w:hAnsi="Helvetica"/>
-          <w:b/>
-          <w:bCs/>
-          <w:u w:color="000000"/>
-          <w:lang w:val="en-US"/>
-        </w:rPr>
-        <w:t xml:space="preserve">() -&gt; Void: </w:t>
-      </w:r>
-      <w:r>
-        <w:rPr>
-          <w:rFonts w:ascii="Calibri Light" w:hAnsi="Calibri Light"/>
-          <w:u w:color="000000"/>
-          <w:lang w:val="en-US"/>
-        </w:rPr>
-        <w:t>Clears the history (</w:t>
-      </w:r>
+          <w:rFonts w:ascii="Helvetica" w:hAnsi="Helvetica" w:cs="Helvetica"/>
+          <w:b/>
+          <w:bCs/>
+          <w:u w:color="000000"/>
+          <w:lang w:val="en-US"/>
+        </w:rPr>
+        <w:t>SetSelection</w:t>
+      </w:r>
+      <w:proofErr w:type="spellEnd"/>
+      <w:r>
+        <w:rPr>
+          <w:rFonts w:ascii="Helvetica" w:hAnsi="Helvetica" w:cs="Helvetica"/>
+          <w:b/>
+          <w:bCs/>
+          <w:u w:color="000000"/>
+          <w:lang w:val="en-US"/>
+        </w:rPr>
+        <w:t xml:space="preserve"> (</w:t>
+      </w:r>
+      <w:proofErr w:type="spellStart"/>
       <w:proofErr w:type="gramStart"/>
       <w:r>
         <w:rPr>
-          <w:rFonts w:ascii="Calibri Light" w:hAnsi="Calibri Light"/>
-          <w:u w:color="000000"/>
-          <w:lang w:val="en-US"/>
-        </w:rPr>
-        <w:t>e.g.</w:t>
+          <w:rFonts w:ascii="Helvetica" w:hAnsi="Helvetica" w:cs="Helvetica"/>
+          <w:b/>
+          <w:bCs/>
+          <w:u w:color="000000"/>
+          <w:lang w:val="en-US"/>
+        </w:rPr>
+        <w:t>iStartSelection</w:t>
+      </w:r>
+      <w:proofErr w:type="spellEnd"/>
+      <w:r>
+        <w:rPr>
+          <w:rFonts w:ascii="Helvetica" w:hAnsi="Helvetica" w:cs="Helvetica"/>
+          <w:b/>
+          <w:bCs/>
+          <w:u w:color="000000"/>
+          <w:lang w:val="en-US"/>
+        </w:rPr>
+        <w:t xml:space="preserve"> :</w:t>
       </w:r>
       <w:proofErr w:type="gramEnd"/>
       <w:r>
         <w:rPr>
-          <w:rFonts w:ascii="Calibri Light" w:hAnsi="Calibri Light"/>
-          <w:u w:color="000000"/>
-          <w:lang w:val="en-US"/>
-        </w:rPr>
-        <w:t xml:space="preserve"> </w:t>
-      </w:r>
-      <w:proofErr w:type="spellStart"/>
-      <w:r>
-        <w:rPr>
-          <w:rFonts w:ascii="Calibri Light" w:hAnsi="Calibri Light"/>
-          <w:u w:color="000000"/>
-          <w:lang w:val="en-US"/>
-        </w:rPr>
-        <w:t>cntrl</w:t>
-      </w:r>
-      <w:proofErr w:type="spellEnd"/>
-      <w:r>
-        <w:rPr>
-          <w:rFonts w:ascii="Calibri Light" w:hAnsi="Calibri Light"/>
-          <w:u w:color="000000"/>
-          <w:lang w:val="en-US"/>
-        </w:rPr>
-        <w:t>-z).</w:t>
-      </w:r>
-    </w:p>
-    <w:p>
-      <w:pPr>
-        <w:pStyle w:val="Body"/>
-        <w:rPr>
-          <w:rFonts w:ascii="Calibri Light" w:hAnsi="Calibri Light"/>
-          <w:u w:color="000000"/>
-          <w:lang w:val="en-US"/>
-        </w:rPr>
-      </w:pPr>
-    </w:p>
-    <w:p>
-      <w:pPr>
-        <w:pStyle w:val="Body"/>
-        <w:rPr>
-          <w:rFonts w:ascii="Calibri Light" w:hAnsi="Calibri Light"/>
-          <w:u w:color="000000"/>
-          <w:lang w:val="en-US"/>
-        </w:rPr>
-      </w:pPr>
-      <w:r>
-        <w:rPr>
-          <w:rFonts w:ascii="Calibri Light" w:hAnsi="Calibri Light"/>
-          <w:u w:color="000000"/>
-          <w:lang w:val="en-US"/>
-        </w:rPr>
-        <w:t>The following events are available for the editor.</w:t>
+          <w:rFonts w:ascii="Helvetica" w:hAnsi="Helvetica" w:cs="Helvetica"/>
+          <w:b/>
+          <w:bCs/>
+          <w:u w:color="000000"/>
+          <w:lang w:val="en-US"/>
+        </w:rPr>
+        <w:t xml:space="preserve"> Integer, </w:t>
+      </w:r>
+      <w:proofErr w:type="spellStart"/>
+      <w:proofErr w:type="gramStart"/>
+      <w:r>
+        <w:rPr>
+          <w:rFonts w:ascii="Helvetica" w:hAnsi="Helvetica" w:cs="Helvetica"/>
+          <w:b/>
+          <w:bCs/>
+          <w:u w:color="000000"/>
+          <w:lang w:val="en-US"/>
+        </w:rPr>
+        <w:t>iEndSelection</w:t>
+      </w:r>
+      <w:proofErr w:type="spellEnd"/>
+      <w:r>
+        <w:rPr>
+          <w:rFonts w:ascii="Helvetica" w:hAnsi="Helvetica" w:cs="Helvetica"/>
+          <w:b/>
+          <w:bCs/>
+          <w:u w:color="000000"/>
+          <w:lang w:val="en-US"/>
+        </w:rPr>
+        <w:t xml:space="preserve"> :</w:t>
+      </w:r>
+      <w:proofErr w:type="gramEnd"/>
+      <w:r>
+        <w:rPr>
+          <w:rFonts w:ascii="Helvetica" w:hAnsi="Helvetica" w:cs="Helvetica"/>
+          <w:b/>
+          <w:bCs/>
+          <w:u w:color="000000"/>
+          <w:lang w:val="en-US"/>
+        </w:rPr>
+        <w:t xml:space="preserve"> Integer) -&gt; Void:</w:t>
+      </w:r>
+      <w:r>
+        <w:rPr>
+          <w:rFonts w:ascii="Helvetica" w:hAnsi="Helvetica" w:cs="Helvetica"/>
+          <w:u w:color="000000"/>
+          <w:lang w:val="en-US"/>
+        </w:rPr>
+        <w:t xml:space="preserve"> Sets the client selection range.</w:t>
       </w:r>
     </w:p>
     <w:p>
@@ -2737,6 +3367,503 @@
           <w:u w:color="000000"/>
           <w:lang w:val="en-US"/>
         </w:rPr>
+        <w:lastRenderedPageBreak/>
+        <w:t xml:space="preserve">(Ps) </w:t>
+      </w:r>
+      <w:proofErr w:type="spellStart"/>
+      <w:r>
+        <w:rPr>
+          <w:rFonts w:ascii="Helvetica" w:hAnsi="Helvetica"/>
+          <w:b/>
+          <w:bCs/>
+          <w:u w:color="000000"/>
+          <w:lang w:val="en-US"/>
+        </w:rPr>
+        <w:t>SaveImages</w:t>
+      </w:r>
+      <w:proofErr w:type="spellEnd"/>
+      <w:r>
+        <w:rPr>
+          <w:rFonts w:ascii="Helvetica" w:hAnsi="Helvetica"/>
+          <w:b/>
+          <w:bCs/>
+          <w:u w:color="000000"/>
+          <w:lang w:val="en-US"/>
+        </w:rPr>
+        <w:t xml:space="preserve"> () -&gt; Void:</w:t>
+      </w:r>
+      <w:r>
+        <w:rPr>
+          <w:rFonts w:ascii="Calibri Light" w:hAnsi="Calibri Light"/>
+          <w:u w:color="000000"/>
+          <w:lang w:val="en-US"/>
+        </w:rPr>
+        <w:t xml:space="preserve"> Results in the client’s image stack being cleared all image operations will be pushed to the server. </w:t>
+      </w:r>
+      <w:r>
+        <w:rPr>
+          <w:rFonts w:ascii="Calibri Light" w:hAnsi="Calibri Light"/>
+          <w:u w:color="000000"/>
+          <w:lang w:val="en-US"/>
+        </w:rPr>
+        <w:t xml:space="preserve">This involves sending all image data that was allowed by the </w:t>
+      </w:r>
+      <w:proofErr w:type="spellStart"/>
+      <w:r>
+        <w:rPr>
+          <w:rFonts w:ascii="Helvetica" w:hAnsi="Helvetica"/>
+          <w:b/>
+          <w:bCs/>
+          <w:u w:color="000000"/>
+          <w:lang w:val="en-US"/>
+        </w:rPr>
+        <w:t>OnNewRegisteredImage</w:t>
+      </w:r>
+      <w:proofErr w:type="spellEnd"/>
+      <w:r>
+        <w:rPr>
+          <w:rFonts w:ascii="Calibri Light" w:hAnsi="Calibri Light"/>
+          <w:u w:color="000000"/>
+          <w:lang w:val="en-US"/>
+        </w:rPr>
+        <w:t xml:space="preserve"> event.</w:t>
+      </w:r>
+    </w:p>
+    <w:p>
+      <w:pPr>
+        <w:pStyle w:val="Body"/>
+        <w:numPr>
+          <w:ilvl w:val="0"/>
+          <w:numId w:val="9"/>
+        </w:numPr>
+        <w:rPr>
+          <w:rFonts w:ascii="Calibri Light" w:hAnsi="Calibri Light"/>
+          <w:u w:color="000000"/>
+          <w:lang w:val="en-US"/>
+        </w:rPr>
+      </w:pPr>
+      <w:r>
+        <w:rPr>
+          <w:rFonts w:ascii="Helvetica" w:hAnsi="Helvetica"/>
+          <w:b/>
+          <w:bCs/>
+          <w:u w:color="000000"/>
+          <w:lang w:val="en-US"/>
+        </w:rPr>
+        <w:t>(Ps</w:t>
+      </w:r>
+      <w:r>
+        <w:rPr>
+          <w:rFonts w:ascii="Helvetica" w:hAnsi="Helvetica"/>
+          <w:b/>
+          <w:bCs/>
+          <w:u w:color="000000"/>
+          <w:lang w:val="en-US"/>
+        </w:rPr>
+        <w:t xml:space="preserve">) </w:t>
+      </w:r>
+      <w:proofErr w:type="spellStart"/>
+      <w:r>
+        <w:rPr>
+          <w:rFonts w:ascii="Helvetica" w:hAnsi="Helvetica"/>
+          <w:b/>
+          <w:bCs/>
+          <w:u w:color="000000"/>
+          <w:lang w:val="en-US"/>
+        </w:rPr>
+        <w:t>DeleteImages</w:t>
+      </w:r>
+      <w:proofErr w:type="spellEnd"/>
+      <w:r>
+        <w:rPr>
+          <w:rFonts w:ascii="Helvetica" w:hAnsi="Helvetica"/>
+          <w:b/>
+          <w:bCs/>
+          <w:u w:color="000000"/>
+          <w:lang w:val="en-US"/>
+        </w:rPr>
+        <w:t xml:space="preserve"> (</w:t>
+      </w:r>
+      <w:proofErr w:type="spellStart"/>
+      <w:proofErr w:type="gramStart"/>
+      <w:r>
+        <w:rPr>
+          <w:rFonts w:ascii="Helvetica" w:hAnsi="Helvetica"/>
+          <w:b/>
+          <w:bCs/>
+          <w:u w:color="000000"/>
+          <w:lang w:val="en-US"/>
+        </w:rPr>
+        <w:t>sHtml</w:t>
+      </w:r>
+      <w:proofErr w:type="spellEnd"/>
+      <w:r>
+        <w:rPr>
+          <w:rFonts w:ascii="Helvetica" w:hAnsi="Helvetica"/>
+          <w:b/>
+          <w:bCs/>
+          <w:u w:color="000000"/>
+          <w:lang w:val="en-US"/>
+        </w:rPr>
+        <w:t xml:space="preserve"> :</w:t>
+      </w:r>
+      <w:proofErr w:type="gramEnd"/>
+      <w:r>
+        <w:rPr>
+          <w:rFonts w:ascii="Helvetica" w:hAnsi="Helvetica"/>
+          <w:b/>
+          <w:bCs/>
+          <w:u w:color="000000"/>
+          <w:lang w:val="en-US"/>
+        </w:rPr>
+        <w:t xml:space="preserve"> String</w:t>
+      </w:r>
+      <w:r>
+        <w:rPr>
+          <w:rFonts w:ascii="Helvetica" w:hAnsi="Helvetica"/>
+          <w:b/>
+          <w:bCs/>
+          <w:u w:color="000000"/>
+          <w:lang w:val="en-US"/>
+        </w:rPr>
+        <w:t>) -&gt; Void:</w:t>
+      </w:r>
+      <w:r>
+        <w:rPr>
+          <w:rFonts w:ascii="Calibri Light" w:hAnsi="Calibri Light"/>
+          <w:u w:color="000000"/>
+          <w:lang w:val="en-US"/>
+        </w:rPr>
+        <w:t xml:space="preserve"> </w:t>
+      </w:r>
+      <w:r>
+        <w:rPr>
+          <w:rFonts w:ascii="Calibri Light" w:hAnsi="Calibri Light"/>
+          <w:u w:color="000000"/>
+          <w:lang w:val="en-US"/>
+        </w:rPr>
+        <w:t xml:space="preserve">Results in the images found the current </w:t>
+      </w:r>
+      <w:proofErr w:type="spellStart"/>
+      <w:r>
+        <w:rPr>
+          <w:rFonts w:ascii="Calibri Light" w:hAnsi="Calibri Light"/>
+          <w:u w:color="000000"/>
+          <w:lang w:val="en-US"/>
+        </w:rPr>
+        <w:t>psValue</w:t>
+      </w:r>
+      <w:proofErr w:type="spellEnd"/>
+      <w:r>
+        <w:rPr>
+          <w:rFonts w:ascii="Calibri Light" w:hAnsi="Calibri Light"/>
+          <w:u w:color="000000"/>
+          <w:lang w:val="en-US"/>
+        </w:rPr>
+        <w:t xml:space="preserve"> or passed </w:t>
+      </w:r>
+      <w:proofErr w:type="spellStart"/>
+      <w:r>
+        <w:rPr>
+          <w:rFonts w:ascii="Calibri Light" w:hAnsi="Calibri Light"/>
+          <w:u w:color="000000"/>
+          <w:lang w:val="en-US"/>
+        </w:rPr>
+        <w:t>sHtml</w:t>
+      </w:r>
+      <w:proofErr w:type="spellEnd"/>
+      <w:r>
+        <w:rPr>
+          <w:rFonts w:ascii="Calibri Light" w:hAnsi="Calibri Light"/>
+          <w:u w:color="000000"/>
+          <w:lang w:val="en-US"/>
+        </w:rPr>
+        <w:t xml:space="preserve"> to be deleted this should be called before a </w:t>
+      </w:r>
+      <w:proofErr w:type="spellStart"/>
+      <w:r>
+        <w:rPr>
+          <w:rFonts w:ascii="Calibri Light" w:hAnsi="Calibri Light"/>
+          <w:u w:color="000000"/>
+          <w:lang w:val="en-US"/>
+        </w:rPr>
+        <w:t>Request_Delete</w:t>
+      </w:r>
+      <w:proofErr w:type="spellEnd"/>
+      <w:r>
+        <w:rPr>
+          <w:rFonts w:ascii="Calibri Light" w:hAnsi="Calibri Light"/>
+          <w:u w:color="000000"/>
+          <w:lang w:val="en-US"/>
+        </w:rPr>
+        <w:t>.</w:t>
+      </w:r>
+    </w:p>
+    <w:p>
+      <w:pPr>
+        <w:pStyle w:val="Body"/>
+        <w:numPr>
+          <w:ilvl w:val="0"/>
+          <w:numId w:val="9"/>
+        </w:numPr>
+        <w:rPr>
+          <w:rFonts w:ascii="Calibri Light" w:hAnsi="Calibri Light"/>
+          <w:u w:color="000000"/>
+          <w:lang w:val="en-US"/>
+        </w:rPr>
+      </w:pPr>
+      <w:r>
+        <w:rPr>
+          <w:rFonts w:ascii="Helvetica" w:hAnsi="Helvetica"/>
+          <w:b/>
+          <w:bCs/>
+          <w:u w:color="000000"/>
+          <w:lang w:val="en-US"/>
+        </w:rPr>
+        <w:t xml:space="preserve">(Ps) </w:t>
+      </w:r>
+      <w:r>
+        <w:rPr>
+          <w:rFonts w:ascii="Helvetica" w:hAnsi="Helvetica"/>
+          <w:b/>
+          <w:bCs/>
+          <w:u w:color="000000"/>
+          <w:lang w:val="en-US"/>
+        </w:rPr>
+        <w:t>Clear</w:t>
+      </w:r>
+      <w:r>
+        <w:rPr>
+          <w:rFonts w:ascii="Helvetica" w:hAnsi="Helvetica"/>
+          <w:b/>
+          <w:bCs/>
+          <w:u w:color="000000"/>
+          <w:lang w:val="en-US"/>
+        </w:rPr>
+        <w:t xml:space="preserve"> () -&gt; Void: </w:t>
+      </w:r>
+      <w:r>
+        <w:rPr>
+          <w:rFonts w:ascii="Calibri Light" w:hAnsi="Calibri Light"/>
+          <w:u w:color="000000"/>
+          <w:lang w:val="en-US"/>
+        </w:rPr>
+        <w:t xml:space="preserve">Clears the editor, clearing the history (e.g. </w:t>
+      </w:r>
+      <w:proofErr w:type="spellStart"/>
+      <w:r>
+        <w:rPr>
+          <w:rFonts w:ascii="Calibri Light" w:hAnsi="Calibri Light"/>
+          <w:u w:color="000000"/>
+          <w:lang w:val="en-US"/>
+        </w:rPr>
+        <w:t>cntrl</w:t>
+      </w:r>
+      <w:proofErr w:type="spellEnd"/>
+      <w:r>
+        <w:rPr>
+          <w:rFonts w:ascii="Calibri Light" w:hAnsi="Calibri Light"/>
+          <w:u w:color="000000"/>
+          <w:lang w:val="en-US"/>
+        </w:rPr>
+        <w:t>-z), clearing the image stack discarding all operations.</w:t>
+      </w:r>
+    </w:p>
+    <w:p>
+      <w:pPr>
+        <w:pStyle w:val="Body"/>
+        <w:numPr>
+          <w:ilvl w:val="0"/>
+          <w:numId w:val="9"/>
+        </w:numPr>
+        <w:rPr>
+          <w:rFonts w:ascii="Calibri Light" w:hAnsi="Calibri Light"/>
+          <w:u w:color="000000"/>
+          <w:lang w:val="en-US"/>
+        </w:rPr>
+      </w:pPr>
+      <w:r>
+        <w:rPr>
+          <w:rFonts w:ascii="Helvetica" w:hAnsi="Helvetica"/>
+          <w:b/>
+          <w:bCs/>
+          <w:u w:color="000000"/>
+          <w:lang w:val="en-US"/>
+        </w:rPr>
+        <w:t xml:space="preserve">(Ps) </w:t>
+      </w:r>
+      <w:proofErr w:type="spellStart"/>
+      <w:r>
+        <w:rPr>
+          <w:rFonts w:ascii="Helvetica" w:hAnsi="Helvetica"/>
+          <w:b/>
+          <w:bCs/>
+          <w:u w:color="000000"/>
+          <w:lang w:val="en-US"/>
+        </w:rPr>
+        <w:t>ClearImageChanges</w:t>
+      </w:r>
+      <w:proofErr w:type="spellEnd"/>
+      <w:r>
+        <w:rPr>
+          <w:rFonts w:ascii="Helvetica" w:hAnsi="Helvetica"/>
+          <w:b/>
+          <w:bCs/>
+          <w:u w:color="000000"/>
+          <w:lang w:val="en-US"/>
+        </w:rPr>
+        <w:t xml:space="preserve"> </w:t>
+      </w:r>
+      <w:r>
+        <w:rPr>
+          <w:rFonts w:ascii="Helvetica" w:hAnsi="Helvetica"/>
+          <w:b/>
+          <w:bCs/>
+          <w:u w:color="000000"/>
+          <w:lang w:val="en-US"/>
+        </w:rPr>
+        <w:t xml:space="preserve">() -&gt; Void: </w:t>
+      </w:r>
+      <w:r>
+        <w:rPr>
+          <w:rFonts w:ascii="Calibri Light" w:hAnsi="Calibri Light"/>
+          <w:u w:color="000000"/>
+          <w:lang w:val="en-US"/>
+        </w:rPr>
+        <w:t>Clears clearing the image stack discarding all operations.</w:t>
+      </w:r>
+    </w:p>
+    <w:p>
+      <w:pPr>
+        <w:pStyle w:val="Body"/>
+        <w:numPr>
+          <w:ilvl w:val="0"/>
+          <w:numId w:val="9"/>
+        </w:numPr>
+        <w:rPr>
+          <w:rFonts w:ascii="Calibri Light" w:hAnsi="Calibri Light"/>
+          <w:u w:color="000000"/>
+          <w:lang w:val="en-US"/>
+        </w:rPr>
+      </w:pPr>
+      <w:r>
+        <w:rPr>
+          <w:rFonts w:ascii="Helvetica" w:hAnsi="Helvetica"/>
+          <w:b/>
+          <w:bCs/>
+          <w:u w:color="000000"/>
+          <w:lang w:val="en-US"/>
+        </w:rPr>
+        <w:t xml:space="preserve">(Ps) </w:t>
+      </w:r>
+      <w:proofErr w:type="spellStart"/>
+      <w:r>
+        <w:rPr>
+          <w:rFonts w:ascii="Helvetica" w:hAnsi="Helvetica"/>
+          <w:b/>
+          <w:bCs/>
+          <w:u w:color="000000"/>
+          <w:lang w:val="en-US"/>
+        </w:rPr>
+        <w:t>ClearHistory</w:t>
+      </w:r>
+      <w:proofErr w:type="spellEnd"/>
+      <w:r>
+        <w:rPr>
+          <w:rFonts w:ascii="Helvetica" w:hAnsi="Helvetica"/>
+          <w:b/>
+          <w:bCs/>
+          <w:u w:color="000000"/>
+          <w:lang w:val="en-US"/>
+        </w:rPr>
+        <w:t xml:space="preserve"> </w:t>
+      </w:r>
+      <w:r>
+        <w:rPr>
+          <w:rFonts w:ascii="Helvetica" w:hAnsi="Helvetica"/>
+          <w:b/>
+          <w:bCs/>
+          <w:u w:color="000000"/>
+          <w:lang w:val="en-US"/>
+        </w:rPr>
+        <w:t xml:space="preserve">() -&gt; Void: </w:t>
+      </w:r>
+      <w:r>
+        <w:rPr>
+          <w:rFonts w:ascii="Calibri Light" w:hAnsi="Calibri Light"/>
+          <w:u w:color="000000"/>
+          <w:lang w:val="en-US"/>
+        </w:rPr>
+        <w:t xml:space="preserve">Clears the history (e.g. </w:t>
+      </w:r>
+      <w:proofErr w:type="spellStart"/>
+      <w:r>
+        <w:rPr>
+          <w:rFonts w:ascii="Calibri Light" w:hAnsi="Calibri Light"/>
+          <w:u w:color="000000"/>
+          <w:lang w:val="en-US"/>
+        </w:rPr>
+        <w:t>cntrl</w:t>
+      </w:r>
+      <w:proofErr w:type="spellEnd"/>
+      <w:r>
+        <w:rPr>
+          <w:rFonts w:ascii="Calibri Light" w:hAnsi="Calibri Light"/>
+          <w:u w:color="000000"/>
+          <w:lang w:val="en-US"/>
+        </w:rPr>
+        <w:t>-z).</w:t>
+      </w:r>
+    </w:p>
+    <w:p>
+      <w:pPr>
+        <w:pStyle w:val="Body"/>
+        <w:rPr>
+          <w:rFonts w:ascii="Calibri Light" w:hAnsi="Calibri Light"/>
+          <w:u w:color="000000"/>
+          <w:lang w:val="en-US"/>
+        </w:rPr>
+      </w:pPr>
+    </w:p>
+    <w:p>
+      <w:pPr>
+        <w:pStyle w:val="Body"/>
+        <w:rPr>
+          <w:rFonts w:ascii="Calibri Light" w:hAnsi="Calibri Light"/>
+          <w:u w:color="000000"/>
+          <w:lang w:val="en-US"/>
+        </w:rPr>
+      </w:pPr>
+      <w:r>
+        <w:rPr>
+          <w:rFonts w:ascii="Calibri Light" w:hAnsi="Calibri Light"/>
+          <w:u w:color="000000"/>
+          <w:lang w:val="en-US"/>
+        </w:rPr>
+        <w:t>The following events are available for the editor.</w:t>
+      </w:r>
+    </w:p>
+    <w:p>
+      <w:pPr>
+        <w:pStyle w:val="Body"/>
+        <w:numPr>
+          <w:ilvl w:val="0"/>
+          <w:numId w:val="9"/>
+        </w:numPr>
+        <w:rPr>
+          <w:rFonts w:ascii="Calibri Light" w:hAnsi="Calibri Light"/>
+          <w:u w:color="000000"/>
+          <w:lang w:val="en-US"/>
+        </w:rPr>
+      </w:pPr>
+      <w:r>
+        <w:rPr>
+          <w:rFonts w:ascii="Helvetica" w:hAnsi="Helvetica"/>
+          <w:b/>
+          <w:bCs/>
+          <w:u w:color="000000"/>
+          <w:lang w:val="en-US"/>
+        </w:rPr>
         <w:t>(</w:t>
       </w:r>
       <w:proofErr w:type="spellStart"/>
@@ -2823,7 +3950,25 @@
           <w:u w:color="000000"/>
           <w:lang w:val="en-US"/>
         </w:rPr>
-        <w:t xml:space="preserve"> This function is called when an image would be added to the editor on the client. If this function returns false the adding is canceled involving no message (should be provided by the programmer). If true the image will be registered but not yet uploaded, this happens when the </w:t>
+        <w:t xml:space="preserve"> This function is called when an image would be added to the editor on the client. If this function returns false the adding is canceled involving no message (should be provided by the programmer). If true the image </w:t>
+      </w:r>
+      <w:proofErr w:type="gramStart"/>
+      <w:r>
+        <w:rPr>
+          <w:rFonts w:ascii="Calibri Light" w:hAnsi="Calibri Light"/>
+          <w:u w:color="000000"/>
+          <w:lang w:val="en-US"/>
+        </w:rPr>
+        <w:t>will be</w:t>
+      </w:r>
+      <w:proofErr w:type="gramEnd"/>
+      <w:r>
+        <w:rPr>
+          <w:rFonts w:ascii="Calibri Light" w:hAnsi="Calibri Light"/>
+          <w:u w:color="000000"/>
+          <w:lang w:val="en-US"/>
+        </w:rPr>
+        <w:t xml:space="preserve"> registered but not yet uploaded, this happens when the </w:t>
       </w:r>
       <w:proofErr w:type="spellStart"/>
       <w:r>
@@ -2844,6 +3989,390 @@
           <w:lang w:val="en-US"/>
         </w:rPr>
         <w:t xml:space="preserve"> procedure is called.</w:t>
+      </w:r>
+    </w:p>
+    <w:p>
+      <w:pPr>
+        <w:pStyle w:val="Body"/>
+        <w:numPr>
+          <w:ilvl w:val="0"/>
+          <w:numId w:val="9"/>
+        </w:numPr>
+        <w:rPr>
+          <w:rFonts w:ascii="Calibri Light" w:hAnsi="Calibri Light"/>
+          <w:u w:color="000000"/>
+          <w:lang w:val="en-US"/>
+        </w:rPr>
+      </w:pPr>
+      <w:r>
+        <w:rPr>
+          <w:rFonts w:ascii="Calibri Light" w:hAnsi="Calibri Light"/>
+          <w:b/>
+          <w:bCs/>
+          <w:u w:color="000000"/>
+          <w:lang w:val="en-US"/>
+        </w:rPr>
+        <w:t>(</w:t>
+      </w:r>
+      <w:r>
+        <w:rPr>
+          <w:rFonts w:ascii="Helvetica" w:hAnsi="Helvetica" w:cs="Helvetica"/>
+          <w:b/>
+          <w:bCs/>
+          <w:u w:color="000000"/>
+          <w:lang w:val="en-US"/>
+        </w:rPr>
+        <w:t xml:space="preserve">Ps) </w:t>
+      </w:r>
+      <w:proofErr w:type="spellStart"/>
+      <w:r>
+        <w:rPr>
+          <w:rFonts w:ascii="Helvetica" w:hAnsi="Helvetica" w:cs="Helvetica"/>
+          <w:b/>
+          <w:bCs/>
+          <w:u w:color="000000"/>
+          <w:lang w:val="en-US"/>
+        </w:rPr>
+        <w:t>OnFileFinished</w:t>
+      </w:r>
+      <w:proofErr w:type="spellEnd"/>
+      <w:r>
+        <w:rPr>
+          <w:rFonts w:ascii="Helvetica" w:hAnsi="Helvetica" w:cs="Helvetica"/>
+          <w:b/>
+          <w:bCs/>
+          <w:u w:color="000000"/>
+          <w:lang w:val="en-US"/>
+        </w:rPr>
+        <w:t xml:space="preserve"> (</w:t>
+      </w:r>
+      <w:proofErr w:type="spellStart"/>
+      <w:proofErr w:type="gramStart"/>
+      <w:r>
+        <w:rPr>
+          <w:rFonts w:ascii="Helvetica" w:hAnsi="Helvetica" w:cs="Helvetica"/>
+          <w:b/>
+          <w:bCs/>
+          <w:u w:color="000000"/>
+          <w:lang w:val="en-US"/>
+        </w:rPr>
+        <w:t>sFileName</w:t>
+      </w:r>
+      <w:proofErr w:type="spellEnd"/>
+      <w:r>
+        <w:rPr>
+          <w:rFonts w:ascii="Helvetica" w:hAnsi="Helvetica" w:cs="Helvetica"/>
+          <w:b/>
+          <w:bCs/>
+          <w:u w:color="000000"/>
+          <w:lang w:val="en-US"/>
+        </w:rPr>
+        <w:t xml:space="preserve"> :</w:t>
+      </w:r>
+      <w:proofErr w:type="gramEnd"/>
+      <w:r>
+        <w:rPr>
+          <w:rFonts w:ascii="Helvetica" w:hAnsi="Helvetica" w:cs="Helvetica"/>
+          <w:b/>
+          <w:bCs/>
+          <w:u w:color="000000"/>
+          <w:lang w:val="en-US"/>
+        </w:rPr>
+        <w:t xml:space="preserve"> String, </w:t>
+      </w:r>
+      <w:proofErr w:type="spellStart"/>
+      <w:proofErr w:type="gramStart"/>
+      <w:r>
+        <w:rPr>
+          <w:rFonts w:ascii="Helvetica" w:hAnsi="Helvetica" w:cs="Helvetica"/>
+          <w:b/>
+          <w:bCs/>
+          <w:u w:color="000000"/>
+          <w:lang w:val="en-US"/>
+        </w:rPr>
+        <w:t>sLocalPath</w:t>
+      </w:r>
+      <w:proofErr w:type="spellEnd"/>
+      <w:r>
+        <w:rPr>
+          <w:rFonts w:ascii="Helvetica" w:hAnsi="Helvetica" w:cs="Helvetica"/>
+          <w:b/>
+          <w:bCs/>
+          <w:u w:color="000000"/>
+          <w:lang w:val="en-US"/>
+        </w:rPr>
+        <w:t xml:space="preserve"> :</w:t>
+      </w:r>
+      <w:proofErr w:type="gramEnd"/>
+      <w:r>
+        <w:rPr>
+          <w:rFonts w:ascii="Helvetica" w:hAnsi="Helvetica" w:cs="Helvetica"/>
+          <w:b/>
+          <w:bCs/>
+          <w:u w:color="000000"/>
+          <w:lang w:val="en-US"/>
+        </w:rPr>
+        <w:t xml:space="preserve"> String) -&gt; Void:</w:t>
+      </w:r>
+      <w:r>
+        <w:rPr>
+          <w:rFonts w:ascii="Calibri Light" w:hAnsi="Calibri Light"/>
+          <w:u w:color="000000"/>
+          <w:lang w:val="en-US"/>
+        </w:rPr>
+        <w:t xml:space="preserve"> Called when an upload finishes successfully.</w:t>
+      </w:r>
+    </w:p>
+    <w:p>
+      <w:pPr>
+        <w:pStyle w:val="Body"/>
+        <w:numPr>
+          <w:ilvl w:val="0"/>
+          <w:numId w:val="9"/>
+        </w:numPr>
+        <w:rPr>
+          <w:rFonts w:ascii="Helvetica" w:hAnsi="Helvetica" w:cs="Helvetica"/>
+          <w:u w:color="000000"/>
+          <w:lang w:val="en-US"/>
+        </w:rPr>
+      </w:pPr>
+      <w:r>
+        <w:rPr>
+          <w:rFonts w:ascii="Helvetica" w:hAnsi="Helvetica" w:cs="Helvetica"/>
+          <w:u w:color="000000"/>
+          <w:lang w:val="en-US"/>
+        </w:rPr>
+        <w:t>(</w:t>
+      </w:r>
+      <w:r>
+        <w:rPr>
+          <w:rFonts w:ascii="Helvetica" w:hAnsi="Helvetica" w:cs="Helvetica"/>
+          <w:b/>
+          <w:bCs/>
+          <w:u w:color="000000"/>
+          <w:lang w:val="en-US"/>
+        </w:rPr>
+        <w:t xml:space="preserve">Ps) </w:t>
+      </w:r>
+      <w:proofErr w:type="spellStart"/>
+      <w:r>
+        <w:rPr>
+          <w:rFonts w:ascii="Helvetica" w:hAnsi="Helvetica" w:cs="Helvetica"/>
+          <w:b/>
+          <w:bCs/>
+          <w:u w:color="000000"/>
+          <w:lang w:val="en-US"/>
+        </w:rPr>
+        <w:t>OnFileFailed</w:t>
+      </w:r>
+      <w:proofErr w:type="spellEnd"/>
+      <w:r>
+        <w:rPr>
+          <w:rFonts w:ascii="Helvetica" w:hAnsi="Helvetica" w:cs="Helvetica"/>
+          <w:b/>
+          <w:bCs/>
+          <w:u w:color="000000"/>
+          <w:lang w:val="en-US"/>
+        </w:rPr>
+        <w:t xml:space="preserve"> (</w:t>
+      </w:r>
+      <w:proofErr w:type="spellStart"/>
+      <w:proofErr w:type="gramStart"/>
+      <w:r>
+        <w:rPr>
+          <w:rFonts w:ascii="Helvetica" w:hAnsi="Helvetica" w:cs="Helvetica"/>
+          <w:b/>
+          <w:bCs/>
+          <w:u w:color="000000"/>
+          <w:lang w:val="en-US"/>
+        </w:rPr>
+        <w:t>sFileName</w:t>
+      </w:r>
+      <w:proofErr w:type="spellEnd"/>
+      <w:r>
+        <w:rPr>
+          <w:rFonts w:ascii="Helvetica" w:hAnsi="Helvetica" w:cs="Helvetica"/>
+          <w:b/>
+          <w:bCs/>
+          <w:u w:color="000000"/>
+          <w:lang w:val="en-US"/>
+        </w:rPr>
+        <w:t xml:space="preserve"> :</w:t>
+      </w:r>
+      <w:proofErr w:type="gramEnd"/>
+      <w:r>
+        <w:rPr>
+          <w:rFonts w:ascii="Helvetica" w:hAnsi="Helvetica" w:cs="Helvetica"/>
+          <w:b/>
+          <w:bCs/>
+          <w:u w:color="000000"/>
+          <w:lang w:val="en-US"/>
+        </w:rPr>
+        <w:t xml:space="preserve"> String, </w:t>
+      </w:r>
+      <w:proofErr w:type="spellStart"/>
+      <w:proofErr w:type="gramStart"/>
+      <w:r>
+        <w:rPr>
+          <w:rFonts w:ascii="Helvetica" w:hAnsi="Helvetica" w:cs="Helvetica"/>
+          <w:b/>
+          <w:bCs/>
+          <w:u w:color="000000"/>
+          <w:lang w:val="en-US"/>
+        </w:rPr>
+        <w:t>sLocalPath</w:t>
+      </w:r>
+      <w:proofErr w:type="spellEnd"/>
+      <w:r>
+        <w:rPr>
+          <w:rFonts w:ascii="Helvetica" w:hAnsi="Helvetica" w:cs="Helvetica"/>
+          <w:b/>
+          <w:bCs/>
+          <w:u w:color="000000"/>
+          <w:lang w:val="en-US"/>
+        </w:rPr>
+        <w:t xml:space="preserve"> :</w:t>
+      </w:r>
+      <w:proofErr w:type="gramEnd"/>
+      <w:r>
+        <w:rPr>
+          <w:rFonts w:ascii="Helvetica" w:hAnsi="Helvetica" w:cs="Helvetica"/>
+          <w:b/>
+          <w:bCs/>
+          <w:u w:color="000000"/>
+          <w:lang w:val="en-US"/>
+        </w:rPr>
+        <w:t xml:space="preserve"> String, </w:t>
+      </w:r>
+      <w:proofErr w:type="spellStart"/>
+      <w:proofErr w:type="gramStart"/>
+      <w:r>
+        <w:rPr>
+          <w:rFonts w:ascii="Helvetica" w:hAnsi="Helvetica" w:cs="Helvetica"/>
+          <w:b/>
+          <w:bCs/>
+          <w:u w:color="000000"/>
+          <w:lang w:val="en-US"/>
+        </w:rPr>
+        <w:t>iErrorCode</w:t>
+      </w:r>
+      <w:proofErr w:type="spellEnd"/>
+      <w:r>
+        <w:rPr>
+          <w:rFonts w:ascii="Helvetica" w:hAnsi="Helvetica" w:cs="Helvetica"/>
+          <w:b/>
+          <w:bCs/>
+          <w:u w:color="000000"/>
+          <w:lang w:val="en-US"/>
+        </w:rPr>
+        <w:t xml:space="preserve"> :</w:t>
+      </w:r>
+      <w:proofErr w:type="gramEnd"/>
+      <w:r>
+        <w:rPr>
+          <w:rFonts w:ascii="Helvetica" w:hAnsi="Helvetica" w:cs="Helvetica"/>
+          <w:b/>
+          <w:bCs/>
+          <w:u w:color="000000"/>
+          <w:lang w:val="en-US"/>
+        </w:rPr>
+        <w:t xml:space="preserve"> Integer, </w:t>
+      </w:r>
+      <w:proofErr w:type="spellStart"/>
+      <w:proofErr w:type="gramStart"/>
+      <w:r>
+        <w:rPr>
+          <w:rFonts w:ascii="Helvetica" w:hAnsi="Helvetica" w:cs="Helvetica"/>
+          <w:b/>
+          <w:bCs/>
+          <w:u w:color="000000"/>
+          <w:lang w:val="en-US"/>
+        </w:rPr>
+        <w:t>sErrDetail</w:t>
+      </w:r>
+      <w:proofErr w:type="spellEnd"/>
+      <w:r>
+        <w:rPr>
+          <w:rFonts w:ascii="Helvetica" w:hAnsi="Helvetica" w:cs="Helvetica"/>
+          <w:b/>
+          <w:bCs/>
+          <w:u w:color="000000"/>
+          <w:lang w:val="en-US"/>
+        </w:rPr>
+        <w:t xml:space="preserve"> :</w:t>
+      </w:r>
+      <w:proofErr w:type="gramEnd"/>
+      <w:r>
+        <w:rPr>
+          <w:rFonts w:ascii="Helvetica" w:hAnsi="Helvetica" w:cs="Helvetica"/>
+          <w:b/>
+          <w:bCs/>
+          <w:u w:color="000000"/>
+          <w:lang w:val="en-US"/>
+        </w:rPr>
+        <w:t xml:space="preserve"> String) -&gt; Void:</w:t>
+      </w:r>
+      <w:r>
+        <w:rPr>
+          <w:rFonts w:ascii="Helvetica" w:hAnsi="Helvetica" w:cs="Helvetica"/>
+          <w:u w:color="000000"/>
+          <w:lang w:val="en-US"/>
+        </w:rPr>
+        <w:t xml:space="preserve"> Called when an upload fails.</w:t>
+      </w:r>
+    </w:p>
+    <w:p>
+      <w:pPr>
+        <w:pStyle w:val="Body"/>
+        <w:numPr>
+          <w:ilvl w:val="0"/>
+          <w:numId w:val="9"/>
+        </w:numPr>
+        <w:rPr>
+          <w:rFonts w:ascii="Helvetica" w:hAnsi="Helvetica" w:cs="Helvetica"/>
+          <w:u w:color="000000"/>
+          <w:lang w:val="en-US"/>
+        </w:rPr>
+      </w:pPr>
+      <w:r>
+        <w:rPr>
+          <w:rFonts w:ascii="Helvetica" w:hAnsi="Helvetica" w:cs="Helvetica"/>
+          <w:b/>
+          <w:bCs/>
+          <w:u w:color="000000"/>
+          <w:lang w:val="en-US"/>
+        </w:rPr>
+        <w:t xml:space="preserve">(Ps) </w:t>
+      </w:r>
+      <w:proofErr w:type="spellStart"/>
+      <w:r>
+        <w:rPr>
+          <w:rFonts w:ascii="Helvetica" w:hAnsi="Helvetica" w:cs="Helvetica"/>
+          <w:b/>
+          <w:bCs/>
+          <w:u w:color="000000"/>
+          <w:lang w:val="en-US"/>
+        </w:rPr>
+        <w:t>OnSelectionChanged</w:t>
+      </w:r>
+      <w:proofErr w:type="spellEnd"/>
+      <w:r>
+        <w:rPr>
+          <w:rFonts w:ascii="Helvetica" w:hAnsi="Helvetica" w:cs="Helvetica"/>
+          <w:b/>
+          <w:bCs/>
+          <w:u w:color="000000"/>
+          <w:lang w:val="en-US"/>
+        </w:rPr>
+        <w:t xml:space="preserve"> () -&gt; Void: </w:t>
+      </w:r>
+      <w:r>
+        <w:rPr>
+          <w:rFonts w:ascii="Helvetica" w:hAnsi="Helvetica" w:cs="Helvetica"/>
+          <w:u w:color="000000"/>
+          <w:lang w:val="en-US"/>
+        </w:rPr>
+        <w:t>Called when selection tracking is enabled and the selection changes.</w:t>
       </w:r>
     </w:p>
     <w:p>
@@ -2865,15 +4394,15 @@
         </w:tabs>
         <w:rPr>
           <w:rFonts w:hint="eastAsia"/>
-        </w:rPr>
-      </w:pPr>
-      <w:r>
-        <w:rPr>
-          <w:rFonts w:ascii="Calibri Light" w:hAnsi="Calibri Light"/>
-          <w:u w:color="000000"/>
-          <w:lang w:val="en-US"/>
-        </w:rPr>
-        <w:lastRenderedPageBreak/>
+          <w:lang w:val="en-US"/>
+        </w:rPr>
+      </w:pPr>
+      <w:r>
+        <w:rPr>
+          <w:rFonts w:ascii="Calibri Light" w:hAnsi="Calibri Light"/>
+          <w:u w:color="000000"/>
+          <w:lang w:val="en-US"/>
+        </w:rPr>
         <w:t xml:space="preserve">For basic usage we would like to refer you to </w:t>
       </w:r>
       <w:hyperlink r:id="rId8" w:history="1">
@@ -2918,7 +4447,7 @@
 </file>
 
 <file path=word/endnotes.xml><?xml version="1.0" encoding="utf-8"?>
-<w:endnotes xmlns:wpc="http://schemas.microsoft.com/office/word/2010/wordprocessingCanvas" xmlns:cx="http://schemas.microsoft.com/office/drawing/2014/chartex" xmlns:cx1="http://schemas.microsoft.com/office/drawing/2015/9/8/chartex" xmlns:cx2="http://schemas.microsoft.com/office/drawing/2015/10/21/chartex" xmlns:cx3="http://schemas.microsoft.com/office/drawing/2016/5/9/chartex" xmlns:cx4="http://schemas.microsoft.com/office/drawing/2016/5/10/chartex" xmlns:cx5="http://schemas.microsoft.com/office/drawing/2016/5/11/chartex" xmlns:cx6="http://schemas.microsoft.com/office/drawing/2016/5/12/chartex" xmlns:cx7="http://schemas.microsoft.com/office/drawing/2016/5/13/chartex" xmlns:cx8="http://schemas.microsoft.com/office/drawing/2016/5/14/chartex" xmlns:mc="http://schemas.openxmlformats.org/markup-compatibility/2006" xmlns:aink="http://schemas.microsoft.com/office/drawing/2016/ink" xmlns:am3d="http://schemas.microsoft.com/office/drawing/2017/model3d" xmlns:o="urn:schemas-microsoft-com:office:office" xmlns:oel="http://schemas.microsoft.com/office/2019/extlst" xmlns:r="http://schemas.openxmlformats.org/officeDocument/2006/relationships" xmlns:m="http://schemas.openxmlformats.org/officeDocument/2006/math" xmlns:v="urn:schemas-microsoft-com:vml" xmlns:wp14="http://schemas.microsoft.com/office/word/2010/wordprocessingDrawing" xmlns:wp="http://schemas.openxmlformats.org/drawingml/2006/wordprocessingDrawing" xmlns:w10="urn:schemas-microsoft-com:office:word" xmlns:w="http://schemas.openxmlformats.org/wordprocessingml/2006/main" xmlns:w14="http://schemas.microsoft.com/office/word/2010/wordml" xmlns:w15="http://schemas.microsoft.com/office/word/2012/wordml" xmlns:w16cex="http://schemas.microsoft.com/office/word/2018/wordml/cex" xmlns:w16cid="http://schemas.microsoft.com/office/word/2016/wordml/cid" xmlns:w16="http://schemas.microsoft.com/office/word/2018/wordml" xmlns:w16sdtdh="http://schemas.microsoft.com/office/word/2020/wordml/sdtdatahash" xmlns:w16se="http://schemas.microsoft.com/office/word/2015/wordml/symex" xmlns:wpg="http://schemas.microsoft.com/office/word/2010/wordprocessingGroup" xmlns:wpi="http://schemas.microsoft.com/office/word/2010/wordprocessingInk" xmlns:wne="http://schemas.microsoft.com/office/word/2006/wordml" xmlns:wps="http://schemas.microsoft.com/office/word/2010/wordprocessingShape" mc:Ignorable="w14 w15 w16se w16cid w16 w16cex w16sdtdh wp14">
+<w:endnotes xmlns:wpc="http://schemas.microsoft.com/office/word/2010/wordprocessingCanvas" xmlns:cx="http://schemas.microsoft.com/office/drawing/2014/chartex" xmlns:cx1="http://schemas.microsoft.com/office/drawing/2015/9/8/chartex" xmlns:cx2="http://schemas.microsoft.com/office/drawing/2015/10/21/chartex" xmlns:cx3="http://schemas.microsoft.com/office/drawing/2016/5/9/chartex" xmlns:cx4="http://schemas.microsoft.com/office/drawing/2016/5/10/chartex" xmlns:cx5="http://schemas.microsoft.com/office/drawing/2016/5/11/chartex" xmlns:cx6="http://schemas.microsoft.com/office/drawing/2016/5/12/chartex" xmlns:cx7="http://schemas.microsoft.com/office/drawing/2016/5/13/chartex" xmlns:cx8="http://schemas.microsoft.com/office/drawing/2016/5/14/chartex" xmlns:mc="http://schemas.openxmlformats.org/markup-compatibility/2006" xmlns:aink="http://schemas.microsoft.com/office/drawing/2016/ink" xmlns:am3d="http://schemas.microsoft.com/office/drawing/2017/model3d" xmlns:o="urn:schemas-microsoft-com:office:office" xmlns:oel="http://schemas.microsoft.com/office/2019/extlst" xmlns:r="http://schemas.openxmlformats.org/officeDocument/2006/relationships" xmlns:m="http://schemas.openxmlformats.org/officeDocument/2006/math" xmlns:v="urn:schemas-microsoft-com:vml" xmlns:wp14="http://schemas.microsoft.com/office/word/2010/wordprocessingDrawing" xmlns:wp="http://schemas.openxmlformats.org/drawingml/2006/wordprocessingDrawing" xmlns:w10="urn:schemas-microsoft-com:office:word" xmlns:w="http://schemas.openxmlformats.org/wordprocessingml/2006/main" xmlns:w14="http://schemas.microsoft.com/office/word/2010/wordml" xmlns:w15="http://schemas.microsoft.com/office/word/2012/wordml" xmlns:w16cex="http://schemas.microsoft.com/office/word/2018/wordml/cex" xmlns:w16cid="http://schemas.microsoft.com/office/word/2016/wordml/cid" xmlns:w16="http://schemas.microsoft.com/office/word/2018/wordml" xmlns:w16du="http://schemas.microsoft.com/office/word/2023/wordml/word16du" xmlns:w16sdtdh="http://schemas.microsoft.com/office/word/2020/wordml/sdtdatahash" xmlns:w16sdtfl="http://schemas.microsoft.com/office/word/2024/wordml/sdtformatlock" xmlns:w16se="http://schemas.microsoft.com/office/word/2015/wordml/symex" xmlns:wpg="http://schemas.microsoft.com/office/word/2010/wordprocessingGroup" xmlns:wpi="http://schemas.microsoft.com/office/word/2010/wordprocessingInk" xmlns:wne="http://schemas.microsoft.com/office/word/2006/wordml" xmlns:wps="http://schemas.microsoft.com/office/word/2010/wordprocessingShape" mc:Ignorable="w14 w15 w16se w16cid w16 w16cex w16sdtdh w16sdtfl w16du wp14">
   <w:endnote w:type="separator" w:id="-1">
     <w:p>
       <w:r>
@@ -2937,7 +4466,7 @@
 </file>
 
 <file path=word/footer1.xml><?xml version="1.0" encoding="utf-8"?>
-<w:ftr xmlns:wpc="http://schemas.microsoft.com/office/word/2010/wordprocessingCanvas" xmlns:cx="http://schemas.microsoft.com/office/drawing/2014/chartex" xmlns:cx1="http://schemas.microsoft.com/office/drawing/2015/9/8/chartex" xmlns:cx2="http://schemas.microsoft.com/office/drawing/2015/10/21/chartex" xmlns:cx3="http://schemas.microsoft.com/office/drawing/2016/5/9/chartex" xmlns:cx4="http://schemas.microsoft.com/office/drawing/2016/5/10/chartex" xmlns:cx5="http://schemas.microsoft.com/office/drawing/2016/5/11/chartex" xmlns:cx6="http://schemas.microsoft.com/office/drawing/2016/5/12/chartex" xmlns:cx7="http://schemas.microsoft.com/office/drawing/2016/5/13/chartex" xmlns:cx8="http://schemas.microsoft.com/office/drawing/2016/5/14/chartex" xmlns:mc="http://schemas.openxmlformats.org/markup-compatibility/2006" xmlns:aink="http://schemas.microsoft.com/office/drawing/2016/ink" xmlns:am3d="http://schemas.microsoft.com/office/drawing/2017/model3d" xmlns:o="urn:schemas-microsoft-com:office:office" xmlns:oel="http://schemas.microsoft.com/office/2019/extlst" xmlns:r="http://schemas.openxmlformats.org/officeDocument/2006/relationships" xmlns:m="http://schemas.openxmlformats.org/officeDocument/2006/math" xmlns:v="urn:schemas-microsoft-com:vml" xmlns:wp14="http://schemas.microsoft.com/office/word/2010/wordprocessingDrawing" xmlns:wp="http://schemas.openxmlformats.org/drawingml/2006/wordprocessingDrawing" xmlns:w10="urn:schemas-microsoft-com:office:word" xmlns:w="http://schemas.openxmlformats.org/wordprocessingml/2006/main" xmlns:w14="http://schemas.microsoft.com/office/word/2010/wordml" xmlns:w15="http://schemas.microsoft.com/office/word/2012/wordml" xmlns:w16cex="http://schemas.microsoft.com/office/word/2018/wordml/cex" xmlns:w16cid="http://schemas.microsoft.com/office/word/2016/wordml/cid" xmlns:w16="http://schemas.microsoft.com/office/word/2018/wordml" xmlns:w16sdtdh="http://schemas.microsoft.com/office/word/2020/wordml/sdtdatahash" xmlns:w16se="http://schemas.microsoft.com/office/word/2015/wordml/symex" xmlns:wpg="http://schemas.microsoft.com/office/word/2010/wordprocessingGroup" xmlns:wpi="http://schemas.microsoft.com/office/word/2010/wordprocessingInk" xmlns:wne="http://schemas.microsoft.com/office/word/2006/wordml" xmlns:wps="http://schemas.microsoft.com/office/word/2010/wordprocessingShape" mc:Ignorable="w14 w15 w16se w16cid w16 w16cex w16sdtdh wp14">
+<w:ftr xmlns:wpc="http://schemas.microsoft.com/office/word/2010/wordprocessingCanvas" xmlns:cx="http://schemas.microsoft.com/office/drawing/2014/chartex" xmlns:cx1="http://schemas.microsoft.com/office/drawing/2015/9/8/chartex" xmlns:cx2="http://schemas.microsoft.com/office/drawing/2015/10/21/chartex" xmlns:cx3="http://schemas.microsoft.com/office/drawing/2016/5/9/chartex" xmlns:cx4="http://schemas.microsoft.com/office/drawing/2016/5/10/chartex" xmlns:cx5="http://schemas.microsoft.com/office/drawing/2016/5/11/chartex" xmlns:cx6="http://schemas.microsoft.com/office/drawing/2016/5/12/chartex" xmlns:cx7="http://schemas.microsoft.com/office/drawing/2016/5/13/chartex" xmlns:cx8="http://schemas.microsoft.com/office/drawing/2016/5/14/chartex" xmlns:mc="http://schemas.openxmlformats.org/markup-compatibility/2006" xmlns:aink="http://schemas.microsoft.com/office/drawing/2016/ink" xmlns:am3d="http://schemas.microsoft.com/office/drawing/2017/model3d" xmlns:o="urn:schemas-microsoft-com:office:office" xmlns:oel="http://schemas.microsoft.com/office/2019/extlst" xmlns:r="http://schemas.openxmlformats.org/officeDocument/2006/relationships" xmlns:m="http://schemas.openxmlformats.org/officeDocument/2006/math" xmlns:v="urn:schemas-microsoft-com:vml" xmlns:wp14="http://schemas.microsoft.com/office/word/2010/wordprocessingDrawing" xmlns:wp="http://schemas.openxmlformats.org/drawingml/2006/wordprocessingDrawing" xmlns:w10="urn:schemas-microsoft-com:office:word" xmlns:w="http://schemas.openxmlformats.org/wordprocessingml/2006/main" xmlns:w14="http://schemas.microsoft.com/office/word/2010/wordml" xmlns:w15="http://schemas.microsoft.com/office/word/2012/wordml" xmlns:w16cex="http://schemas.microsoft.com/office/word/2018/wordml/cex" xmlns:w16cid="http://schemas.microsoft.com/office/word/2016/wordml/cid" xmlns:w16="http://schemas.microsoft.com/office/word/2018/wordml" xmlns:w16du="http://schemas.microsoft.com/office/word/2023/wordml/word16du" xmlns:w16sdtdh="http://schemas.microsoft.com/office/word/2020/wordml/sdtdatahash" xmlns:w16sdtfl="http://schemas.microsoft.com/office/word/2024/wordml/sdtformatlock" xmlns:w16se="http://schemas.microsoft.com/office/word/2015/wordml/symex" xmlns:wpg="http://schemas.microsoft.com/office/word/2010/wordprocessingGroup" xmlns:wpi="http://schemas.microsoft.com/office/word/2010/wordprocessingInk" xmlns:wne="http://schemas.microsoft.com/office/word/2006/wordml" xmlns:wps="http://schemas.microsoft.com/office/word/2010/wordprocessingShape" mc:Ignorable="w14 w15 w16se w16cid w16 w16cex w16sdtdh w16sdtfl w16du wp14">
   <w:p>
     <w:pPr>
       <w:pStyle w:val="Footer"/>
@@ -3460,7 +4989,7 @@
 </file>
 
 <file path=word/footer2.xml><?xml version="1.0" encoding="utf-8"?>
-<w:ftr xmlns:wpc="http://schemas.microsoft.com/office/word/2010/wordprocessingCanvas" xmlns:cx="http://schemas.microsoft.com/office/drawing/2014/chartex" xmlns:cx1="http://schemas.microsoft.com/office/drawing/2015/9/8/chartex" xmlns:cx2="http://schemas.microsoft.com/office/drawing/2015/10/21/chartex" xmlns:cx3="http://schemas.microsoft.com/office/drawing/2016/5/9/chartex" xmlns:cx4="http://schemas.microsoft.com/office/drawing/2016/5/10/chartex" xmlns:cx5="http://schemas.microsoft.com/office/drawing/2016/5/11/chartex" xmlns:cx6="http://schemas.microsoft.com/office/drawing/2016/5/12/chartex" xmlns:cx7="http://schemas.microsoft.com/office/drawing/2016/5/13/chartex" xmlns:cx8="http://schemas.microsoft.com/office/drawing/2016/5/14/chartex" xmlns:mc="http://schemas.openxmlformats.org/markup-compatibility/2006" xmlns:aink="http://schemas.microsoft.com/office/drawing/2016/ink" xmlns:am3d="http://schemas.microsoft.com/office/drawing/2017/model3d" xmlns:o="urn:schemas-microsoft-com:office:office" xmlns:oel="http://schemas.microsoft.com/office/2019/extlst" xmlns:r="http://schemas.openxmlformats.org/officeDocument/2006/relationships" xmlns:m="http://schemas.openxmlformats.org/officeDocument/2006/math" xmlns:v="urn:schemas-microsoft-com:vml" xmlns:wp14="http://schemas.microsoft.com/office/word/2010/wordprocessingDrawing" xmlns:wp="http://schemas.openxmlformats.org/drawingml/2006/wordprocessingDrawing" xmlns:w10="urn:schemas-microsoft-com:office:word" xmlns:w="http://schemas.openxmlformats.org/wordprocessingml/2006/main" xmlns:w14="http://schemas.microsoft.com/office/word/2010/wordml" xmlns:w15="http://schemas.microsoft.com/office/word/2012/wordml" xmlns:w16cex="http://schemas.microsoft.com/office/word/2018/wordml/cex" xmlns:w16cid="http://schemas.microsoft.com/office/word/2016/wordml/cid" xmlns:w16="http://schemas.microsoft.com/office/word/2018/wordml" xmlns:w16sdtdh="http://schemas.microsoft.com/office/word/2020/wordml/sdtdatahash" xmlns:w16se="http://schemas.microsoft.com/office/word/2015/wordml/symex" xmlns:wpg="http://schemas.microsoft.com/office/word/2010/wordprocessingGroup" xmlns:wpi="http://schemas.microsoft.com/office/word/2010/wordprocessingInk" xmlns:wne="http://schemas.microsoft.com/office/word/2006/wordml" xmlns:wps="http://schemas.microsoft.com/office/word/2010/wordprocessingShape" mc:Ignorable="w14 w15 w16se w16cid w16 w16cex w16sdtdh wp14">
+<w:ftr xmlns:wpc="http://schemas.microsoft.com/office/word/2010/wordprocessingCanvas" xmlns:cx="http://schemas.microsoft.com/office/drawing/2014/chartex" xmlns:cx1="http://schemas.microsoft.com/office/drawing/2015/9/8/chartex" xmlns:cx2="http://schemas.microsoft.com/office/drawing/2015/10/21/chartex" xmlns:cx3="http://schemas.microsoft.com/office/drawing/2016/5/9/chartex" xmlns:cx4="http://schemas.microsoft.com/office/drawing/2016/5/10/chartex" xmlns:cx5="http://schemas.microsoft.com/office/drawing/2016/5/11/chartex" xmlns:cx6="http://schemas.microsoft.com/office/drawing/2016/5/12/chartex" xmlns:cx7="http://schemas.microsoft.com/office/drawing/2016/5/13/chartex" xmlns:cx8="http://schemas.microsoft.com/office/drawing/2016/5/14/chartex" xmlns:mc="http://schemas.openxmlformats.org/markup-compatibility/2006" xmlns:aink="http://schemas.microsoft.com/office/drawing/2016/ink" xmlns:am3d="http://schemas.microsoft.com/office/drawing/2017/model3d" xmlns:o="urn:schemas-microsoft-com:office:office" xmlns:oel="http://schemas.microsoft.com/office/2019/extlst" xmlns:r="http://schemas.openxmlformats.org/officeDocument/2006/relationships" xmlns:m="http://schemas.openxmlformats.org/officeDocument/2006/math" xmlns:v="urn:schemas-microsoft-com:vml" xmlns:wp14="http://schemas.microsoft.com/office/word/2010/wordprocessingDrawing" xmlns:wp="http://schemas.openxmlformats.org/drawingml/2006/wordprocessingDrawing" xmlns:w10="urn:schemas-microsoft-com:office:word" xmlns:w="http://schemas.openxmlformats.org/wordprocessingml/2006/main" xmlns:w14="http://schemas.microsoft.com/office/word/2010/wordml" xmlns:w15="http://schemas.microsoft.com/office/word/2012/wordml" xmlns:w16cex="http://schemas.microsoft.com/office/word/2018/wordml/cex" xmlns:w16cid="http://schemas.microsoft.com/office/word/2016/wordml/cid" xmlns:w16="http://schemas.microsoft.com/office/word/2018/wordml" xmlns:w16du="http://schemas.microsoft.com/office/word/2023/wordml/word16du" xmlns:w16sdtdh="http://schemas.microsoft.com/office/word/2020/wordml/sdtdatahash" xmlns:w16sdtfl="http://schemas.microsoft.com/office/word/2024/wordml/sdtformatlock" xmlns:w16se="http://schemas.microsoft.com/office/word/2015/wordml/symex" xmlns:wpg="http://schemas.microsoft.com/office/word/2010/wordprocessingGroup" xmlns:wpi="http://schemas.microsoft.com/office/word/2010/wordprocessingInk" xmlns:wne="http://schemas.microsoft.com/office/word/2006/wordml" xmlns:wps="http://schemas.microsoft.com/office/word/2010/wordprocessingShape" mc:Ignorable="w14 w15 w16se w16cid w16 w16cex w16sdtdh w16sdtfl w16du wp14">
   <w:p>
     <w:pPr>
       <w:pStyle w:val="Footer"/>
@@ -3745,7 +5274,7 @@
 </file>
 
 <file path=word/footnotes.xml><?xml version="1.0" encoding="utf-8"?>
-<w:footnotes xmlns:wpc="http://schemas.microsoft.com/office/word/2010/wordprocessingCanvas" xmlns:cx="http://schemas.microsoft.com/office/drawing/2014/chartex" xmlns:cx1="http://schemas.microsoft.com/office/drawing/2015/9/8/chartex" xmlns:cx2="http://schemas.microsoft.com/office/drawing/2015/10/21/chartex" xmlns:cx3="http://schemas.microsoft.com/office/drawing/2016/5/9/chartex" xmlns:cx4="http://schemas.microsoft.com/office/drawing/2016/5/10/chartex" xmlns:cx5="http://schemas.microsoft.com/office/drawing/2016/5/11/chartex" xmlns:cx6="http://schemas.microsoft.com/office/drawing/2016/5/12/chartex" xmlns:cx7="http://schemas.microsoft.com/office/drawing/2016/5/13/chartex" xmlns:cx8="http://schemas.microsoft.com/office/drawing/2016/5/14/chartex" xmlns:mc="http://schemas.openxmlformats.org/markup-compatibility/2006" xmlns:aink="http://schemas.microsoft.com/office/drawing/2016/ink" xmlns:am3d="http://schemas.microsoft.com/office/drawing/2017/model3d" xmlns:o="urn:schemas-microsoft-com:office:office" xmlns:oel="http://schemas.microsoft.com/office/2019/extlst" xmlns:r="http://schemas.openxmlformats.org/officeDocument/2006/relationships" xmlns:m="http://schemas.openxmlformats.org/officeDocument/2006/math" xmlns:v="urn:schemas-microsoft-com:vml" xmlns:wp14="http://schemas.microsoft.com/office/word/2010/wordprocessingDrawing" xmlns:wp="http://schemas.openxmlformats.org/drawingml/2006/wordprocessingDrawing" xmlns:w10="urn:schemas-microsoft-com:office:word" xmlns:w="http://schemas.openxmlformats.org/wordprocessingml/2006/main" xmlns:w14="http://schemas.microsoft.com/office/word/2010/wordml" xmlns:w15="http://schemas.microsoft.com/office/word/2012/wordml" xmlns:w16cex="http://schemas.microsoft.com/office/word/2018/wordml/cex" xmlns:w16cid="http://schemas.microsoft.com/office/word/2016/wordml/cid" xmlns:w16="http://schemas.microsoft.com/office/word/2018/wordml" xmlns:w16sdtdh="http://schemas.microsoft.com/office/word/2020/wordml/sdtdatahash" xmlns:w16se="http://schemas.microsoft.com/office/word/2015/wordml/symex" xmlns:wpg="http://schemas.microsoft.com/office/word/2010/wordprocessingGroup" xmlns:wpi="http://schemas.microsoft.com/office/word/2010/wordprocessingInk" xmlns:wne="http://schemas.microsoft.com/office/word/2006/wordml" xmlns:wps="http://schemas.microsoft.com/office/word/2010/wordprocessingShape" mc:Ignorable="w14 w15 w16se w16cid w16 w16cex w16sdtdh wp14">
+<w:footnotes xmlns:wpc="http://schemas.microsoft.com/office/word/2010/wordprocessingCanvas" xmlns:cx="http://schemas.microsoft.com/office/drawing/2014/chartex" xmlns:cx1="http://schemas.microsoft.com/office/drawing/2015/9/8/chartex" xmlns:cx2="http://schemas.microsoft.com/office/drawing/2015/10/21/chartex" xmlns:cx3="http://schemas.microsoft.com/office/drawing/2016/5/9/chartex" xmlns:cx4="http://schemas.microsoft.com/office/drawing/2016/5/10/chartex" xmlns:cx5="http://schemas.microsoft.com/office/drawing/2016/5/11/chartex" xmlns:cx6="http://schemas.microsoft.com/office/drawing/2016/5/12/chartex" xmlns:cx7="http://schemas.microsoft.com/office/drawing/2016/5/13/chartex" xmlns:cx8="http://schemas.microsoft.com/office/drawing/2016/5/14/chartex" xmlns:mc="http://schemas.openxmlformats.org/markup-compatibility/2006" xmlns:aink="http://schemas.microsoft.com/office/drawing/2016/ink" xmlns:am3d="http://schemas.microsoft.com/office/drawing/2017/model3d" xmlns:o="urn:schemas-microsoft-com:office:office" xmlns:oel="http://schemas.microsoft.com/office/2019/extlst" xmlns:r="http://schemas.openxmlformats.org/officeDocument/2006/relationships" xmlns:m="http://schemas.openxmlformats.org/officeDocument/2006/math" xmlns:v="urn:schemas-microsoft-com:vml" xmlns:wp14="http://schemas.microsoft.com/office/word/2010/wordprocessingDrawing" xmlns:wp="http://schemas.openxmlformats.org/drawingml/2006/wordprocessingDrawing" xmlns:w10="urn:schemas-microsoft-com:office:word" xmlns:w="http://schemas.openxmlformats.org/wordprocessingml/2006/main" xmlns:w14="http://schemas.microsoft.com/office/word/2010/wordml" xmlns:w15="http://schemas.microsoft.com/office/word/2012/wordml" xmlns:w16cex="http://schemas.microsoft.com/office/word/2018/wordml/cex" xmlns:w16cid="http://schemas.microsoft.com/office/word/2016/wordml/cid" xmlns:w16="http://schemas.microsoft.com/office/word/2018/wordml" xmlns:w16du="http://schemas.microsoft.com/office/word/2023/wordml/word16du" xmlns:w16sdtdh="http://schemas.microsoft.com/office/word/2020/wordml/sdtdatahash" xmlns:w16sdtfl="http://schemas.microsoft.com/office/word/2024/wordml/sdtformatlock" xmlns:w16se="http://schemas.microsoft.com/office/word/2015/wordml/symex" xmlns:wpg="http://schemas.microsoft.com/office/word/2010/wordprocessingGroup" xmlns:wpi="http://schemas.microsoft.com/office/word/2010/wordprocessingInk" xmlns:wne="http://schemas.microsoft.com/office/word/2006/wordml" xmlns:wps="http://schemas.microsoft.com/office/word/2010/wordprocessingShape" mc:Ignorable="w14 w15 w16se w16cid w16 w16cex w16sdtdh w16sdtfl w16du wp14">
   <w:footnote w:type="separator" w:id="-1">
     <w:p>
       <w:r>
@@ -3764,7 +5293,7 @@
 </file>
 
 <file path=word/header1.xml><?xml version="1.0" encoding="utf-8"?>
-<w:hdr xmlns:wpc="http://schemas.microsoft.com/office/word/2010/wordprocessingCanvas" xmlns:cx="http://schemas.microsoft.com/office/drawing/2014/chartex" xmlns:cx1="http://schemas.microsoft.com/office/drawing/2015/9/8/chartex" xmlns:cx2="http://schemas.microsoft.com/office/drawing/2015/10/21/chartex" xmlns:cx3="http://schemas.microsoft.com/office/drawing/2016/5/9/chartex" xmlns:cx4="http://schemas.microsoft.com/office/drawing/2016/5/10/chartex" xmlns:cx5="http://schemas.microsoft.com/office/drawing/2016/5/11/chartex" xmlns:cx6="http://schemas.microsoft.com/office/drawing/2016/5/12/chartex" xmlns:cx7="http://schemas.microsoft.com/office/drawing/2016/5/13/chartex" xmlns:cx8="http://schemas.microsoft.com/office/drawing/2016/5/14/chartex" xmlns:mc="http://schemas.openxmlformats.org/markup-compatibility/2006" xmlns:aink="http://schemas.microsoft.com/office/drawing/2016/ink" xmlns:am3d="http://schemas.microsoft.com/office/drawing/2017/model3d" xmlns:o="urn:schemas-microsoft-com:office:office" xmlns:oel="http://schemas.microsoft.com/office/2019/extlst" xmlns:r="http://schemas.openxmlformats.org/officeDocument/2006/relationships" xmlns:m="http://schemas.openxmlformats.org/officeDocument/2006/math" xmlns:v="urn:schemas-microsoft-com:vml" xmlns:wp14="http://schemas.microsoft.com/office/word/2010/wordprocessingDrawing" xmlns:wp="http://schemas.openxmlformats.org/drawingml/2006/wordprocessingDrawing" xmlns:w10="urn:schemas-microsoft-com:office:word" xmlns:w="http://schemas.openxmlformats.org/wordprocessingml/2006/main" xmlns:w14="http://schemas.microsoft.com/office/word/2010/wordml" xmlns:w15="http://schemas.microsoft.com/office/word/2012/wordml" xmlns:w16cex="http://schemas.microsoft.com/office/word/2018/wordml/cex" xmlns:w16cid="http://schemas.microsoft.com/office/word/2016/wordml/cid" xmlns:w16="http://schemas.microsoft.com/office/word/2018/wordml" xmlns:w16sdtdh="http://schemas.microsoft.com/office/word/2020/wordml/sdtdatahash" xmlns:w16se="http://schemas.microsoft.com/office/word/2015/wordml/symex" xmlns:wpg="http://schemas.microsoft.com/office/word/2010/wordprocessingGroup" xmlns:wpi="http://schemas.microsoft.com/office/word/2010/wordprocessingInk" xmlns:wne="http://schemas.microsoft.com/office/word/2006/wordml" xmlns:wps="http://schemas.microsoft.com/office/word/2010/wordprocessingShape" mc:Ignorable="w14 w15 w16se w16cid w16 w16cex w16sdtdh wp14">
+<w:hdr xmlns:wpc="http://schemas.microsoft.com/office/word/2010/wordprocessingCanvas" xmlns:cx="http://schemas.microsoft.com/office/drawing/2014/chartex" xmlns:cx1="http://schemas.microsoft.com/office/drawing/2015/9/8/chartex" xmlns:cx2="http://schemas.microsoft.com/office/drawing/2015/10/21/chartex" xmlns:cx3="http://schemas.microsoft.com/office/drawing/2016/5/9/chartex" xmlns:cx4="http://schemas.microsoft.com/office/drawing/2016/5/10/chartex" xmlns:cx5="http://schemas.microsoft.com/office/drawing/2016/5/11/chartex" xmlns:cx6="http://schemas.microsoft.com/office/drawing/2016/5/12/chartex" xmlns:cx7="http://schemas.microsoft.com/office/drawing/2016/5/13/chartex" xmlns:cx8="http://schemas.microsoft.com/office/drawing/2016/5/14/chartex" xmlns:mc="http://schemas.openxmlformats.org/markup-compatibility/2006" xmlns:aink="http://schemas.microsoft.com/office/drawing/2016/ink" xmlns:am3d="http://schemas.microsoft.com/office/drawing/2017/model3d" xmlns:o="urn:schemas-microsoft-com:office:office" xmlns:oel="http://schemas.microsoft.com/office/2019/extlst" xmlns:r="http://schemas.openxmlformats.org/officeDocument/2006/relationships" xmlns:m="http://schemas.openxmlformats.org/officeDocument/2006/math" xmlns:v="urn:schemas-microsoft-com:vml" xmlns:wp14="http://schemas.microsoft.com/office/word/2010/wordprocessingDrawing" xmlns:wp="http://schemas.openxmlformats.org/drawingml/2006/wordprocessingDrawing" xmlns:w10="urn:schemas-microsoft-com:office:word" xmlns:w="http://schemas.openxmlformats.org/wordprocessingml/2006/main" xmlns:w14="http://schemas.microsoft.com/office/word/2010/wordml" xmlns:w15="http://schemas.microsoft.com/office/word/2012/wordml" xmlns:w16cex="http://schemas.microsoft.com/office/word/2018/wordml/cex" xmlns:w16cid="http://schemas.microsoft.com/office/word/2016/wordml/cid" xmlns:w16="http://schemas.microsoft.com/office/word/2018/wordml" xmlns:w16du="http://schemas.microsoft.com/office/word/2023/wordml/word16du" xmlns:w16sdtdh="http://schemas.microsoft.com/office/word/2020/wordml/sdtdatahash" xmlns:w16sdtfl="http://schemas.microsoft.com/office/word/2024/wordml/sdtformatlock" xmlns:w16se="http://schemas.microsoft.com/office/word/2015/wordml/symex" xmlns:wpg="http://schemas.microsoft.com/office/word/2010/wordprocessingGroup" xmlns:wpi="http://schemas.microsoft.com/office/word/2010/wordprocessingInk" xmlns:wne="http://schemas.microsoft.com/office/word/2006/wordml" xmlns:wps="http://schemas.microsoft.com/office/word/2010/wordprocessingShape" mc:Ignorable="w14 w15 w16se w16cid w16 w16cex w16sdtdh w16sdtfl w16du wp14">
   <w:p>
     <w:pPr>
       <w:pStyle w:val="Header"/>
@@ -3841,7 +5370,7 @@
 </file>
 
 <file path=word/header2.xml><?xml version="1.0" encoding="utf-8"?>
-<w:hdr xmlns:wpc="http://schemas.microsoft.com/office/word/2010/wordprocessingCanvas" xmlns:cx="http://schemas.microsoft.com/office/drawing/2014/chartex" xmlns:cx1="http://schemas.microsoft.com/office/drawing/2015/9/8/chartex" xmlns:cx2="http://schemas.microsoft.com/office/drawing/2015/10/21/chartex" xmlns:cx3="http://schemas.microsoft.com/office/drawing/2016/5/9/chartex" xmlns:cx4="http://schemas.microsoft.com/office/drawing/2016/5/10/chartex" xmlns:cx5="http://schemas.microsoft.com/office/drawing/2016/5/11/chartex" xmlns:cx6="http://schemas.microsoft.com/office/drawing/2016/5/12/chartex" xmlns:cx7="http://schemas.microsoft.com/office/drawing/2016/5/13/chartex" xmlns:cx8="http://schemas.microsoft.com/office/drawing/2016/5/14/chartex" xmlns:mc="http://schemas.openxmlformats.org/markup-compatibility/2006" xmlns:aink="http://schemas.microsoft.com/office/drawing/2016/ink" xmlns:am3d="http://schemas.microsoft.com/office/drawing/2017/model3d" xmlns:o="urn:schemas-microsoft-com:office:office" xmlns:oel="http://schemas.microsoft.com/office/2019/extlst" xmlns:r="http://schemas.openxmlformats.org/officeDocument/2006/relationships" xmlns:m="http://schemas.openxmlformats.org/officeDocument/2006/math" xmlns:v="urn:schemas-microsoft-com:vml" xmlns:wp14="http://schemas.microsoft.com/office/word/2010/wordprocessingDrawing" xmlns:wp="http://schemas.openxmlformats.org/drawingml/2006/wordprocessingDrawing" xmlns:w10="urn:schemas-microsoft-com:office:word" xmlns:w="http://schemas.openxmlformats.org/wordprocessingml/2006/main" xmlns:w14="http://schemas.microsoft.com/office/word/2010/wordml" xmlns:w15="http://schemas.microsoft.com/office/word/2012/wordml" xmlns:w16cex="http://schemas.microsoft.com/office/word/2018/wordml/cex" xmlns:w16cid="http://schemas.microsoft.com/office/word/2016/wordml/cid" xmlns:w16="http://schemas.microsoft.com/office/word/2018/wordml" xmlns:w16sdtdh="http://schemas.microsoft.com/office/word/2020/wordml/sdtdatahash" xmlns:w16se="http://schemas.microsoft.com/office/word/2015/wordml/symex" xmlns:wpg="http://schemas.microsoft.com/office/word/2010/wordprocessingGroup" xmlns:wpi="http://schemas.microsoft.com/office/word/2010/wordprocessingInk" xmlns:wne="http://schemas.microsoft.com/office/word/2006/wordml" xmlns:wps="http://schemas.microsoft.com/office/word/2010/wordprocessingShape" mc:Ignorable="w14 w15 w16se w16cid w16 w16cex w16sdtdh wp14">
+<w:hdr xmlns:wpc="http://schemas.microsoft.com/office/word/2010/wordprocessingCanvas" xmlns:cx="http://schemas.microsoft.com/office/drawing/2014/chartex" xmlns:cx1="http://schemas.microsoft.com/office/drawing/2015/9/8/chartex" xmlns:cx2="http://schemas.microsoft.com/office/drawing/2015/10/21/chartex" xmlns:cx3="http://schemas.microsoft.com/office/drawing/2016/5/9/chartex" xmlns:cx4="http://schemas.microsoft.com/office/drawing/2016/5/10/chartex" xmlns:cx5="http://schemas.microsoft.com/office/drawing/2016/5/11/chartex" xmlns:cx6="http://schemas.microsoft.com/office/drawing/2016/5/12/chartex" xmlns:cx7="http://schemas.microsoft.com/office/drawing/2016/5/13/chartex" xmlns:cx8="http://schemas.microsoft.com/office/drawing/2016/5/14/chartex" xmlns:mc="http://schemas.openxmlformats.org/markup-compatibility/2006" xmlns:aink="http://schemas.microsoft.com/office/drawing/2016/ink" xmlns:am3d="http://schemas.microsoft.com/office/drawing/2017/model3d" xmlns:o="urn:schemas-microsoft-com:office:office" xmlns:oel="http://schemas.microsoft.com/office/2019/extlst" xmlns:r="http://schemas.openxmlformats.org/officeDocument/2006/relationships" xmlns:m="http://schemas.openxmlformats.org/officeDocument/2006/math" xmlns:v="urn:schemas-microsoft-com:vml" xmlns:wp14="http://schemas.microsoft.com/office/word/2010/wordprocessingDrawing" xmlns:wp="http://schemas.openxmlformats.org/drawingml/2006/wordprocessingDrawing" xmlns:w10="urn:schemas-microsoft-com:office:word" xmlns:w="http://schemas.openxmlformats.org/wordprocessingml/2006/main" xmlns:w14="http://schemas.microsoft.com/office/word/2010/wordml" xmlns:w15="http://schemas.microsoft.com/office/word/2012/wordml" xmlns:w16cex="http://schemas.microsoft.com/office/word/2018/wordml/cex" xmlns:w16cid="http://schemas.microsoft.com/office/word/2016/wordml/cid" xmlns:w16="http://schemas.microsoft.com/office/word/2018/wordml" xmlns:w16du="http://schemas.microsoft.com/office/word/2023/wordml/word16du" xmlns:w16sdtdh="http://schemas.microsoft.com/office/word/2020/wordml/sdtdatahash" xmlns:w16sdtfl="http://schemas.microsoft.com/office/word/2024/wordml/sdtformatlock" xmlns:w16se="http://schemas.microsoft.com/office/word/2015/wordml/symex" xmlns:wpg="http://schemas.microsoft.com/office/word/2010/wordprocessingGroup" xmlns:wpi="http://schemas.microsoft.com/office/word/2010/wordprocessingInk" xmlns:wne="http://schemas.microsoft.com/office/word/2006/wordml" xmlns:wps="http://schemas.microsoft.com/office/word/2010/wordprocessingShape" mc:Ignorable="w14 w15 w16se w16cid w16 w16cex w16sdtdh w16sdtfl w16du wp14">
   <w:p>
     <w:pPr>
       <w:pStyle w:val="Header"/>
@@ -3918,7 +5447,7 @@
 </file>
 
 <file path=word/numbering.xml><?xml version="1.0" encoding="utf-8"?>
-<w:numbering xmlns:wpc="http://schemas.microsoft.com/office/word/2010/wordprocessingCanvas" xmlns:cx="http://schemas.microsoft.com/office/drawing/2014/chartex" xmlns:cx1="http://schemas.microsoft.com/office/drawing/2015/9/8/chartex" xmlns:cx2="http://schemas.microsoft.com/office/drawing/2015/10/21/chartex" xmlns:cx3="http://schemas.microsoft.com/office/drawing/2016/5/9/chartex" xmlns:cx4="http://schemas.microsoft.com/office/drawing/2016/5/10/chartex" xmlns:cx5="http://schemas.microsoft.com/office/drawing/2016/5/11/chartex" xmlns:cx6="http://schemas.microsoft.com/office/drawing/2016/5/12/chartex" xmlns:cx7="http://schemas.microsoft.com/office/drawing/2016/5/13/chartex" xmlns:cx8="http://schemas.microsoft.com/office/drawing/2016/5/14/chartex" xmlns:mc="http://schemas.openxmlformats.org/markup-compatibility/2006" xmlns:aink="http://schemas.microsoft.com/office/drawing/2016/ink" xmlns:am3d="http://schemas.microsoft.com/office/drawing/2017/model3d" xmlns:o="urn:schemas-microsoft-com:office:office" xmlns:oel="http://schemas.microsoft.com/office/2019/extlst" xmlns:r="http://schemas.openxmlformats.org/officeDocument/2006/relationships" xmlns:m="http://schemas.openxmlformats.org/officeDocument/2006/math" xmlns:v="urn:schemas-microsoft-com:vml" xmlns:wp14="http://schemas.microsoft.com/office/word/2010/wordprocessingDrawing" xmlns:wp="http://schemas.openxmlformats.org/drawingml/2006/wordprocessingDrawing" xmlns:w10="urn:schemas-microsoft-com:office:word" xmlns:w="http://schemas.openxmlformats.org/wordprocessingml/2006/main" xmlns:w14="http://schemas.microsoft.com/office/word/2010/wordml" xmlns:w15="http://schemas.microsoft.com/office/word/2012/wordml" xmlns:w16cex="http://schemas.microsoft.com/office/word/2018/wordml/cex" xmlns:w16cid="http://schemas.microsoft.com/office/word/2016/wordml/cid" xmlns:w16="http://schemas.microsoft.com/office/word/2018/wordml" xmlns:w16sdtdh="http://schemas.microsoft.com/office/word/2020/wordml/sdtdatahash" xmlns:w16se="http://schemas.microsoft.com/office/word/2015/wordml/symex" xmlns:wpg="http://schemas.microsoft.com/office/word/2010/wordprocessingGroup" xmlns:wpi="http://schemas.microsoft.com/office/word/2010/wordprocessingInk" xmlns:wne="http://schemas.microsoft.com/office/word/2006/wordml" xmlns:wps="http://schemas.microsoft.com/office/word/2010/wordprocessingShape" mc:Ignorable="w14 w15 w16se w16cid w16 w16cex w16sdtdh wp14">
+<w:numbering xmlns:wpc="http://schemas.microsoft.com/office/word/2010/wordprocessingCanvas" xmlns:cx="http://schemas.microsoft.com/office/drawing/2014/chartex" xmlns:cx1="http://schemas.microsoft.com/office/drawing/2015/9/8/chartex" xmlns:cx2="http://schemas.microsoft.com/office/drawing/2015/10/21/chartex" xmlns:cx3="http://schemas.microsoft.com/office/drawing/2016/5/9/chartex" xmlns:cx4="http://schemas.microsoft.com/office/drawing/2016/5/10/chartex" xmlns:cx5="http://schemas.microsoft.com/office/drawing/2016/5/11/chartex" xmlns:cx6="http://schemas.microsoft.com/office/drawing/2016/5/12/chartex" xmlns:cx7="http://schemas.microsoft.com/office/drawing/2016/5/13/chartex" xmlns:cx8="http://schemas.microsoft.com/office/drawing/2016/5/14/chartex" xmlns:mc="http://schemas.openxmlformats.org/markup-compatibility/2006" xmlns:aink="http://schemas.microsoft.com/office/drawing/2016/ink" xmlns:am3d="http://schemas.microsoft.com/office/drawing/2017/model3d" xmlns:o="urn:schemas-microsoft-com:office:office" xmlns:oel="http://schemas.microsoft.com/office/2019/extlst" xmlns:r="http://schemas.openxmlformats.org/officeDocument/2006/relationships" xmlns:m="http://schemas.openxmlformats.org/officeDocument/2006/math" xmlns:v="urn:schemas-microsoft-com:vml" xmlns:wp14="http://schemas.microsoft.com/office/word/2010/wordprocessingDrawing" xmlns:wp="http://schemas.openxmlformats.org/drawingml/2006/wordprocessingDrawing" xmlns:w10="urn:schemas-microsoft-com:office:word" xmlns:w="http://schemas.openxmlformats.org/wordprocessingml/2006/main" xmlns:w14="http://schemas.microsoft.com/office/word/2010/wordml" xmlns:w15="http://schemas.microsoft.com/office/word/2012/wordml" xmlns:w16cex="http://schemas.microsoft.com/office/word/2018/wordml/cex" xmlns:w16cid="http://schemas.microsoft.com/office/word/2016/wordml/cid" xmlns:w16="http://schemas.microsoft.com/office/word/2018/wordml" xmlns:w16du="http://schemas.microsoft.com/office/word/2023/wordml/word16du" xmlns:w16sdtdh="http://schemas.microsoft.com/office/word/2020/wordml/sdtdatahash" xmlns:w16sdtfl="http://schemas.microsoft.com/office/word/2024/wordml/sdtformatlock" xmlns:w16se="http://schemas.microsoft.com/office/word/2015/wordml/symex" xmlns:wpg="http://schemas.microsoft.com/office/word/2010/wordprocessingGroup" xmlns:wpi="http://schemas.microsoft.com/office/word/2010/wordprocessingInk" xmlns:wne="http://schemas.microsoft.com/office/word/2006/wordml" xmlns:wps="http://schemas.microsoft.com/office/word/2010/wordprocessingShape" mc:Ignorable="w14 w15 w16se w16cid w16 w16cex w16sdtdh w16sdtfl w16du wp14">
   <w:abstractNum w:abstractNumId="0" w15:restartNumberingAfterBreak="0">
     <w:nsid w:val="445F33A3"/>
     <w:multiLevelType w:val="hybridMultilevel"/>
@@ -4265,12 +5794,125 @@
     </w:lvl>
   </w:abstractNum>
   <w:abstractNum w:abstractNumId="4" w15:restartNumberingAfterBreak="0">
+    <w:nsid w:val="574C48EE"/>
+    <w:multiLevelType w:val="hybridMultilevel"/>
+    <w:tmpl w:val="45FAFC40"/>
+    <w:lvl w:ilvl="0" w:tplc="20000001">
+      <w:start w:val="1"/>
+      <w:numFmt w:val="bullet"/>
+      <w:lvlText w:val=""/>
+      <w:lvlJc w:val="left"/>
+      <w:pPr>
+        <w:ind w:left="720" w:hanging="360"/>
+      </w:pPr>
+      <w:rPr>
+        <w:rFonts w:ascii="Symbol" w:hAnsi="Symbol" w:hint="default"/>
+      </w:rPr>
+    </w:lvl>
+    <w:lvl w:ilvl="1" w:tplc="20000003" w:tentative="1">
+      <w:start w:val="1"/>
+      <w:numFmt w:val="bullet"/>
+      <w:lvlText w:val="o"/>
+      <w:lvlJc w:val="left"/>
+      <w:pPr>
+        <w:ind w:left="1440" w:hanging="360"/>
+      </w:pPr>
+      <w:rPr>
+        <w:rFonts w:ascii="Courier New" w:hAnsi="Courier New" w:cs="Courier New" w:hint="default"/>
+      </w:rPr>
+    </w:lvl>
+    <w:lvl w:ilvl="2" w:tplc="20000005" w:tentative="1">
+      <w:start w:val="1"/>
+      <w:numFmt w:val="bullet"/>
+      <w:lvlText w:val=""/>
+      <w:lvlJc w:val="left"/>
+      <w:pPr>
+        <w:ind w:left="2160" w:hanging="360"/>
+      </w:pPr>
+      <w:rPr>
+        <w:rFonts w:ascii="Wingdings" w:hAnsi="Wingdings" w:hint="default"/>
+      </w:rPr>
+    </w:lvl>
+    <w:lvl w:ilvl="3" w:tplc="20000001" w:tentative="1">
+      <w:start w:val="1"/>
+      <w:numFmt w:val="bullet"/>
+      <w:lvlText w:val=""/>
+      <w:lvlJc w:val="left"/>
+      <w:pPr>
+        <w:ind w:left="2880" w:hanging="360"/>
+      </w:pPr>
+      <w:rPr>
+        <w:rFonts w:ascii="Symbol" w:hAnsi="Symbol" w:hint="default"/>
+      </w:rPr>
+    </w:lvl>
+    <w:lvl w:ilvl="4" w:tplc="20000003" w:tentative="1">
+      <w:start w:val="1"/>
+      <w:numFmt w:val="bullet"/>
+      <w:lvlText w:val="o"/>
+      <w:lvlJc w:val="left"/>
+      <w:pPr>
+        <w:ind w:left="3600" w:hanging="360"/>
+      </w:pPr>
+      <w:rPr>
+        <w:rFonts w:ascii="Courier New" w:hAnsi="Courier New" w:cs="Courier New" w:hint="default"/>
+      </w:rPr>
+    </w:lvl>
+    <w:lvl w:ilvl="5" w:tplc="20000005" w:tentative="1">
+      <w:start w:val="1"/>
+      <w:numFmt w:val="bullet"/>
+      <w:lvlText w:val=""/>
+      <w:lvlJc w:val="left"/>
+      <w:pPr>
+        <w:ind w:left="4320" w:hanging="360"/>
+      </w:pPr>
+      <w:rPr>
+        <w:rFonts w:ascii="Wingdings" w:hAnsi="Wingdings" w:hint="default"/>
+      </w:rPr>
+    </w:lvl>
+    <w:lvl w:ilvl="6" w:tplc="20000001" w:tentative="1">
+      <w:start w:val="1"/>
+      <w:numFmt w:val="bullet"/>
+      <w:lvlText w:val=""/>
+      <w:lvlJc w:val="left"/>
+      <w:pPr>
+        <w:ind w:left="5040" w:hanging="360"/>
+      </w:pPr>
+      <w:rPr>
+        <w:rFonts w:ascii="Symbol" w:hAnsi="Symbol" w:hint="default"/>
+      </w:rPr>
+    </w:lvl>
+    <w:lvl w:ilvl="7" w:tplc="20000003" w:tentative="1">
+      <w:start w:val="1"/>
+      <w:numFmt w:val="bullet"/>
+      <w:lvlText w:val="o"/>
+      <w:lvlJc w:val="left"/>
+      <w:pPr>
+        <w:ind w:left="5760" w:hanging="360"/>
+      </w:pPr>
+      <w:rPr>
+        <w:rFonts w:ascii="Courier New" w:hAnsi="Courier New" w:cs="Courier New" w:hint="default"/>
+      </w:rPr>
+    </w:lvl>
+    <w:lvl w:ilvl="8" w:tplc="20000005" w:tentative="1">
+      <w:start w:val="1"/>
+      <w:numFmt w:val="bullet"/>
+      <w:lvlText w:val=""/>
+      <w:lvlJc w:val="left"/>
+      <w:pPr>
+        <w:ind w:left="6480" w:hanging="360"/>
+      </w:pPr>
+      <w:rPr>
+        <w:rFonts w:ascii="Wingdings" w:hAnsi="Wingdings" w:hint="default"/>
+      </w:rPr>
+    </w:lvl>
+  </w:abstractNum>
+  <w:abstractNum w:abstractNumId="5" w15:restartNumberingAfterBreak="0">
     <w:nsid w:val="60B42261"/>
     <w:multiLevelType w:val="hybridMultilevel"/>
     <w:tmpl w:val="06C6183C"/>
     <w:numStyleLink w:val="ImportedStyle1"/>
   </w:abstractNum>
-  <w:abstractNum w:abstractNumId="5" w15:restartNumberingAfterBreak="0">
+  <w:abstractNum w:abstractNumId="6" w15:restartNumberingAfterBreak="0">
     <w:nsid w:val="6A5222FA"/>
     <w:multiLevelType w:val="hybridMultilevel"/>
     <w:tmpl w:val="06C6183C"/>
@@ -4618,7 +6260,7 @@
       </w:rPr>
     </w:lvl>
   </w:abstractNum>
-  <w:abstractNum w:abstractNumId="6" w15:restartNumberingAfterBreak="0">
+  <w:abstractNum w:abstractNumId="7" w15:restartNumberingAfterBreak="0">
     <w:nsid w:val="6C4A341F"/>
     <w:multiLevelType w:val="hybridMultilevel"/>
     <w:tmpl w:val="87C2A0FC"/>
@@ -4984,7 +6626,7 @@
       </w:rPr>
     </w:lvl>
   </w:abstractNum>
-  <w:abstractNum w:abstractNumId="7" w15:restartNumberingAfterBreak="0">
+  <w:abstractNum w:abstractNumId="8" w15:restartNumberingAfterBreak="0">
     <w:nsid w:val="745C3FB8"/>
     <w:multiLevelType w:val="hybridMultilevel"/>
     <w:tmpl w:val="CDB2A5A0"/>
@@ -5096,7 +6738,7 @@
       </w:rPr>
     </w:lvl>
   </w:abstractNum>
-  <w:abstractNum w:abstractNumId="8" w15:restartNumberingAfterBreak="0">
+  <w:abstractNum w:abstractNumId="9" w15:restartNumberingAfterBreak="0">
     <w:nsid w:val="770D0C07"/>
     <w:multiLevelType w:val="hybridMultilevel"/>
     <w:tmpl w:val="1AE4EC88"/>
@@ -5210,7 +6852,7 @@
     </w:lvl>
   </w:abstractNum>
   <w:num w:numId="1" w16cid:durableId="1674802296">
-    <w:abstractNumId w:val="8"/>
+    <w:abstractNumId w:val="9"/>
   </w:num>
   <w:num w:numId="2" w16cid:durableId="1482424905">
     <w:abstractNumId w:val="2"/>
@@ -5222,25 +6864,28 @@
     <w:abstractNumId w:val="1"/>
   </w:num>
   <w:num w:numId="5" w16cid:durableId="635136868">
+    <w:abstractNumId w:val="6"/>
+  </w:num>
+  <w:num w:numId="6" w16cid:durableId="1820345459">
     <w:abstractNumId w:val="5"/>
   </w:num>
-  <w:num w:numId="6" w16cid:durableId="1820345459">
-    <w:abstractNumId w:val="4"/>
-  </w:num>
   <w:num w:numId="7" w16cid:durableId="881865104">
-    <w:abstractNumId w:val="6"/>
+    <w:abstractNumId w:val="7"/>
   </w:num>
   <w:num w:numId="8" w16cid:durableId="1326978167">
     <w:abstractNumId w:val="0"/>
   </w:num>
   <w:num w:numId="9" w16cid:durableId="1080560031">
-    <w:abstractNumId w:val="7"/>
+    <w:abstractNumId w:val="8"/>
+  </w:num>
+  <w:num w:numId="10" w16cid:durableId="1528181298">
+    <w:abstractNumId w:val="4"/>
   </w:num>
 </w:numbering>
 </file>
 
 <file path=word/styles.xml><?xml version="1.0" encoding="utf-8"?>
-<w:styles xmlns:mc="http://schemas.openxmlformats.org/markup-compatibility/2006" xmlns:r="http://schemas.openxmlformats.org/officeDocument/2006/relationships" xmlns:w="http://schemas.openxmlformats.org/wordprocessingml/2006/main" xmlns:w14="http://schemas.microsoft.com/office/word/2010/wordml" xmlns:w15="http://schemas.microsoft.com/office/word/2012/wordml" xmlns:w16cex="http://schemas.microsoft.com/office/word/2018/wordml/cex" xmlns:w16cid="http://schemas.microsoft.com/office/word/2016/wordml/cid" xmlns:w16="http://schemas.microsoft.com/office/word/2018/wordml" xmlns:w16sdtdh="http://schemas.microsoft.com/office/word/2020/wordml/sdtdatahash" xmlns:w16se="http://schemas.microsoft.com/office/word/2015/wordml/symex" mc:Ignorable="w14 w15 w16se w16cid w16 w16cex w16sdtdh">
+<w:styles xmlns:mc="http://schemas.openxmlformats.org/markup-compatibility/2006" xmlns:r="http://schemas.openxmlformats.org/officeDocument/2006/relationships" xmlns:w="http://schemas.openxmlformats.org/wordprocessingml/2006/main" xmlns:w14="http://schemas.microsoft.com/office/word/2010/wordml" xmlns:w15="http://schemas.microsoft.com/office/word/2012/wordml" xmlns:w16cex="http://schemas.microsoft.com/office/word/2018/wordml/cex" xmlns:w16cid="http://schemas.microsoft.com/office/word/2016/wordml/cid" xmlns:w16="http://schemas.microsoft.com/office/word/2018/wordml" xmlns:w16du="http://schemas.microsoft.com/office/word/2023/wordml/word16du" xmlns:w16sdtdh="http://schemas.microsoft.com/office/word/2020/wordml/sdtdatahash" xmlns:w16sdtfl="http://schemas.microsoft.com/office/word/2024/wordml/sdtformatlock" xmlns:w16se="http://schemas.microsoft.com/office/word/2015/wordml/symex" mc:Ignorable="w14 w15 w16se w16cid w16 w16cex w16sdtdh w16sdtfl w16du">
   <w:docDefaults>
     <w:rPrDefault>
       <w:rPr>
@@ -5713,7 +7358,6 @@
   <w:style w:type="character" w:default="1" w:styleId="DefaultParagraphFont">
     <w:name w:val="Default Paragraph Font"/>
     <w:uiPriority w:val="1"/>
-    <w:semiHidden/>
     <w:unhideWhenUsed/>
   </w:style>
   <w:style w:type="table" w:default="1" w:styleId="TableNormal">
